--- a/ТЗ Secure Vault.docx
+++ b/ТЗ Secure Vault.docx
@@ -49,7 +49,30 @@
         <w:t xml:space="preserve">Описание: </w:t>
       </w:r>
       <w:r>
-        <w:t>Персональное хранилище документов со сквозным шифрованием</w:t>
+        <w:t>Облачное</w:t>
+      </w:r>
+      <w:r>
+        <w:t xml:space="preserve"> хранилище документов </w:t>
+      </w:r>
+      <w:r>
+        <w:t xml:space="preserve">с </w:t>
+      </w:r>
+      <w:proofErr w:type="spellStart"/>
+      <w:r>
+        <w:t>ш</w:t>
+      </w:r>
+      <w:r>
+        <w:t>а</w:t>
+      </w:r>
+      <w:r>
+        <w:t>рингом</w:t>
+      </w:r>
+      <w:proofErr w:type="spellEnd"/>
+      <w:r>
+        <w:t xml:space="preserve"> </w:t>
+      </w:r>
+      <w:r>
+        <w:t>файлов</w:t>
       </w:r>
     </w:p>
     <w:p>
@@ -185,7 +208,13 @@
         <w:spacing w:after="120"/>
       </w:pPr>
       <w:r>
-        <w:t>Администратор – управляет правами доступа</w:t>
+        <w:t>Владелец</w:t>
+      </w:r>
+      <w:r>
+        <w:t xml:space="preserve"> – </w:t>
+      </w:r>
+      <w:r>
+        <w:t>полный доступ</w:t>
       </w:r>
     </w:p>
     <w:p>
@@ -202,6 +231,119 @@
           <w:bCs/>
         </w:rPr>
         <w:t>2.2. Базовый функционал (MVP)</w:t>
+      </w:r>
+    </w:p>
+    <w:p>
+      <w:pPr>
+        <w:spacing w:after="120"/>
+      </w:pPr>
+      <w:r>
+        <w:rPr>
+          <w:b/>
+          <w:bCs/>
+        </w:rPr>
+        <w:t>Аутентификация и сессии</w:t>
+      </w:r>
+    </w:p>
+    <w:p>
+      <w:pPr>
+        <w:numPr>
+          <w:ilvl w:val="0"/>
+          <w:numId w:val="20"/>
+        </w:numPr>
+        <w:spacing w:after="120"/>
+      </w:pPr>
+      <w:r>
+        <w:t xml:space="preserve">Регистрация пользователя по </w:t>
+      </w:r>
+      <w:r>
+        <w:t>логину</w:t>
+      </w:r>
+      <w:r>
+        <w:t>/паролю.</w:t>
+      </w:r>
+    </w:p>
+    <w:p>
+      <w:pPr>
+        <w:numPr>
+          <w:ilvl w:val="0"/>
+          <w:numId w:val="21"/>
+        </w:numPr>
+        <w:spacing w:after="120"/>
+      </w:pPr>
+      <w:r>
+        <w:t xml:space="preserve">Вход/выход по сессионным </w:t>
+      </w:r>
+      <w:proofErr w:type="spellStart"/>
+      <w:r>
+        <w:t>токенам</w:t>
+      </w:r>
+      <w:proofErr w:type="spellEnd"/>
+      <w:r>
+        <w:t>; обновление сессии без повторного логина.</w:t>
+      </w:r>
+    </w:p>
+    <w:p>
+      <w:pPr>
+        <w:numPr>
+          <w:ilvl w:val="0"/>
+          <w:numId w:val="22"/>
+        </w:numPr>
+        <w:spacing w:after="120"/>
+      </w:pPr>
+      <w:r>
+        <w:t xml:space="preserve">Проверка уникальности </w:t>
+      </w:r>
+      <w:r>
+        <w:t>логина.</w:t>
+      </w:r>
+    </w:p>
+    <w:p>
+      <w:pPr>
+        <w:spacing w:after="120"/>
+      </w:pPr>
+      <w:r>
+        <w:rPr>
+          <w:b/>
+          <w:bCs/>
+        </w:rPr>
+        <w:t>Профиль и настройки</w:t>
+      </w:r>
+    </w:p>
+    <w:p>
+      <w:pPr>
+        <w:numPr>
+          <w:ilvl w:val="0"/>
+          <w:numId w:val="23"/>
+        </w:numPr>
+        <w:spacing w:after="120"/>
+      </w:pPr>
+      <w:r>
+        <w:t>Смена пароля.</w:t>
+      </w:r>
+    </w:p>
+    <w:p>
+      <w:pPr>
+        <w:spacing w:after="120"/>
+      </w:pPr>
+      <w:r>
+        <w:rPr>
+          <w:b/>
+          <w:bCs/>
+        </w:rPr>
+        <w:t>Файлы</w:t>
+      </w:r>
+    </w:p>
+    <w:p>
+      <w:pPr>
+        <w:numPr>
+          <w:ilvl w:val="0"/>
+          <w:numId w:val="24"/>
+        </w:numPr>
+        <w:spacing w:after="120"/>
+      </w:pPr>
+      <w:r>
+        <w:t>Загрузка файла в хранилище S3-совместимого типа с сохранением метаданных в БД.</w:t>
       </w:r>
     </w:p>
     <w:p>
@@ -213,394 +355,59 @@
         <w:spacing w:after="120"/>
       </w:pPr>
       <w:r>
-        <w:t>Регистрация и аутентификация пользователей</w:t>
-      </w:r>
-    </w:p>
-    <w:p>
-      <w:pPr>
-        <w:numPr>
-          <w:ilvl w:val="1"/>
-          <w:numId w:val="25"/>
-        </w:numPr>
-        <w:spacing w:after="120"/>
-      </w:pPr>
-      <w:r>
-        <w:t>Пользователь создаёт аккаунт и получает уникальную пару ключей (</w:t>
-      </w:r>
-      <w:proofErr w:type="spellStart"/>
-      <w:r>
-        <w:t>public</w:t>
-      </w:r>
-      <w:proofErr w:type="spellEnd"/>
-      <w:r>
-        <w:t>/</w:t>
-      </w:r>
-      <w:proofErr w:type="spellStart"/>
-      <w:r>
-        <w:t>private</w:t>
-      </w:r>
-      <w:proofErr w:type="spellEnd"/>
-      <w:r>
-        <w:t>).</w:t>
-      </w:r>
-    </w:p>
-    <w:p>
-      <w:pPr>
-        <w:numPr>
-          <w:ilvl w:val="1"/>
-          <w:numId w:val="25"/>
-        </w:numPr>
-        <w:spacing w:after="120"/>
-      </w:pPr>
-      <w:r>
-        <w:t>Приватный ключ хранится на сервере в зашифрованном виде (паролем пользователя).</w:t>
+        <w:t>Просмотр метаданных (имя, размер, тип, дата создания/обновления, владелец).</w:t>
       </w:r>
     </w:p>
     <w:p>
       <w:pPr>
         <w:numPr>
           <w:ilvl w:val="0"/>
-          <w:numId w:val="25"/>
+          <w:numId w:val="26"/>
         </w:numPr>
         <w:spacing w:after="120"/>
       </w:pPr>
       <w:r>
-        <w:t>Загрузка файлов в хранилище</w:t>
-      </w:r>
-    </w:p>
-    <w:p>
-      <w:pPr>
-        <w:numPr>
-          <w:ilvl w:val="1"/>
-          <w:numId w:val="25"/>
-        </w:numPr>
-        <w:spacing w:after="120"/>
-      </w:pPr>
-      <w:r>
-        <w:t>Файл перед загрузкой шифруется на клиенте с помощью случайного симметричного ключа (AES).</w:t>
-      </w:r>
-    </w:p>
-    <w:p>
-      <w:pPr>
-        <w:numPr>
-          <w:ilvl w:val="1"/>
-          <w:numId w:val="25"/>
-        </w:numPr>
-        <w:spacing w:after="120"/>
-      </w:pPr>
-      <w:r>
-        <w:t xml:space="preserve">Сервер получает только </w:t>
-      </w:r>
-      <w:proofErr w:type="spellStart"/>
-      <w:r>
-        <w:t>ciphertext</w:t>
-      </w:r>
-      <w:proofErr w:type="spellEnd"/>
-      <w:r>
-        <w:t xml:space="preserve"> и зашифрованный </w:t>
-      </w:r>
-      <w:proofErr w:type="spellStart"/>
-      <w:r>
-        <w:t>session_key</w:t>
-      </w:r>
-      <w:proofErr w:type="spellEnd"/>
-      <w:r>
-        <w:t>.</w:t>
+        <w:t>Скачивание/просмотр (если разрешено правами).</w:t>
       </w:r>
     </w:p>
     <w:p>
       <w:pPr>
         <w:numPr>
           <w:ilvl w:val="0"/>
-          <w:numId w:val="25"/>
+          <w:numId w:val="27"/>
         </w:numPr>
         <w:spacing w:after="120"/>
       </w:pPr>
       <w:r>
-        <w:t>Хранение файлов</w:t>
-      </w:r>
-    </w:p>
-    <w:p>
-      <w:pPr>
-        <w:numPr>
-          <w:ilvl w:val="1"/>
-          <w:numId w:val="25"/>
-        </w:numPr>
-        <w:spacing w:after="120"/>
-      </w:pPr>
-      <w:r>
-        <w:t>Файлы хранятся в объектном хранилище (например, AWS S3</w:t>
-      </w:r>
-      <w:r>
-        <w:t xml:space="preserve"> или аналоги</w:t>
-      </w:r>
-      <w:r>
-        <w:t>).</w:t>
-      </w:r>
-    </w:p>
-    <w:p>
-      <w:pPr>
-        <w:numPr>
-          <w:ilvl w:val="1"/>
-          <w:numId w:val="25"/>
-        </w:numPr>
-        <w:spacing w:after="120"/>
-      </w:pPr>
-      <w:r>
-        <w:t>В базе данных хранятся только метаданные и зашифрованные ключи.</w:t>
+        <w:t>Переименование файла.</w:t>
       </w:r>
     </w:p>
     <w:p>
       <w:pPr>
         <w:numPr>
           <w:ilvl w:val="0"/>
-          <w:numId w:val="25"/>
+          <w:numId w:val="28"/>
         </w:numPr>
         <w:spacing w:after="120"/>
       </w:pPr>
       <w:r>
-        <w:t>Организация файлов</w:t>
-      </w:r>
-    </w:p>
-    <w:p>
-      <w:pPr>
-        <w:numPr>
-          <w:ilvl w:val="1"/>
-          <w:numId w:val="25"/>
-        </w:numPr>
-        <w:spacing w:after="120"/>
-      </w:pPr>
-      <w:r>
-        <w:t>Пользователь может создавать папки и перемещать файлы.</w:t>
-      </w:r>
-    </w:p>
-    <w:p>
-      <w:pPr>
-        <w:numPr>
-          <w:ilvl w:val="1"/>
-          <w:numId w:val="25"/>
-        </w:numPr>
-        <w:spacing w:after="120"/>
-      </w:pPr>
-      <w:r>
-        <w:t>Названия файлов и папок тоже зашифрованы (недоступны серверу).</w:t>
-      </w:r>
-    </w:p>
-    <w:p>
-      <w:pPr>
-        <w:numPr>
-          <w:ilvl w:val="0"/>
-          <w:numId w:val="25"/>
-        </w:numPr>
-        <w:spacing w:after="120"/>
-      </w:pPr>
-      <w:r>
-        <w:t>Загрузка и расшифровка файлов</w:t>
-      </w:r>
-    </w:p>
-    <w:p>
-      <w:pPr>
-        <w:numPr>
-          <w:ilvl w:val="1"/>
-          <w:numId w:val="25"/>
-        </w:numPr>
-        <w:spacing w:after="120"/>
-      </w:pPr>
-      <w:r>
-        <w:t xml:space="preserve">Пользователь скачивает зашифрованный файл и </w:t>
-      </w:r>
-      <w:proofErr w:type="spellStart"/>
-      <w:r>
-        <w:t>session_key_encrypted.</w:t>
-      </w:r>
-      <w:proofErr w:type="spellEnd"/>
-    </w:p>
-    <w:p>
-      <w:pPr>
-        <w:numPr>
-          <w:ilvl w:val="1"/>
-          <w:numId w:val="25"/>
-        </w:numPr>
-        <w:spacing w:after="120"/>
-      </w:pPr>
-      <w:r>
-        <w:t xml:space="preserve">На клиенте </w:t>
-      </w:r>
-      <w:proofErr w:type="spellStart"/>
-      <w:r>
-        <w:t>session_key</w:t>
-      </w:r>
-      <w:proofErr w:type="spellEnd"/>
-      <w:r>
-        <w:t xml:space="preserve"> расшифровывается приватным ключом, после чего файл расшифровывается.</w:t>
-      </w:r>
-    </w:p>
-    <w:p>
-      <w:pPr>
-        <w:numPr>
-          <w:ilvl w:val="0"/>
-          <w:numId w:val="25"/>
-        </w:numPr>
-        <w:spacing w:after="120"/>
-      </w:pPr>
-      <w:r>
-        <w:t>Удаление файлов</w:t>
-      </w:r>
-    </w:p>
-    <w:p>
-      <w:pPr>
-        <w:numPr>
-          <w:ilvl w:val="1"/>
-          <w:numId w:val="25"/>
-        </w:numPr>
-        <w:spacing w:after="120"/>
-      </w:pPr>
-      <w:r>
-        <w:t>Пользователь может удалять файлы и их метаданные.</w:t>
-      </w:r>
-    </w:p>
-    <w:p>
-      <w:pPr>
-        <w:numPr>
-          <w:ilvl w:val="1"/>
-          <w:numId w:val="25"/>
-        </w:numPr>
-        <w:spacing w:after="120"/>
-      </w:pPr>
-      <w:r>
-        <w:t>После удаления файл становится недоступным для всех участников.</w:t>
-      </w:r>
-    </w:p>
-    <w:p>
-      <w:pPr>
-        <w:numPr>
-          <w:ilvl w:val="0"/>
-          <w:numId w:val="25"/>
-        </w:numPr>
-        <w:spacing w:after="120"/>
-      </w:pPr>
-      <w:r>
-        <w:t>Совместный доступ между пользователями системы</w:t>
-      </w:r>
-    </w:p>
-    <w:p>
-      <w:pPr>
-        <w:numPr>
-          <w:ilvl w:val="1"/>
-          <w:numId w:val="25"/>
-        </w:numPr>
-        <w:spacing w:after="120"/>
-      </w:pPr>
-      <w:r>
-        <w:t xml:space="preserve">Владелец может расшифровать </w:t>
-      </w:r>
-      <w:proofErr w:type="spellStart"/>
-      <w:r>
-        <w:t>session_key</w:t>
-      </w:r>
-      <w:proofErr w:type="spellEnd"/>
-      <w:r>
-        <w:t xml:space="preserve"> приватным ключом и зашифровать его публичным ключом другого пользователя.</w:t>
-      </w:r>
-    </w:p>
-    <w:p>
-      <w:pPr>
-        <w:numPr>
-          <w:ilvl w:val="1"/>
-          <w:numId w:val="25"/>
-        </w:numPr>
-        <w:spacing w:after="120"/>
-      </w:pPr>
-      <w:r>
-        <w:t>В БД сохраняется</w:t>
-      </w:r>
-      <w:r>
-        <w:rPr>
-          <w:lang w:val="en-US"/>
-        </w:rPr>
-        <w:t> session</w:t>
-      </w:r>
-      <w:r>
-        <w:t>_</w:t>
-      </w:r>
-      <w:r>
-        <w:rPr>
-          <w:lang w:val="en-US"/>
-        </w:rPr>
-        <w:t>key</w:t>
-      </w:r>
-      <w:r>
-        <w:t>_</w:t>
-      </w:r>
-      <w:r>
-        <w:rPr>
-          <w:lang w:val="en-US"/>
-        </w:rPr>
-        <w:t>encrypted</w:t>
-      </w:r>
-      <w:r>
-        <w:t xml:space="preserve"> </w:t>
-      </w:r>
-      <w:r>
-        <w:t>для этого пользователя</w:t>
-      </w:r>
-      <w:r>
-        <w:t>.</w:t>
-      </w:r>
-    </w:p>
-    <w:p>
-      <w:pPr>
-        <w:numPr>
-          <w:ilvl w:val="0"/>
-          <w:numId w:val="25"/>
-        </w:numPr>
-        <w:spacing w:after="120"/>
-      </w:pPr>
-      <w:r>
-        <w:lastRenderedPageBreak/>
-        <w:t xml:space="preserve">Поиск по </w:t>
-      </w:r>
-      <w:r>
-        <w:t>имени</w:t>
-      </w:r>
-      <w:r>
-        <w:t xml:space="preserve"> и метаданным</w:t>
-      </w:r>
-    </w:p>
-    <w:p>
-      <w:pPr>
-        <w:numPr>
-          <w:ilvl w:val="1"/>
-          <w:numId w:val="25"/>
-        </w:numPr>
-        <w:spacing w:after="120"/>
-      </w:pPr>
-      <w:r>
-        <w:t xml:space="preserve">Поиск по имени и </w:t>
-      </w:r>
-      <w:r>
-        <w:t>метаданным</w:t>
-      </w:r>
-      <w:r>
-        <w:t xml:space="preserve"> возможен только после локальной расшифровки.</w:t>
-      </w:r>
-    </w:p>
-    <w:p>
-      <w:pPr>
-        <w:pStyle w:val="a3"/>
-        <w:numPr>
-          <w:ilvl w:val="0"/>
-          <w:numId w:val="25"/>
-        </w:numPr>
-        <w:spacing w:after="120"/>
-      </w:pPr>
-      <w:r>
-        <w:t>Проверка целостности файлов</w:t>
-      </w:r>
-    </w:p>
-    <w:p>
-      <w:pPr>
-        <w:pStyle w:val="a3"/>
+        <w:t>Удаление файла с одновременным удалением объекта в S3.</w:t>
+      </w:r>
+    </w:p>
+    <w:p>
+      <w:pPr>
+        <w:spacing w:after="120"/>
+      </w:pPr>
+      <w:r>
+        <w:rPr>
+          <w:b/>
+          <w:bCs/>
+        </w:rPr>
+        <w:t>Папки и навигация</w:t>
+      </w:r>
+    </w:p>
+    <w:p>
+      <w:pPr>
         <w:numPr>
           <w:ilvl w:val="0"/>
           <w:numId w:val="29"/>
@@ -608,60 +415,266 @@
         <w:spacing w:after="120"/>
       </w:pPr>
       <w:r>
-        <w:t xml:space="preserve">При загрузке </w:t>
-      </w:r>
-      <w:r>
-        <w:t>файла</w:t>
-      </w:r>
-      <w:r>
-        <w:t xml:space="preserve"> вычисляется </w:t>
-      </w:r>
-      <w:proofErr w:type="spellStart"/>
-      <w:r>
-        <w:t>хэш</w:t>
-      </w:r>
-      <w:proofErr w:type="spellEnd"/>
-      <w:r>
-        <w:t xml:space="preserve"> (SHA-256) от оригинального содержимого.</w:t>
-      </w:r>
-    </w:p>
-    <w:p>
-      <w:pPr>
-        <w:pStyle w:val="a3"/>
+        <w:t>Создание папок и вложенных структур.</w:t>
+      </w:r>
+    </w:p>
+    <w:p>
+      <w:pPr>
         <w:numPr>
           <w:ilvl w:val="0"/>
-          <w:numId w:val="29"/>
+          <w:numId w:val="30"/>
         </w:numPr>
         <w:spacing w:after="120"/>
       </w:pPr>
-      <w:proofErr w:type="spellStart"/>
-      <w:r>
-        <w:t>Хэш</w:t>
-      </w:r>
-      <w:proofErr w:type="spellEnd"/>
-      <w:r>
-        <w:t xml:space="preserve"> сохраняется в зашифрованном виде вместе с метаданными.</w:t>
-      </w:r>
-    </w:p>
-    <w:p>
-      <w:pPr>
-        <w:pStyle w:val="a3"/>
+      <w:r>
+        <w:t>Переименование папок.</w:t>
+      </w:r>
+    </w:p>
+    <w:p>
+      <w:pPr>
         <w:numPr>
           <w:ilvl w:val="0"/>
-          <w:numId w:val="29"/>
+          <w:numId w:val="31"/>
         </w:numPr>
         <w:spacing w:after="120"/>
       </w:pPr>
       <w:r>
-        <w:t xml:space="preserve">При скачивании клиент сверяет </w:t>
-      </w:r>
+        <w:t>Удаление пустых папок; удаление с содержимым (при наличии прав).</w:t>
+      </w:r>
+    </w:p>
+    <w:p>
+      <w:pPr>
+        <w:spacing w:after="120"/>
+      </w:pPr>
+      <w:r>
+        <w:rPr>
+          <w:b/>
+          <w:bCs/>
+        </w:rPr>
+        <w:t>Поиск и фильтрация</w:t>
+      </w:r>
+    </w:p>
+    <w:p>
+      <w:pPr>
+        <w:numPr>
+          <w:ilvl w:val="0"/>
+          <w:numId w:val="32"/>
+        </w:numPr>
+        <w:spacing w:after="120"/>
+      </w:pPr>
+      <w:r>
+        <w:t>Поиск по имени файла/папки (частичное совпадение).</w:t>
+      </w:r>
+    </w:p>
+    <w:p>
+      <w:pPr>
+        <w:spacing w:after="120"/>
+      </w:pPr>
       <w:proofErr w:type="spellStart"/>
       <w:r>
-        <w:t>хэш</w:t>
+        <w:rPr>
+          <w:b/>
+          <w:bCs/>
+        </w:rPr>
+        <w:t>Шаринг</w:t>
       </w:r>
       <w:proofErr w:type="spellEnd"/>
       <w:r>
-        <w:t>, чтобы убедиться, что файл не повреждён.</w:t>
+        <w:rPr>
+          <w:b/>
+          <w:bCs/>
+        </w:rPr>
+        <w:t xml:space="preserve"> и права доступа</w:t>
+      </w:r>
+    </w:p>
+    <w:p>
+      <w:pPr>
+        <w:numPr>
+          <w:ilvl w:val="0"/>
+          <w:numId w:val="33"/>
+        </w:numPr>
+        <w:spacing w:after="120"/>
+      </w:pPr>
+      <w:r>
+        <w:t>Предоставление доступа другим пользователям с уровнями </w:t>
+      </w:r>
+      <w:proofErr w:type="spellStart"/>
+      <w:r>
+        <w:t>read</w:t>
+      </w:r>
+      <w:proofErr w:type="spellEnd"/>
+      <w:r>
+        <w:t> или </w:t>
+      </w:r>
+      <w:proofErr w:type="spellStart"/>
+      <w:r>
+        <w:t>write</w:t>
+      </w:r>
+      <w:proofErr w:type="spellEnd"/>
+      <w:r>
+        <w:t>.</w:t>
+      </w:r>
+    </w:p>
+    <w:p>
+      <w:pPr>
+        <w:numPr>
+          <w:ilvl w:val="0"/>
+          <w:numId w:val="34"/>
+        </w:numPr>
+        <w:spacing w:after="120"/>
+      </w:pPr>
+      <w:r>
+        <w:t>Просмотр списка участников и их ролей для файла/папки.</w:t>
+      </w:r>
+    </w:p>
+    <w:p>
+      <w:pPr>
+        <w:numPr>
+          <w:ilvl w:val="0"/>
+          <w:numId w:val="35"/>
+        </w:numPr>
+        <w:spacing w:after="120"/>
+      </w:pPr>
+      <w:r>
+        <w:t>Изменение/отзыв доступа.</w:t>
+      </w:r>
+    </w:p>
+    <w:p>
+      <w:pPr>
+        <w:spacing w:after="120"/>
+      </w:pPr>
+      <w:r>
+        <w:rPr>
+          <w:b/>
+          <w:bCs/>
+        </w:rPr>
+        <w:t>Уведомления</w:t>
+      </w:r>
+    </w:p>
+    <w:p>
+      <w:pPr>
+        <w:numPr>
+          <w:ilvl w:val="0"/>
+          <w:numId w:val="36"/>
+        </w:numPr>
+        <w:spacing w:after="120"/>
+      </w:pPr>
+      <w:r>
+        <w:lastRenderedPageBreak/>
+        <w:t>Уведомления о выдаче/изменении доступа.</w:t>
+      </w:r>
+    </w:p>
+    <w:p>
+      <w:pPr>
+        <w:spacing w:after="120"/>
+      </w:pPr>
+      <w:r>
+        <w:rPr>
+          <w:b/>
+          <w:bCs/>
+        </w:rPr>
+        <w:t xml:space="preserve">Ограничения и </w:t>
+      </w:r>
+      <w:proofErr w:type="spellStart"/>
+      <w:r>
+        <w:rPr>
+          <w:b/>
+          <w:bCs/>
+        </w:rPr>
+        <w:t>валидации</w:t>
+      </w:r>
+      <w:proofErr w:type="spellEnd"/>
+    </w:p>
+    <w:p>
+      <w:pPr>
+        <w:numPr>
+          <w:ilvl w:val="0"/>
+          <w:numId w:val="37"/>
+        </w:numPr>
+        <w:spacing w:after="120"/>
+      </w:pPr>
+      <w:r>
+        <w:t>Проверка сложности пароля</w:t>
+      </w:r>
+    </w:p>
+    <w:p>
+      <w:pPr>
+        <w:spacing w:after="120"/>
+      </w:pPr>
+      <w:r>
+        <w:rPr>
+          <w:b/>
+          <w:bCs/>
+        </w:rPr>
+        <w:t>Клиент</w:t>
+      </w:r>
+    </w:p>
+    <w:p>
+      <w:pPr>
+        <w:numPr>
+          <w:ilvl w:val="0"/>
+          <w:numId w:val="38"/>
+        </w:numPr>
+        <w:spacing w:after="120"/>
+      </w:pPr>
+      <w:r>
+        <w:t>Авторизация/регистрация, хранение сессии.</w:t>
+      </w:r>
+    </w:p>
+    <w:p>
+      <w:pPr>
+        <w:numPr>
+          <w:ilvl w:val="0"/>
+          <w:numId w:val="39"/>
+        </w:numPr>
+        <w:spacing w:after="120"/>
+      </w:pPr>
+      <w:r>
+        <w:t>Список файлов/папок, навигация, действия (загрузка, переименование, удаление, создание папок).</w:t>
+      </w:r>
+    </w:p>
+    <w:p>
+      <w:pPr>
+        <w:numPr>
+          <w:ilvl w:val="0"/>
+          <w:numId w:val="40"/>
+        </w:numPr>
+        <w:spacing w:after="120"/>
+      </w:pPr>
+      <w:r>
+        <w:t xml:space="preserve">Управление </w:t>
+      </w:r>
+      <w:proofErr w:type="spellStart"/>
+      <w:r>
+        <w:t>шарингом</w:t>
+      </w:r>
+      <w:proofErr w:type="spellEnd"/>
+      <w:r>
+        <w:t xml:space="preserve"> и просмотр прав.</w:t>
+      </w:r>
+    </w:p>
+    <w:p>
+      <w:pPr>
+        <w:numPr>
+          <w:ilvl w:val="0"/>
+          <w:numId w:val="41"/>
+        </w:numPr>
+        <w:spacing w:after="120"/>
+      </w:pPr>
+      <w:r>
+        <w:t>Получение и отображение уведомлений.</w:t>
+      </w:r>
+    </w:p>
+    <w:p>
+      <w:pPr>
+        <w:numPr>
+          <w:ilvl w:val="0"/>
+          <w:numId w:val="42"/>
+        </w:numPr>
+        <w:spacing w:after="120"/>
+      </w:pPr>
+      <w:r>
+        <w:t>Индикация загрузок/ошибок, повторная попытка.</w:t>
       </w:r>
     </w:p>
     <w:p>
@@ -678,6 +691,141 @@
           <w:bCs/>
         </w:rPr>
         <w:t>2.3. Нефункциональные требования</w:t>
+      </w:r>
+    </w:p>
+    <w:p>
+      <w:pPr>
+        <w:numPr>
+          <w:ilvl w:val="0"/>
+          <w:numId w:val="2"/>
+        </w:numPr>
+        <w:spacing w:after="120"/>
+      </w:pPr>
+      <w:r>
+        <w:t xml:space="preserve">Кроссплатформенность: </w:t>
+      </w:r>
+      <w:proofErr w:type="spellStart"/>
+      <w:r>
+        <w:t>iOS</w:t>
+      </w:r>
+      <w:proofErr w:type="spellEnd"/>
+      <w:r>
+        <w:t xml:space="preserve"> 13+/</w:t>
+      </w:r>
+      <w:proofErr w:type="spellStart"/>
+      <w:r>
+        <w:t>Android</w:t>
+      </w:r>
+      <w:proofErr w:type="spellEnd"/>
+      <w:r>
+        <w:t xml:space="preserve"> 8+.</w:t>
+      </w:r>
+    </w:p>
+    <w:p>
+      <w:pPr>
+        <w:numPr>
+          <w:ilvl w:val="0"/>
+          <w:numId w:val="2"/>
+        </w:numPr>
+        <w:spacing w:after="120"/>
+      </w:pPr>
+      <w:r>
+        <w:t xml:space="preserve">Время отклика UI: &lt;200 </w:t>
+      </w:r>
+      <w:proofErr w:type="spellStart"/>
+      <w:r>
+        <w:t>ms</w:t>
+      </w:r>
+      <w:proofErr w:type="spellEnd"/>
+      <w:r>
+        <w:t xml:space="preserve"> на основные экраны (при наличии сети).</w:t>
+      </w:r>
+    </w:p>
+    <w:p>
+      <w:pPr>
+        <w:numPr>
+          <w:ilvl w:val="0"/>
+          <w:numId w:val="2"/>
+        </w:numPr>
+        <w:spacing w:after="120"/>
+      </w:pPr>
+      <w:r>
+        <w:t xml:space="preserve">Безопасность: HTTPS, </w:t>
+      </w:r>
+      <w:r>
+        <w:t>шифрование данных, ограничение доступов</w:t>
+      </w:r>
+      <w:r>
+        <w:t>.</w:t>
+      </w:r>
+    </w:p>
+    <w:p>
+      <w:pPr>
+        <w:numPr>
+          <w:ilvl w:val="0"/>
+          <w:numId w:val="2"/>
+        </w:numPr>
+        <w:spacing w:after="120"/>
+      </w:pPr>
+      <w:r>
+        <w:t>Конфиденциальность: соответствие общим требованиям (</w:t>
+      </w:r>
+      <w:proofErr w:type="spellStart"/>
+      <w:r>
+        <w:t>анонизированные</w:t>
+      </w:r>
+      <w:proofErr w:type="spellEnd"/>
+      <w:r>
+        <w:t xml:space="preserve"> </w:t>
+      </w:r>
+      <w:proofErr w:type="spellStart"/>
+      <w:r>
+        <w:t>логи</w:t>
+      </w:r>
+      <w:proofErr w:type="spellEnd"/>
+      <w:r>
+        <w:t>), возможность удаления аккаунта.</w:t>
+      </w:r>
+    </w:p>
+    <w:p>
+      <w:pPr>
+        <w:numPr>
+          <w:ilvl w:val="0"/>
+          <w:numId w:val="2"/>
+        </w:numPr>
+        <w:spacing w:after="120"/>
+      </w:pPr>
+      <w:r>
+        <w:t>Локализация: RU</w:t>
+      </w:r>
+    </w:p>
+    <w:p>
+      <w:pPr>
+        <w:spacing w:after="120"/>
+      </w:pPr>
+      <w:r>
+        <w:rPr>
+          <w:noProof/>
+        </w:rPr>
+        <w:pict w14:anchorId="2420ED18">
+          <v:rect id="_x0000_i1040" alt="" style="width:467.75pt;height:.05pt;mso-width-percent:0;mso-height-percent:0;mso-width-percent:0;mso-height-percent:0" o:hralign="center" o:hrstd="t" o:hr="t" fillcolor="#a0a0a0" stroked="f"/>
+        </w:pict>
+      </w:r>
+    </w:p>
+    <w:p>
+      <w:pPr>
+        <w:spacing w:after="120"/>
+        <w:rPr>
+          <w:b/>
+          <w:bCs/>
+        </w:rPr>
+      </w:pPr>
+      <w:r>
+        <w:rPr>
+          <w:b/>
+          <w:bCs/>
+        </w:rPr>
+        <w:t>3. Предложенный стек технологий</w:t>
       </w:r>
     </w:p>
     <w:p>
@@ -688,24 +836,39 @@
         </w:numPr>
         <w:spacing w:after="120"/>
       </w:pPr>
-      <w:r>
-        <w:t xml:space="preserve">Кроссплатформенность: </w:t>
-      </w:r>
       <w:proofErr w:type="spellStart"/>
       <w:r>
-        <w:t>iOS</w:t>
+        <w:t>Frontend</w:t>
       </w:r>
       <w:proofErr w:type="spellEnd"/>
       <w:r>
-        <w:t xml:space="preserve"> 13+/</w:t>
-      </w:r>
-      <w:proofErr w:type="spellStart"/>
-      <w:r>
-        <w:t>Android</w:t>
-      </w:r>
-      <w:proofErr w:type="spellEnd"/>
-      <w:r>
-        <w:t xml:space="preserve"> 8+.</w:t>
+        <w:t xml:space="preserve"> (мобильное): </w:t>
+      </w:r>
+      <w:r>
+        <w:rPr>
+          <w:b/>
+          <w:bCs/>
+          <w:lang w:val="en-US"/>
+        </w:rPr>
+        <w:t>React</w:t>
+      </w:r>
+      <w:r>
+        <w:rPr>
+          <w:b/>
+          <w:bCs/>
+        </w:rPr>
+        <w:t xml:space="preserve"> </w:t>
+      </w:r>
+      <w:r>
+        <w:rPr>
+          <w:b/>
+          <w:bCs/>
+          <w:lang w:val="en-US"/>
+        </w:rPr>
+        <w:t>Native</w:t>
+      </w:r>
+      <w:r>
+        <w:t xml:space="preserve"> — кроссплатформенно, быстрая разработка UI.</w:t>
       </w:r>
     </w:p>
     <w:p>
@@ -717,15 +880,39 @@
         <w:spacing w:after="120"/>
       </w:pPr>
       <w:r>
-        <w:t xml:space="preserve">Время отклика UI: &lt;200 </w:t>
+        <w:rPr>
+          <w:lang w:val="en-US"/>
+        </w:rPr>
+        <w:t>Backend</w:t>
+      </w:r>
+      <w:r>
+        <w:t xml:space="preserve">: </w:t>
       </w:r>
       <w:proofErr w:type="spellStart"/>
       <w:r>
-        <w:t>ms</w:t>
+        <w:rPr>
+          <w:b/>
+          <w:bCs/>
+          <w:lang w:val="en-US"/>
+        </w:rPr>
+        <w:t>FastAPI</w:t>
       </w:r>
       <w:proofErr w:type="spellEnd"/>
       <w:r>
-        <w:t xml:space="preserve"> на основные экраны (при наличии сети).</w:t>
+        <w:rPr>
+          <w:b/>
+          <w:bCs/>
+        </w:rPr>
+        <w:t xml:space="preserve"> </w:t>
+      </w:r>
+      <w:r>
+        <w:t xml:space="preserve">— </w:t>
+      </w:r>
+      <w:r>
+        <w:t>позволяет гибко настраивать модель данных</w:t>
+      </w:r>
+      <w:r>
+        <w:t>.</w:t>
       </w:r>
     </w:p>
     <w:p>
@@ -737,13 +924,15 @@
         <w:spacing w:after="120"/>
       </w:pPr>
       <w:r>
-        <w:t xml:space="preserve">Безопасность: HTTPS, </w:t>
-      </w:r>
-      <w:r>
-        <w:t>шифрование данных, ограничение доступов</w:t>
-      </w:r>
-      <w:r>
-        <w:t>.</w:t>
+        <w:t xml:space="preserve">База данных: </w:t>
+      </w:r>
+      <w:r>
+        <w:rPr>
+          <w:b/>
+          <w:bCs/>
+          <w:lang w:val="en-US"/>
+        </w:rPr>
+        <w:t>PostgreSQL</w:t>
       </w:r>
     </w:p>
     <w:p>
@@ -755,182 +944,6 @@
         <w:spacing w:after="120"/>
       </w:pPr>
       <w:r>
-        <w:t>Конфиденциальность: соответствие общим требованиям (</w:t>
-      </w:r>
-      <w:proofErr w:type="spellStart"/>
-      <w:r>
-        <w:t>анонизированные</w:t>
-      </w:r>
-      <w:proofErr w:type="spellEnd"/>
-      <w:r>
-        <w:t xml:space="preserve"> </w:t>
-      </w:r>
-      <w:proofErr w:type="spellStart"/>
-      <w:r>
-        <w:t>логи</w:t>
-      </w:r>
-      <w:proofErr w:type="spellEnd"/>
-      <w:r>
-        <w:t>), возможность удаления аккаунта.</w:t>
-      </w:r>
-    </w:p>
-    <w:p>
-      <w:pPr>
-        <w:numPr>
-          <w:ilvl w:val="0"/>
-          <w:numId w:val="3"/>
-        </w:numPr>
-        <w:spacing w:after="120"/>
-      </w:pPr>
-      <w:r>
-        <w:t>Локализация: RU</w:t>
-      </w:r>
-    </w:p>
-    <w:p>
-      <w:pPr>
-        <w:spacing w:after="120"/>
-      </w:pPr>
-      <w:r>
-        <w:rPr>
-          <w:noProof/>
-        </w:rPr>
-        <w:pict w14:anchorId="2420ED18">
-          <v:rect id="_x0000_i1040" alt="" style="width:467.75pt;height:.05pt;mso-width-percent:0;mso-height-percent:0;mso-width-percent:0;mso-height-percent:0" o:hralign="center" o:hrstd="t" o:hr="t" fillcolor="#a0a0a0" stroked="f"/>
-        </w:pict>
-      </w:r>
-    </w:p>
-    <w:p>
-      <w:pPr>
-        <w:spacing w:after="120"/>
-        <w:rPr>
-          <w:b/>
-          <w:bCs/>
-        </w:rPr>
-      </w:pPr>
-      <w:r>
-        <w:rPr>
-          <w:b/>
-          <w:bCs/>
-        </w:rPr>
-        <w:t>3. Предложенный стек технологий</w:t>
-      </w:r>
-    </w:p>
-    <w:p>
-      <w:pPr>
-        <w:numPr>
-          <w:ilvl w:val="0"/>
-          <w:numId w:val="4"/>
-        </w:numPr>
-        <w:spacing w:after="120"/>
-      </w:pPr>
-      <w:proofErr w:type="spellStart"/>
-      <w:r>
-        <w:t>Frontend</w:t>
-      </w:r>
-      <w:proofErr w:type="spellEnd"/>
-      <w:r>
-        <w:t xml:space="preserve"> (мобильное): </w:t>
-      </w:r>
-      <w:r>
-        <w:rPr>
-          <w:b/>
-          <w:bCs/>
-          <w:lang w:val="en-US"/>
-        </w:rPr>
-        <w:t>React</w:t>
-      </w:r>
-      <w:r>
-        <w:rPr>
-          <w:b/>
-          <w:bCs/>
-        </w:rPr>
-        <w:t xml:space="preserve"> </w:t>
-      </w:r>
-      <w:r>
-        <w:rPr>
-          <w:b/>
-          <w:bCs/>
-          <w:lang w:val="en-US"/>
-        </w:rPr>
-        <w:t>Native</w:t>
-      </w:r>
-      <w:r>
-        <w:t xml:space="preserve"> — кроссплатформенно, быстрая разработка UI.</w:t>
-      </w:r>
-    </w:p>
-    <w:p>
-      <w:pPr>
-        <w:numPr>
-          <w:ilvl w:val="0"/>
-          <w:numId w:val="4"/>
-        </w:numPr>
-        <w:spacing w:after="120"/>
-      </w:pPr>
-      <w:r>
-        <w:rPr>
-          <w:lang w:val="en-US"/>
-        </w:rPr>
-        <w:t>Backend</w:t>
-      </w:r>
-      <w:r>
-        <w:t xml:space="preserve">: </w:t>
-      </w:r>
-      <w:proofErr w:type="spellStart"/>
-      <w:r>
-        <w:rPr>
-          <w:b/>
-          <w:bCs/>
-          <w:lang w:val="en-US"/>
-        </w:rPr>
-        <w:t>FastAPI</w:t>
-      </w:r>
-      <w:proofErr w:type="spellEnd"/>
-      <w:r>
-        <w:rPr>
-          <w:b/>
-          <w:bCs/>
-        </w:rPr>
-        <w:t xml:space="preserve"> </w:t>
-      </w:r>
-      <w:r>
-        <w:t xml:space="preserve">— </w:t>
-      </w:r>
-      <w:r>
-        <w:t>позволяет гибко настраивать модель данных</w:t>
-      </w:r>
-      <w:r>
-        <w:t>.</w:t>
-      </w:r>
-    </w:p>
-    <w:p>
-      <w:pPr>
-        <w:numPr>
-          <w:ilvl w:val="0"/>
-          <w:numId w:val="4"/>
-        </w:numPr>
-        <w:spacing w:after="120"/>
-      </w:pPr>
-      <w:r>
-        <w:t xml:space="preserve">База данных: </w:t>
-      </w:r>
-      <w:r>
-        <w:rPr>
-          <w:b/>
-          <w:bCs/>
-          <w:lang w:val="en-US"/>
-        </w:rPr>
-        <w:t>PostgreSQL</w:t>
-      </w:r>
-    </w:p>
-    <w:p>
-      <w:pPr>
-        <w:numPr>
-          <w:ilvl w:val="0"/>
-          <w:numId w:val="4"/>
-        </w:numPr>
-        <w:spacing w:after="120"/>
-      </w:pPr>
-      <w:r>
         <w:rPr>
           <w:lang w:val="en-US"/>
         </w:rPr>
@@ -1024,7 +1037,7 @@
       <w:pPr>
         <w:numPr>
           <w:ilvl w:val="0"/>
-          <w:numId w:val="22"/>
+          <w:numId w:val="8"/>
         </w:numPr>
         <w:spacing w:after="120"/>
       </w:pPr>
@@ -1044,7 +1057,7 @@
       <w:pPr>
         <w:numPr>
           <w:ilvl w:val="0"/>
-          <w:numId w:val="22"/>
+          <w:numId w:val="8"/>
         </w:numPr>
         <w:spacing w:after="120"/>
       </w:pPr>
@@ -1067,7 +1080,7 @@
       <w:pPr>
         <w:numPr>
           <w:ilvl w:val="0"/>
-          <w:numId w:val="22"/>
+          <w:numId w:val="8"/>
         </w:numPr>
         <w:spacing w:after="120"/>
         <w:rPr>
@@ -1164,19 +1177,36 @@
     <w:p>
       <w:pPr>
         <w:spacing w:after="120"/>
+      </w:pPr>
+      <w:r>
+        <w:t>Мобильное приложение (</w:t>
+      </w:r>
+      <w:r>
         <w:rPr>
           <w:lang w:val="en-US"/>
         </w:rPr>
-      </w:pPr>
-      <w:r>
-        <w:t>Мобильное приложение (</w:t>
+        <w:t>React</w:t>
+      </w:r>
+      <w:r>
+        <w:t xml:space="preserve"> </w:t>
       </w:r>
       <w:r>
         <w:rPr>
           <w:lang w:val="en-US"/>
         </w:rPr>
-        <w:t>React</w:t>
-      </w:r>
+        <w:t>Native</w:t>
+      </w:r>
+      <w:r>
+        <w:t xml:space="preserve">) ↔ </w:t>
+      </w:r>
+      <w:proofErr w:type="spellStart"/>
+      <w:r>
+        <w:rPr>
+          <w:lang w:val="en-US"/>
+        </w:rPr>
+        <w:t>FastAPI</w:t>
+      </w:r>
+      <w:proofErr w:type="spellEnd"/>
       <w:r>
         <w:t xml:space="preserve"> </w:t>
       </w:r>
@@ -1184,45 +1214,25 @@
         <w:rPr>
           <w:lang w:val="en-US"/>
         </w:rPr>
-        <w:t>Native</w:t>
-      </w:r>
-      <w:r>
-        <w:t xml:space="preserve">) ↔ </w:t>
-      </w:r>
-      <w:proofErr w:type="spellStart"/>
+        <w:t>backend</w:t>
+      </w:r>
+      <w:r>
+        <w:t xml:space="preserve"> и </w:t>
+      </w:r>
       <w:r>
         <w:rPr>
           <w:lang w:val="en-US"/>
         </w:rPr>
-        <w:t>FastAPI</w:t>
-      </w:r>
-      <w:proofErr w:type="spellEnd"/>
-      <w:r>
-        <w:t xml:space="preserve"> </w:t>
+        <w:t>PostgreSQL</w:t>
+      </w:r>
+      <w:r>
+        <w:t xml:space="preserve">; аутентификация через </w:t>
       </w:r>
       <w:r>
         <w:rPr>
           <w:lang w:val="en-US"/>
         </w:rPr>
-        <w:t>backend</w:t>
-      </w:r>
-      <w:r>
-        <w:t xml:space="preserve"> и </w:t>
-      </w:r>
-      <w:r>
-        <w:rPr>
-          <w:lang w:val="en-US"/>
-        </w:rPr>
-        <w:t>PostgreSQL</w:t>
-      </w:r>
-      <w:r>
-        <w:t xml:space="preserve">; аутентификация через </w:t>
-      </w:r>
-      <w:r>
-        <w:rPr>
-          <w:lang w:val="en-US"/>
-        </w:rPr>
-        <w:t>JWT</w:t>
+        <w:t>session</w:t>
       </w:r>
       <w:r>
         <w:t xml:space="preserve"> </w:t>
@@ -1281,10 +1291,10 @@
         </w:rPr>
         <w:lastRenderedPageBreak/>
         <w:drawing>
-          <wp:inline distT="0" distB="0" distL="0" distR="0" wp14:anchorId="2A23B5FF" wp14:editId="2FF13682">
-            <wp:extent cx="5191755" cy="4779818"/>
-            <wp:effectExtent l="0" t="0" r="3175" b="0"/>
-            <wp:docPr id="18" name="Рисунок 18"/>
+          <wp:inline distT="0" distB="0" distL="0" distR="0" wp14:anchorId="49A66860" wp14:editId="76D01C3E">
+            <wp:extent cx="6120765" cy="3876675"/>
+            <wp:effectExtent l="0" t="0" r="635" b="0"/>
+            <wp:docPr id="19" name="Рисунок 19"/>
             <wp:cNvGraphicFramePr>
               <a:graphicFrameLocks xmlns:a="http://schemas.openxmlformats.org/drawingml/2006/main" noChangeAspect="1"/>
             </wp:cNvGraphicFramePr>
@@ -1292,36 +1302,29 @@
               <a:graphicData uri="http://schemas.openxmlformats.org/drawingml/2006/picture">
                 <pic:pic xmlns:pic="http://schemas.openxmlformats.org/drawingml/2006/picture">
                   <pic:nvPicPr>
-                    <pic:cNvPr id="18" name="Рисунок 18"/>
+                    <pic:cNvPr id="19" name="Рисунок 19"/>
                     <pic:cNvPicPr/>
                   </pic:nvPicPr>
-                  <pic:blipFill rotWithShape="1">
-                    <a:blip r:embed="rId5">
+                  <pic:blipFill>
+                    <a:blip r:embed="rId5" cstate="print">
                       <a:extLst>
                         <a:ext uri="{28A0092B-C50C-407E-A947-70E740481C1C}">
                           <a14:useLocalDpi xmlns:a14="http://schemas.microsoft.com/office/drawing/2010/main" val="0"/>
                         </a:ext>
                       </a:extLst>
                     </a:blip>
-                    <a:srcRect l="25533" t="11075" r="19593" b="23543"/>
-                    <a:stretch/>
+                    <a:stretch>
+                      <a:fillRect/>
+                    </a:stretch>
                   </pic:blipFill>
-                  <pic:spPr bwMode="auto">
+                  <pic:spPr>
                     <a:xfrm>
                       <a:off x="0" y="0"/>
-                      <a:ext cx="5209615" cy="4796261"/>
+                      <a:ext cx="6120765" cy="3876675"/>
                     </a:xfrm>
                     <a:prstGeom prst="rect">
                       <a:avLst/>
                     </a:prstGeom>
-                    <a:ln>
-                      <a:noFill/>
-                    </a:ln>
-                    <a:extLst>
-                      <a:ext uri="{53640926-AAD7-44D8-BBD7-CCE9431645EC}">
-                        <a14:shadowObscured xmlns:a14="http://schemas.microsoft.com/office/drawing/2010/main"/>
-                      </a:ext>
-                    </a:extLst>
                   </pic:spPr>
                 </pic:pic>
               </a:graphicData>
@@ -1374,35 +1377,12 @@
         <w:t>Endpoints</w:t>
       </w:r>
       <w:proofErr w:type="spellEnd"/>
-      <w:r>
-        <w:rPr>
-          <w:b/>
-          <w:bCs/>
-        </w:rPr>
-        <w:t xml:space="preserve"> (пример для собственного </w:t>
-      </w:r>
-      <w:proofErr w:type="spellStart"/>
-      <w:r>
-        <w:rPr>
-          <w:b/>
-          <w:bCs/>
-        </w:rPr>
-        <w:t>backend</w:t>
-      </w:r>
-      <w:proofErr w:type="spellEnd"/>
-      <w:r>
-        <w:rPr>
-          <w:b/>
-          <w:bCs/>
-        </w:rPr>
-        <w:t>)</w:t>
-      </w:r>
     </w:p>
     <w:p>
       <w:pPr>
         <w:numPr>
           <w:ilvl w:val="0"/>
-          <w:numId w:val="30"/>
+          <w:numId w:val="10"/>
         </w:numPr>
         <w:spacing w:after="120"/>
       </w:pPr>
@@ -1435,7 +1415,7 @@
       <w:pPr>
         <w:numPr>
           <w:ilvl w:val="0"/>
-          <w:numId w:val="30"/>
+          <w:numId w:val="10"/>
         </w:numPr>
         <w:spacing w:after="120"/>
       </w:pPr>
@@ -1468,7 +1448,7 @@
       <w:pPr>
         <w:numPr>
           <w:ilvl w:val="0"/>
-          <w:numId w:val="30"/>
+          <w:numId w:val="10"/>
         </w:numPr>
         <w:spacing w:after="120"/>
       </w:pPr>
@@ -1493,7 +1473,7 @@
       <w:pPr>
         <w:numPr>
           <w:ilvl w:val="0"/>
-          <w:numId w:val="31"/>
+          <w:numId w:val="11"/>
         </w:numPr>
         <w:spacing w:after="120"/>
       </w:pPr>
@@ -1518,7 +1498,7 @@
       <w:pPr>
         <w:numPr>
           <w:ilvl w:val="0"/>
-          <w:numId w:val="31"/>
+          <w:numId w:val="11"/>
         </w:numPr>
         <w:spacing w:after="120"/>
         <w:rPr>
@@ -1564,7 +1544,7 @@
       <w:pPr>
         <w:numPr>
           <w:ilvl w:val="0"/>
-          <w:numId w:val="31"/>
+          <w:numId w:val="11"/>
         </w:numPr>
         <w:spacing w:after="120"/>
         <w:rPr>
@@ -1610,7 +1590,7 @@
       <w:pPr>
         <w:numPr>
           <w:ilvl w:val="0"/>
-          <w:numId w:val="31"/>
+          <w:numId w:val="11"/>
         </w:numPr>
         <w:spacing w:after="120"/>
         <w:rPr>
@@ -1656,7 +1636,7 @@
       <w:pPr>
         <w:numPr>
           <w:ilvl w:val="0"/>
-          <w:numId w:val="34"/>
+          <w:numId w:val="12"/>
         </w:numPr>
         <w:spacing w:after="120"/>
       </w:pPr>
@@ -1711,6 +1691,390 @@
           <w:bCs/>
         </w:rPr>
         <w:t>. UI/UX: основные экраны + требования</w:t>
+      </w:r>
+    </w:p>
+    <w:p>
+      <w:pPr>
+        <w:numPr>
+          <w:ilvl w:val="0"/>
+          <w:numId w:val="4"/>
+        </w:numPr>
+        <w:spacing w:after="120"/>
+      </w:pPr>
+      <w:r>
+        <w:t>Экран входа / регистрации —</w:t>
+      </w:r>
+      <w:r>
+        <w:t xml:space="preserve"> </w:t>
+      </w:r>
+      <w:r>
+        <w:t>логин и пароль</w:t>
+      </w:r>
+      <w:r>
+        <w:t>.</w:t>
+      </w:r>
+    </w:p>
+    <w:p>
+      <w:pPr>
+        <w:numPr>
+          <w:ilvl w:val="0"/>
+          <w:numId w:val="4"/>
+        </w:numPr>
+        <w:spacing w:after="120"/>
+      </w:pPr>
+      <w:r>
+        <w:t>Мое хранилище — файлы и папки, меню действий: поделиться, удалить.</w:t>
+      </w:r>
+    </w:p>
+    <w:p>
+      <w:pPr>
+        <w:numPr>
+          <w:ilvl w:val="0"/>
+          <w:numId w:val="4"/>
+        </w:numPr>
+        <w:spacing w:after="120"/>
+      </w:pPr>
+      <w:r>
+        <w:t>Общий доступ — просмотр выданных доступов, отзыв доступов.</w:t>
+      </w:r>
+    </w:p>
+    <w:p>
+      <w:pPr>
+        <w:numPr>
+          <w:ilvl w:val="0"/>
+          <w:numId w:val="4"/>
+        </w:numPr>
+        <w:spacing w:after="120"/>
+      </w:pPr>
+      <w:r>
+        <w:t>Профиль — Имя пользователя и логин. Переход к настройкам.</w:t>
+      </w:r>
+    </w:p>
+    <w:p>
+      <w:pPr>
+        <w:numPr>
+          <w:ilvl w:val="0"/>
+          <w:numId w:val="4"/>
+        </w:numPr>
+        <w:spacing w:after="120"/>
+      </w:pPr>
+      <w:r>
+        <w:t>Аккаунт и пароль — смена имени пользователя и пароля.</w:t>
+      </w:r>
+    </w:p>
+    <w:p>
+      <w:pPr>
+        <w:spacing w:after="120"/>
+      </w:pPr>
+      <w:r>
+        <w:rPr>
+          <w:noProof/>
+        </w:rPr>
+        <w:pict w14:anchorId="59B690F3">
+          <v:rect id="_x0000_i1035" alt="" style="width:467.75pt;height:.05pt;mso-width-percent:0;mso-height-percent:0;mso-width-percent:0;mso-height-percent:0" o:hralign="center" o:hrstd="t" o:hr="t" fillcolor="#a0a0a0" stroked="f"/>
+        </w:pict>
+      </w:r>
+    </w:p>
+    <w:p>
+      <w:pPr>
+        <w:spacing w:after="120"/>
+        <w:rPr>
+          <w:b/>
+          <w:bCs/>
+        </w:rPr>
+      </w:pPr>
+      <w:r>
+        <w:rPr>
+          <w:b/>
+          <w:bCs/>
+        </w:rPr>
+        <w:t>8</w:t>
+      </w:r>
+      <w:r>
+        <w:rPr>
+          <w:b/>
+          <w:bCs/>
+        </w:rPr>
+        <w:t>. Тестирование</w:t>
+      </w:r>
+    </w:p>
+    <w:p>
+      <w:pPr>
+        <w:numPr>
+          <w:ilvl w:val="0"/>
+          <w:numId w:val="5"/>
+        </w:numPr>
+        <w:spacing w:after="120"/>
+        <w:rPr>
+          <w:lang w:val="en-US"/>
+        </w:rPr>
+      </w:pPr>
+      <w:r>
+        <w:rPr>
+          <w:lang w:val="en-US"/>
+        </w:rPr>
+        <w:t>Unit tests.</w:t>
+      </w:r>
+    </w:p>
+    <w:p>
+      <w:pPr>
+        <w:numPr>
+          <w:ilvl w:val="0"/>
+          <w:numId w:val="5"/>
+        </w:numPr>
+        <w:spacing w:after="120"/>
+      </w:pPr>
+      <w:proofErr w:type="spellStart"/>
+      <w:r>
+        <w:lastRenderedPageBreak/>
+        <w:t>Integration</w:t>
+      </w:r>
+      <w:proofErr w:type="spellEnd"/>
+      <w:r>
+        <w:t xml:space="preserve">: минимальный сценарий «войти → </w:t>
+      </w:r>
+      <w:r>
+        <w:t>загрузить файл</w:t>
+      </w:r>
+      <w:r>
+        <w:t xml:space="preserve"> → </w:t>
+      </w:r>
+      <w:r>
+        <w:t>поделиться доступом</w:t>
+      </w:r>
+      <w:r>
+        <w:t>».</w:t>
+      </w:r>
+    </w:p>
+    <w:p>
+      <w:pPr>
+        <w:numPr>
+          <w:ilvl w:val="0"/>
+          <w:numId w:val="5"/>
+        </w:numPr>
+        <w:spacing w:after="120"/>
+      </w:pPr>
+      <w:r>
+        <w:t>Регрессионное тестирование перед сдачей.</w:t>
+      </w:r>
+    </w:p>
+    <w:p>
+      <w:pPr>
+        <w:numPr>
+          <w:ilvl w:val="0"/>
+          <w:numId w:val="5"/>
+        </w:numPr>
+        <w:spacing w:after="120"/>
+      </w:pPr>
+      <w:r>
+        <w:t>Тестирование на реальных устройствах (</w:t>
+      </w:r>
+      <w:proofErr w:type="spellStart"/>
+      <w:r>
+        <w:t>Android</w:t>
+      </w:r>
+      <w:proofErr w:type="spellEnd"/>
+      <w:r>
+        <w:t xml:space="preserve"> &amp; </w:t>
+      </w:r>
+      <w:proofErr w:type="spellStart"/>
+      <w:r>
+        <w:t>iOS</w:t>
+      </w:r>
+      <w:proofErr w:type="spellEnd"/>
+      <w:r>
+        <w:t>)</w:t>
+      </w:r>
+      <w:r>
+        <w:t>.</w:t>
+      </w:r>
+      <w:r>
+        <w:rPr>
+          <w:noProof/>
+        </w:rPr>
+        <w:pict w14:anchorId="4BE39D55">
+          <v:rect id="_x0000_i1034" alt="" style="width:425.2pt;height:.05pt;mso-width-percent:0;mso-height-percent:0;mso-width-percent:0;mso-height-percent:0" o:hrpct="909" o:hralign="center" o:hrstd="t" o:hr="t" fillcolor="#a0a0a0" stroked="f"/>
+        </w:pict>
+      </w:r>
+    </w:p>
+    <w:p>
+      <w:pPr>
+        <w:spacing w:after="120"/>
+        <w:rPr>
+          <w:b/>
+          <w:bCs/>
+        </w:rPr>
+      </w:pPr>
+      <w:r>
+        <w:rPr>
+          <w:b/>
+          <w:bCs/>
+        </w:rPr>
+        <w:t>9</w:t>
+      </w:r>
+      <w:r>
+        <w:rPr>
+          <w:b/>
+          <w:bCs/>
+        </w:rPr>
+        <w:t xml:space="preserve">. </w:t>
+      </w:r>
+      <w:r>
+        <w:rPr>
+          <w:b/>
+          <w:bCs/>
+        </w:rPr>
+        <w:t>Р</w:t>
+      </w:r>
+      <w:r>
+        <w:rPr>
+          <w:b/>
+          <w:bCs/>
+        </w:rPr>
+        <w:t>елиз</w:t>
+      </w:r>
+      <w:r>
+        <w:rPr>
+          <w:b/>
+          <w:bCs/>
+        </w:rPr>
+        <w:t xml:space="preserve"> </w:t>
+      </w:r>
+    </w:p>
+    <w:p>
+      <w:pPr>
+        <w:numPr>
+          <w:ilvl w:val="0"/>
+          <w:numId w:val="6"/>
+        </w:numPr>
+        <w:spacing w:after="120"/>
+        <w:rPr>
+          <w:lang w:val="en-US"/>
+        </w:rPr>
+      </w:pPr>
+      <w:proofErr w:type="spellStart"/>
+      <w:r>
+        <w:t>Репозиторий</w:t>
+      </w:r>
+      <w:proofErr w:type="spellEnd"/>
+      <w:r>
+        <w:rPr>
+          <w:lang w:val="en-US"/>
+        </w:rPr>
+        <w:t>: Git (feature-branch workflow).</w:t>
+      </w:r>
+    </w:p>
+    <w:p>
+      <w:pPr>
+        <w:numPr>
+          <w:ilvl w:val="0"/>
+          <w:numId w:val="6"/>
+        </w:numPr>
+        <w:spacing w:after="120"/>
+        <w:rPr>
+          <w:lang w:val="en-US"/>
+        </w:rPr>
+      </w:pPr>
+      <w:r>
+        <w:rPr>
+          <w:lang w:val="en-US"/>
+        </w:rPr>
+        <w:t xml:space="preserve">GitHub Actions: </w:t>
+      </w:r>
+      <w:r>
+        <w:t>запускает</w:t>
+      </w:r>
+      <w:r>
+        <w:rPr>
+          <w:lang w:val="en-US"/>
+        </w:rPr>
+        <w:t xml:space="preserve"> lint, unit tests.</w:t>
+      </w:r>
+    </w:p>
+    <w:p>
+      <w:pPr>
+        <w:numPr>
+          <w:ilvl w:val="0"/>
+          <w:numId w:val="6"/>
+        </w:numPr>
+        <w:spacing w:after="120"/>
+        <w:rPr>
+          <w:lang w:val="en-US"/>
+        </w:rPr>
+      </w:pPr>
+      <w:r>
+        <w:rPr>
+          <w:lang w:val="en-US"/>
+        </w:rPr>
+        <w:t xml:space="preserve">Release: Google Play </w:t>
+      </w:r>
+      <w:r>
+        <w:rPr>
+          <w:lang w:val="en-US"/>
+        </w:rPr>
+        <w:t xml:space="preserve">/ </w:t>
+      </w:r>
+      <w:proofErr w:type="spellStart"/>
+      <w:r>
+        <w:rPr>
+          <w:lang w:val="en-US"/>
+        </w:rPr>
+        <w:t>RuStore</w:t>
+      </w:r>
+      <w:proofErr w:type="spellEnd"/>
+      <w:r>
+        <w:rPr>
+          <w:lang w:val="en-US"/>
+        </w:rPr>
+        <w:t xml:space="preserve"> </w:t>
+      </w:r>
+      <w:r>
+        <w:rPr>
+          <w:lang w:val="en-US"/>
+        </w:rPr>
+        <w:t>/ TestFlight</w:t>
+      </w:r>
+      <w:r>
+        <w:rPr>
+          <w:lang w:val="en-US"/>
+        </w:rPr>
+        <w:t>.</w:t>
+      </w:r>
+    </w:p>
+    <w:p>
+      <w:pPr>
+        <w:spacing w:after="120"/>
+      </w:pPr>
+      <w:r>
+        <w:rPr>
+          <w:noProof/>
+        </w:rPr>
+        <w:pict w14:anchorId="7617A4A9">
+          <v:rect id="_x0000_i1033" alt="" style="width:467.75pt;height:.05pt;mso-width-percent:0;mso-height-percent:0;mso-width-percent:0;mso-height-percent:0" o:hralign="center" o:hrstd="t" o:hr="t" fillcolor="#a0a0a0" stroked="f"/>
+        </w:pict>
+      </w:r>
+    </w:p>
+    <w:p>
+      <w:pPr>
+        <w:spacing w:after="120"/>
+        <w:rPr>
+          <w:b/>
+          <w:bCs/>
+        </w:rPr>
+      </w:pPr>
+      <w:r>
+        <w:rPr>
+          <w:b/>
+          <w:bCs/>
+        </w:rPr>
+        <w:t>10</w:t>
+      </w:r>
+      <w:r>
+        <w:rPr>
+          <w:b/>
+          <w:bCs/>
+        </w:rPr>
+        <w:t>. Безопасность и приватность</w:t>
       </w:r>
     </w:p>
     <w:p>
@@ -1722,16 +2086,7 @@
         <w:spacing w:after="120"/>
       </w:pPr>
       <w:r>
-        <w:t>Экран входа / регистрации —</w:t>
-      </w:r>
-      <w:r>
-        <w:t xml:space="preserve"> </w:t>
-      </w:r>
-      <w:r>
-        <w:t>логин и пароль</w:t>
-      </w:r>
-      <w:r>
-        <w:t>.</w:t>
+        <w:t>Шифрование паролей</w:t>
       </w:r>
     </w:p>
     <w:p>
@@ -1743,7 +2098,15 @@
         <w:spacing w:after="120"/>
       </w:pPr>
       <w:r>
-        <w:t>Мое хранилище — файлы и папки, меню действий: поделиться, удалить.</w:t>
+        <w:t xml:space="preserve">Безопасное хранилище </w:t>
+      </w:r>
+      <w:proofErr w:type="spellStart"/>
+      <w:r>
+        <w:t>токенов</w:t>
+      </w:r>
+      <w:proofErr w:type="spellEnd"/>
+      <w:r>
+        <w:t xml:space="preserve">. </w:t>
       </w:r>
     </w:p>
     <w:p>
@@ -1755,165 +2118,592 @@
         <w:spacing w:after="120"/>
       </w:pPr>
       <w:r>
-        <w:t>Общий доступ — просмотр выданных доступов, отзыв доступов.</w:t>
+        <w:t>Возможность удаления данных.</w:t>
+      </w:r>
+    </w:p>
+    <w:p>
+      <w:pPr>
+        <w:spacing w:after="120"/>
+      </w:pPr>
+      <w:r>
+        <w:rPr>
+          <w:noProof/>
+        </w:rPr>
+        <w:pict w14:anchorId="0414DEFC">
+          <v:rect id="_x0000_i1032" alt="" style="width:467.75pt;height:.05pt;mso-width-percent:0;mso-height-percent:0;mso-width-percent:0;mso-height-percent:0" o:hralign="center" o:hrstd="t" o:hr="t" fillcolor="#a0a0a0" stroked="f"/>
+        </w:pict>
+      </w:r>
+    </w:p>
+    <w:p>
+      <w:pPr>
+        <w:spacing w:after="120"/>
+        <w:rPr>
+          <w:b/>
+          <w:bCs/>
+        </w:rPr>
+      </w:pPr>
+      <w:r>
+        <w:rPr>
+          <w:b/>
+          <w:bCs/>
+        </w:rPr>
+        <w:t>1</w:t>
+      </w:r>
+      <w:r>
+        <w:rPr>
+          <w:b/>
+          <w:bCs/>
+        </w:rPr>
+        <w:t>1</w:t>
+      </w:r>
+      <w:r>
+        <w:rPr>
+          <w:b/>
+          <w:bCs/>
+        </w:rPr>
+        <w:t xml:space="preserve">. </w:t>
+      </w:r>
+      <w:proofErr w:type="spellStart"/>
+      <w:r>
+        <w:rPr>
+          <w:b/>
+          <w:bCs/>
+        </w:rPr>
+        <w:t>Роадмап</w:t>
+      </w:r>
+      <w:proofErr w:type="spellEnd"/>
+      <w:r>
+        <w:rPr>
+          <w:b/>
+          <w:bCs/>
+        </w:rPr>
+        <w:t xml:space="preserve"> / план по дням с конкретными датами</w:t>
+      </w:r>
+    </w:p>
+    <w:p>
+      <w:pPr>
+        <w:spacing w:after="120"/>
+        <w:rPr>
+          <w:b/>
+          <w:bCs/>
+        </w:rPr>
+      </w:pPr>
+      <w:proofErr w:type="spellStart"/>
+      <w:r>
+        <w:rPr>
+          <w:b/>
+          <w:bCs/>
+        </w:rPr>
+        <w:t>Sprint</w:t>
+      </w:r>
+      <w:proofErr w:type="spellEnd"/>
+      <w:r>
+        <w:rPr>
+          <w:b/>
+          <w:bCs/>
+        </w:rPr>
+        <w:t xml:space="preserve"> 0 — Подготовка / </w:t>
+      </w:r>
+      <w:proofErr w:type="spellStart"/>
+      <w:r>
+        <w:rPr>
+          <w:b/>
+          <w:bCs/>
+        </w:rPr>
+        <w:t>Discovery</w:t>
+      </w:r>
+      <w:proofErr w:type="spellEnd"/>
+      <w:r>
+        <w:rPr>
+          <w:b/>
+          <w:bCs/>
+        </w:rPr>
+        <w:t xml:space="preserve"> (16 — 21 сентября 2025) — 6 дней</w:t>
+      </w:r>
+    </w:p>
+    <w:p>
+      <w:pPr>
+        <w:spacing w:after="120"/>
+      </w:pPr>
+      <w:r>
+        <w:rPr>
+          <w:b/>
+          <w:bCs/>
+        </w:rPr>
+        <w:t>Цели:</w:t>
+      </w:r>
+      <w:r>
+        <w:t> финальные требования, дизайн архитектуры, инфраструктура.</w:t>
       </w:r>
     </w:p>
     <w:p>
       <w:pPr>
         <w:numPr>
           <w:ilvl w:val="0"/>
-          <w:numId w:val="7"/>
+          <w:numId w:val="13"/>
         </w:numPr>
         <w:spacing w:after="120"/>
       </w:pPr>
       <w:r>
-        <w:t>Профиль — Имя пользователя и логин. Переход к настройкам.</w:t>
+        <w:t xml:space="preserve">16–17.09: Сбор и уточнение требований, </w:t>
+      </w:r>
+      <w:proofErr w:type="spellStart"/>
+      <w:r>
+        <w:t>приоритизация</w:t>
+      </w:r>
+      <w:proofErr w:type="spellEnd"/>
+      <w:r>
+        <w:t xml:space="preserve"> </w:t>
+      </w:r>
+      <w:proofErr w:type="spellStart"/>
+      <w:r>
+        <w:t>фич</w:t>
+      </w:r>
+      <w:proofErr w:type="spellEnd"/>
+      <w:r>
+        <w:t xml:space="preserve"> (MVP).</w:t>
       </w:r>
     </w:p>
     <w:p>
       <w:pPr>
         <w:numPr>
           <w:ilvl w:val="0"/>
-          <w:numId w:val="7"/>
+          <w:numId w:val="13"/>
         </w:numPr>
         <w:spacing w:after="120"/>
       </w:pPr>
       <w:r>
-        <w:t>Аккаунт и пароль — смена имени пользователя и пароля.</w:t>
-      </w:r>
-    </w:p>
-    <w:p>
-      <w:pPr>
-        <w:spacing w:after="120"/>
-      </w:pPr>
-      <w:r>
-        <w:rPr>
-          <w:noProof/>
-        </w:rPr>
-        <w:lastRenderedPageBreak/>
-        <w:pict w14:anchorId="59B690F3">
-          <v:rect id="_x0000_i1035" alt="" style="width:467.75pt;height:.05pt;mso-width-percent:0;mso-height-percent:0;mso-width-percent:0;mso-height-percent:0" o:hralign="center" o:hrstd="t" o:hr="t" fillcolor="#a0a0a0" stroked="f"/>
-        </w:pict>
-      </w:r>
-    </w:p>
-    <w:p>
-      <w:pPr>
-        <w:spacing w:after="120"/>
-        <w:rPr>
-          <w:b/>
-          <w:bCs/>
-        </w:rPr>
-      </w:pPr>
-      <w:r>
-        <w:rPr>
-          <w:b/>
-          <w:bCs/>
-        </w:rPr>
-        <w:t>8</w:t>
-      </w:r>
-      <w:r>
-        <w:rPr>
-          <w:b/>
-          <w:bCs/>
-        </w:rPr>
-        <w:t>. Тестирование</w:t>
+        <w:t>18.09: Составление ТЗ, проектирование архитектуры БД и API.</w:t>
       </w:r>
     </w:p>
     <w:p>
       <w:pPr>
         <w:numPr>
           <w:ilvl w:val="0"/>
-          <w:numId w:val="8"/>
+          <w:numId w:val="13"/>
         </w:numPr>
         <w:spacing w:after="120"/>
-        <w:rPr>
-          <w:lang w:val="en-US"/>
-        </w:rPr>
-      </w:pPr>
-      <w:r>
-        <w:rPr>
-          <w:lang w:val="en-US"/>
-        </w:rPr>
-        <w:t>Unit tests.</w:t>
+      </w:pPr>
+      <w:r>
+        <w:t xml:space="preserve">19–20.09: </w:t>
+      </w:r>
+      <w:proofErr w:type="spellStart"/>
+      <w:r>
+        <w:t>Вайрфреймы</w:t>
+      </w:r>
+      <w:proofErr w:type="spellEnd"/>
+      <w:r>
+        <w:t xml:space="preserve"> основных экранов (загрузка/просмотр/поиск файлов).</w:t>
       </w:r>
     </w:p>
     <w:p>
       <w:pPr>
         <w:numPr>
           <w:ilvl w:val="0"/>
-          <w:numId w:val="8"/>
+          <w:numId w:val="13"/>
         </w:numPr>
         <w:spacing w:after="120"/>
       </w:pPr>
+      <w:r>
+        <w:t xml:space="preserve">21.09: Настройка </w:t>
+      </w:r>
       <w:proofErr w:type="spellStart"/>
       <w:r>
-        <w:t>Integration</w:t>
+        <w:t>репозитория</w:t>
       </w:r>
       <w:proofErr w:type="spellEnd"/>
       <w:r>
-        <w:t xml:space="preserve">: минимальный сценарий «войти → </w:t>
-      </w:r>
-      <w:r>
-        <w:t>загрузить файл</w:t>
-      </w:r>
-      <w:r>
-        <w:t xml:space="preserve"> → </w:t>
-      </w:r>
-      <w:r>
-        <w:t>поделиться доступом</w:t>
-      </w:r>
-      <w:r>
-        <w:t>».</w:t>
+        <w:t>.</w:t>
+      </w:r>
+      <w:r>
+        <w:t xml:space="preserve"> </w:t>
+      </w:r>
+    </w:p>
+    <w:p>
+      <w:pPr>
+        <w:spacing w:after="120"/>
+      </w:pPr>
+      <w:r>
+        <w:rPr>
+          <w:b/>
+          <w:bCs/>
+        </w:rPr>
+        <w:t>Доставка:</w:t>
+      </w:r>
+      <w:r>
+        <w:t> </w:t>
+      </w:r>
+      <w:proofErr w:type="spellStart"/>
+      <w:r>
+        <w:t>финализированные</w:t>
+      </w:r>
+      <w:proofErr w:type="spellEnd"/>
+      <w:r>
+        <w:t xml:space="preserve"> требования, архитектура БД/API, базовый </w:t>
+      </w:r>
+      <w:proofErr w:type="spellStart"/>
+      <w:r>
+        <w:t>репозиторий</w:t>
+      </w:r>
+      <w:proofErr w:type="spellEnd"/>
+      <w:r>
+        <w:t>.</w:t>
+      </w:r>
+    </w:p>
+    <w:p>
+      <w:pPr>
+        <w:spacing w:after="120"/>
+      </w:pPr>
+      <w:r>
+        <w:rPr>
+          <w:noProof/>
+        </w:rPr>
+        <w:pict w14:anchorId="5B6BA7AC">
+          <v:rect id="_x0000_i1031" alt="" style="width:467.75pt;height:.05pt;mso-width-percent:0;mso-height-percent:0;mso-width-percent:0;mso-height-percent:0" o:hralign="center" o:hrstd="t" o:hr="t" fillcolor="#a0a0a0" stroked="f"/>
+        </w:pict>
+      </w:r>
+    </w:p>
+    <w:p>
+      <w:pPr>
+        <w:spacing w:after="120"/>
+        <w:rPr>
+          <w:b/>
+          <w:bCs/>
+        </w:rPr>
+      </w:pPr>
+      <w:proofErr w:type="spellStart"/>
+      <w:r>
+        <w:rPr>
+          <w:b/>
+          <w:bCs/>
+        </w:rPr>
+        <w:t>Sprint</w:t>
+      </w:r>
+      <w:proofErr w:type="spellEnd"/>
+      <w:r>
+        <w:rPr>
+          <w:b/>
+          <w:bCs/>
+        </w:rPr>
+        <w:t xml:space="preserve"> 1 — </w:t>
+      </w:r>
+      <w:proofErr w:type="spellStart"/>
+      <w:r>
+        <w:rPr>
+          <w:b/>
+          <w:bCs/>
+        </w:rPr>
+        <w:t>Core</w:t>
+      </w:r>
+      <w:proofErr w:type="spellEnd"/>
+      <w:r>
+        <w:rPr>
+          <w:b/>
+          <w:bCs/>
+        </w:rPr>
+        <w:t>: пользователи и файлы (22 сентября — 5 октября 2025) — 2 недели</w:t>
+      </w:r>
+    </w:p>
+    <w:p>
+      <w:pPr>
+        <w:spacing w:after="120"/>
+        <w:rPr>
+          <w:b/>
+          <w:bCs/>
+        </w:rPr>
+      </w:pPr>
+      <w:r>
+        <w:rPr>
+          <w:b/>
+          <w:bCs/>
+        </w:rPr>
+        <w:t>Задачи:</w:t>
       </w:r>
     </w:p>
     <w:p>
       <w:pPr>
         <w:numPr>
           <w:ilvl w:val="0"/>
-          <w:numId w:val="8"/>
+          <w:numId w:val="14"/>
         </w:numPr>
         <w:spacing w:after="120"/>
       </w:pPr>
       <w:r>
-        <w:t>Регрессионное тестирование перед сдачей.</w:t>
+        <w:t>Реализовать регистрацию/логин (</w:t>
+      </w:r>
+      <w:r>
+        <w:t>логин</w:t>
+      </w:r>
+      <w:r>
+        <w:t xml:space="preserve"> + пароль).</w:t>
       </w:r>
     </w:p>
     <w:p>
       <w:pPr>
         <w:numPr>
           <w:ilvl w:val="0"/>
-          <w:numId w:val="8"/>
+          <w:numId w:val="14"/>
         </w:numPr>
         <w:spacing w:after="120"/>
       </w:pPr>
       <w:r>
-        <w:t>Тестирование на реальных устройствах (</w:t>
-      </w:r>
+        <w:t>CRUD для файлов: загрузка (с шифрованием на клиенте), просмотр списка, скачивание, удаление.</w:t>
+      </w:r>
+    </w:p>
+    <w:p>
+      <w:pPr>
+        <w:numPr>
+          <w:ilvl w:val="0"/>
+          <w:numId w:val="14"/>
+        </w:numPr>
+        <w:spacing w:after="120"/>
+      </w:pPr>
+      <w:r>
+        <w:t>Интеграция</w:t>
+      </w:r>
+      <w:r>
+        <w:t xml:space="preserve"> </w:t>
+      </w:r>
+      <w:r>
+        <w:t>S3.</w:t>
+      </w:r>
+    </w:p>
+    <w:p>
+      <w:pPr>
+        <w:numPr>
+          <w:ilvl w:val="0"/>
+          <w:numId w:val="14"/>
+        </w:numPr>
+        <w:spacing w:after="120"/>
+      </w:pPr>
+      <w:r>
+        <w:t>Метаданные: название, размер, дата.</w:t>
+      </w:r>
+    </w:p>
+    <w:p>
+      <w:pPr>
+        <w:numPr>
+          <w:ilvl w:val="0"/>
+          <w:numId w:val="14"/>
+        </w:numPr>
+        <w:spacing w:after="120"/>
+      </w:pPr>
       <w:proofErr w:type="spellStart"/>
       <w:r>
-        <w:t>Android</w:t>
+        <w:t>Unit</w:t>
       </w:r>
       <w:proofErr w:type="spellEnd"/>
       <w:r>
-        <w:t xml:space="preserve"> &amp; </w:t>
-      </w:r>
+        <w:t>-тесты.</w:t>
+      </w:r>
+    </w:p>
+    <w:p>
+      <w:pPr>
+        <w:spacing w:after="120"/>
+      </w:pPr>
+      <w:r>
+        <w:rPr>
+          <w:b/>
+          <w:bCs/>
+        </w:rPr>
+        <w:t>Доставка:</w:t>
+      </w:r>
+      <w:r>
+        <w:t> рабочая версия: можно загрузить, хранить и скачивать файлы.</w:t>
+      </w:r>
+    </w:p>
+    <w:p>
+      <w:pPr>
+        <w:spacing w:after="120"/>
+      </w:pPr>
+      <w:r>
+        <w:rPr>
+          <w:b/>
+          <w:bCs/>
+          <w:noProof/>
+        </w:rPr>
+        <w:pict w14:anchorId="4C0C6A1E">
+          <v:rect id="_x0000_i1030" alt="" style="width:467.75pt;height:.05pt;mso-width-percent:0;mso-height-percent:0;mso-width-percent:0;mso-height-percent:0" o:hralign="center" o:hrstd="t" o:hr="t" fillcolor="#a0a0a0" stroked="f"/>
+        </w:pict>
+      </w:r>
+    </w:p>
+    <w:p>
+      <w:pPr>
+        <w:spacing w:after="120"/>
+        <w:rPr>
+          <w:b/>
+          <w:bCs/>
+        </w:rPr>
+      </w:pPr>
       <w:proofErr w:type="spellStart"/>
       <w:r>
-        <w:t>iOS</w:t>
+        <w:rPr>
+          <w:b/>
+          <w:bCs/>
+        </w:rPr>
+        <w:t>Sprint</w:t>
       </w:r>
       <w:proofErr w:type="spellEnd"/>
       <w:r>
-        <w:t>)</w:t>
+        <w:rPr>
+          <w:b/>
+          <w:bCs/>
+        </w:rPr>
+        <w:t xml:space="preserve"> 2 — </w:t>
+      </w:r>
+      <w:proofErr w:type="spellStart"/>
+      <w:r>
+        <w:rPr>
+          <w:b/>
+          <w:bCs/>
+        </w:rPr>
+        <w:t>Шаринг</w:t>
+      </w:r>
+      <w:proofErr w:type="spellEnd"/>
+      <w:r>
+        <w:rPr>
+          <w:b/>
+          <w:bCs/>
+        </w:rPr>
+        <w:t xml:space="preserve"> и структура (6 — 19 октября 2025) — 2 недели</w:t>
+      </w:r>
+    </w:p>
+    <w:p>
+      <w:pPr>
+        <w:spacing w:after="120"/>
+        <w:rPr>
+          <w:b/>
+          <w:bCs/>
+        </w:rPr>
+      </w:pPr>
+      <w:r>
+        <w:rPr>
+          <w:b/>
+          <w:bCs/>
+        </w:rPr>
+        <w:t>Задачи:</w:t>
+      </w:r>
+    </w:p>
+    <w:p>
+      <w:pPr>
+        <w:numPr>
+          <w:ilvl w:val="0"/>
+          <w:numId w:val="15"/>
+        </w:numPr>
+        <w:spacing w:after="120"/>
+      </w:pPr>
+      <w:proofErr w:type="spellStart"/>
+      <w:r>
+        <w:t>Шаринг</w:t>
+      </w:r>
+      <w:proofErr w:type="spellEnd"/>
+      <w:r>
+        <w:t xml:space="preserve"> файлов между пользователями</w:t>
       </w:r>
       <w:r>
         <w:t>.</w:t>
       </w:r>
-      <w:r>
-        <w:rPr>
+    </w:p>
+    <w:p>
+      <w:pPr>
+        <w:numPr>
+          <w:ilvl w:val="0"/>
+          <w:numId w:val="15"/>
+        </w:numPr>
+        <w:spacing w:after="120"/>
+      </w:pPr>
+      <w:r>
+        <w:lastRenderedPageBreak/>
+        <w:t>Просмотр, кто имеет доступ к файлу.</w:t>
+      </w:r>
+    </w:p>
+    <w:p>
+      <w:pPr>
+        <w:numPr>
+          <w:ilvl w:val="0"/>
+          <w:numId w:val="15"/>
+        </w:numPr>
+        <w:spacing w:after="120"/>
+      </w:pPr>
+      <w:r>
+        <w:t>Создание иерархии папок (</w:t>
+      </w:r>
+      <w:proofErr w:type="spellStart"/>
+      <w:r>
+        <w:t>parent_id</w:t>
+      </w:r>
+      <w:proofErr w:type="spellEnd"/>
+      <w:r>
+        <w:t>).</w:t>
+      </w:r>
+    </w:p>
+    <w:p>
+      <w:pPr>
+        <w:numPr>
+          <w:ilvl w:val="0"/>
+          <w:numId w:val="15"/>
+        </w:numPr>
+        <w:spacing w:after="120"/>
+      </w:pPr>
+      <w:r>
+        <w:t>API для управления доступом.</w:t>
+      </w:r>
+    </w:p>
+    <w:p>
+      <w:pPr>
+        <w:numPr>
+          <w:ilvl w:val="0"/>
+          <w:numId w:val="15"/>
+        </w:numPr>
+        <w:spacing w:after="120"/>
+      </w:pPr>
+      <w:r>
+        <w:t xml:space="preserve">Интеграционные тесты «владелец → </w:t>
+      </w:r>
+      <w:proofErr w:type="spellStart"/>
+      <w:r>
+        <w:t>расшарил</w:t>
+      </w:r>
+      <w:proofErr w:type="spellEnd"/>
+      <w:r>
+        <w:t xml:space="preserve"> → получатель скачал».</w:t>
+      </w:r>
+    </w:p>
+    <w:p>
+      <w:pPr>
+        <w:spacing w:after="120"/>
+      </w:pPr>
+      <w:r>
+        <w:rPr>
+          <w:b/>
+          <w:bCs/>
+        </w:rPr>
+        <w:t>Доставка:</w:t>
+      </w:r>
+      <w:r>
+        <w:t xml:space="preserve"> поддержка </w:t>
+      </w:r>
+      <w:proofErr w:type="spellStart"/>
+      <w:r>
+        <w:t>шаринга</w:t>
+      </w:r>
+      <w:proofErr w:type="spellEnd"/>
+      <w:r>
+        <w:t>, базовые папки.</w:t>
+      </w:r>
+    </w:p>
+    <w:p>
+      <w:pPr>
+        <w:spacing w:after="120"/>
+      </w:pPr>
+      <w:r>
+        <w:rPr>
+          <w:b/>
+          <w:bCs/>
           <w:noProof/>
         </w:rPr>
-        <w:pict w14:anchorId="4BE39D55">
-          <v:rect id="_x0000_i1034" alt="" style="width:445.75pt;height:.05pt;mso-width-percent:0;mso-height-percent:0;mso-width-percent:0;mso-height-percent:0" o:hrpct="953" o:hralign="center" o:hrstd="t" o:hr="t" fillcolor="#a0a0a0" stroked="f"/>
+        <w:pict w14:anchorId="134FEBAD">
+          <v:rect id="_x0000_i1029" alt="" style="width:467.75pt;height:.05pt;mso-width-percent:0;mso-height-percent:0;mso-width-percent:0;mso-height-percent:0" o:hralign="center" o:hrstd="t" o:hr="t" fillcolor="#a0a0a0" stroked="f"/>
         </w:pict>
       </w:r>
     </w:p>
@@ -1925,12 +2715,681 @@
           <w:bCs/>
         </w:rPr>
       </w:pPr>
-      <w:r>
-        <w:rPr>
-          <w:b/>
-          <w:bCs/>
-        </w:rPr>
-        <w:t>9</w:t>
+      <w:proofErr w:type="spellStart"/>
+      <w:r>
+        <w:rPr>
+          <w:b/>
+          <w:bCs/>
+        </w:rPr>
+        <w:t>Sprint</w:t>
+      </w:r>
+      <w:proofErr w:type="spellEnd"/>
+      <w:r>
+        <w:rPr>
+          <w:b/>
+          <w:bCs/>
+        </w:rPr>
+        <w:t xml:space="preserve"> 3 — Поиск, теги, UX (20 октября — 2 ноября 2025) — 2 недели</w:t>
+      </w:r>
+    </w:p>
+    <w:p>
+      <w:pPr>
+        <w:spacing w:after="120"/>
+        <w:rPr>
+          <w:b/>
+          <w:bCs/>
+        </w:rPr>
+      </w:pPr>
+      <w:r>
+        <w:rPr>
+          <w:b/>
+          <w:bCs/>
+        </w:rPr>
+        <w:t>Задачи:</w:t>
+      </w:r>
+    </w:p>
+    <w:p>
+      <w:pPr>
+        <w:numPr>
+          <w:ilvl w:val="0"/>
+          <w:numId w:val="16"/>
+        </w:numPr>
+        <w:spacing w:after="120"/>
+      </w:pPr>
+      <w:r>
+        <w:t>UI/UX улучшения: превью файлов (иконки/метаданные).</w:t>
+      </w:r>
+    </w:p>
+    <w:p>
+      <w:pPr>
+        <w:numPr>
+          <w:ilvl w:val="0"/>
+          <w:numId w:val="16"/>
+        </w:numPr>
+        <w:spacing w:after="120"/>
+      </w:pPr>
+      <w:r>
+        <w:t>Начало документации (README, архитектура, как поднять локально).</w:t>
+      </w:r>
+    </w:p>
+    <w:p>
+      <w:pPr>
+        <w:spacing w:after="120"/>
+      </w:pPr>
+      <w:proofErr w:type="gramStart"/>
+      <w:r>
+        <w:rPr>
+          <w:b/>
+          <w:bCs/>
+        </w:rPr>
+        <w:t>Доставка: </w:t>
+      </w:r>
+      <w:r>
+        <w:t xml:space="preserve"> улучшенный</w:t>
+      </w:r>
+      <w:proofErr w:type="gramEnd"/>
+      <w:r>
+        <w:t xml:space="preserve"> UI, </w:t>
+      </w:r>
+      <w:proofErr w:type="spellStart"/>
+      <w:r>
+        <w:t>оффлайн</w:t>
+      </w:r>
+      <w:proofErr w:type="spellEnd"/>
+      <w:r>
+        <w:t>-режим (частично).</w:t>
+      </w:r>
+    </w:p>
+    <w:p>
+      <w:pPr>
+        <w:spacing w:after="120"/>
+      </w:pPr>
+      <w:r>
+        <w:rPr>
+          <w:b/>
+          <w:bCs/>
+          <w:noProof/>
+        </w:rPr>
+        <w:pict w14:anchorId="7C10F91A">
+          <v:rect id="_x0000_i1028" alt="" style="width:467.75pt;height:.05pt;mso-width-percent:0;mso-height-percent:0;mso-width-percent:0;mso-height-percent:0" o:hralign="center" o:hrstd="t" o:hr="t" fillcolor="#a0a0a0" stroked="f"/>
+        </w:pict>
+      </w:r>
+    </w:p>
+    <w:p>
+      <w:pPr>
+        <w:spacing w:after="120"/>
+      </w:pPr>
+      <w:proofErr w:type="spellStart"/>
+      <w:r>
+        <w:rPr>
+          <w:b/>
+          <w:bCs/>
+        </w:rPr>
+        <w:t>Sprint</w:t>
+      </w:r>
+      <w:proofErr w:type="spellEnd"/>
+      <w:r>
+        <w:rPr>
+          <w:b/>
+          <w:bCs/>
+        </w:rPr>
+        <w:t xml:space="preserve"> 4 —</w:t>
+      </w:r>
+      <w:r>
+        <w:t xml:space="preserve"> Интеграция, безопасность, </w:t>
+      </w:r>
+      <w:proofErr w:type="spellStart"/>
+      <w:r>
+        <w:t>админка</w:t>
+      </w:r>
+      <w:proofErr w:type="spellEnd"/>
+      <w:r>
+        <w:t xml:space="preserve"> (3 — 16 ноября 2025) — 2 недели</w:t>
+      </w:r>
+    </w:p>
+    <w:p>
+      <w:pPr>
+        <w:spacing w:after="120"/>
+      </w:pPr>
+      <w:r>
+        <w:t>Задачи:</w:t>
+      </w:r>
+    </w:p>
+    <w:p>
+      <w:pPr>
+        <w:numPr>
+          <w:ilvl w:val="0"/>
+          <w:numId w:val="17"/>
+        </w:numPr>
+        <w:spacing w:after="120"/>
+        <w:rPr>
+          <w:lang w:val="en-US"/>
+        </w:rPr>
+      </w:pPr>
+      <w:r>
+        <w:t>Полная</w:t>
+      </w:r>
+      <w:r>
+        <w:rPr>
+          <w:lang w:val="en-US"/>
+        </w:rPr>
+        <w:t xml:space="preserve"> </w:t>
+      </w:r>
+      <w:r>
+        <w:t>интеграция</w:t>
+      </w:r>
+      <w:r>
+        <w:rPr>
+          <w:lang w:val="en-US"/>
+        </w:rPr>
+        <w:t xml:space="preserve"> </w:t>
+      </w:r>
+      <w:r>
+        <w:t>модулей</w:t>
+      </w:r>
+      <w:r>
+        <w:rPr>
+          <w:lang w:val="en-US"/>
+        </w:rPr>
+        <w:t>: Auth, Files, Sharing, Search.</w:t>
+      </w:r>
+    </w:p>
+    <w:p>
+      <w:pPr>
+        <w:numPr>
+          <w:ilvl w:val="0"/>
+          <w:numId w:val="17"/>
+        </w:numPr>
+        <w:spacing w:after="120"/>
+      </w:pPr>
+      <w:r>
+        <w:t xml:space="preserve">Безопасность: </w:t>
+      </w:r>
+      <w:proofErr w:type="spellStart"/>
+      <w:r>
+        <w:t>валидация</w:t>
+      </w:r>
+      <w:proofErr w:type="spellEnd"/>
+      <w:r>
+        <w:t xml:space="preserve"> </w:t>
+      </w:r>
+      <w:proofErr w:type="spellStart"/>
+      <w:r>
+        <w:t>токенов</w:t>
+      </w:r>
+      <w:proofErr w:type="spellEnd"/>
+      <w:r>
+        <w:t>.</w:t>
+      </w:r>
+    </w:p>
+    <w:p>
+      <w:pPr>
+        <w:numPr>
+          <w:ilvl w:val="0"/>
+          <w:numId w:val="17"/>
+        </w:numPr>
+        <w:spacing w:after="120"/>
+      </w:pPr>
+      <w:r>
+        <w:t>Простая админ-панель (веб): список пользователей, файлов, статистика.</w:t>
+      </w:r>
+    </w:p>
+    <w:p>
+      <w:pPr>
+        <w:numPr>
+          <w:ilvl w:val="0"/>
+          <w:numId w:val="17"/>
+        </w:numPr>
+        <w:spacing w:after="120"/>
+      </w:pPr>
+      <w:r>
+        <w:t xml:space="preserve">Настройка CI/CD для </w:t>
+      </w:r>
+      <w:proofErr w:type="spellStart"/>
+      <w:r>
+        <w:t>staging</w:t>
+      </w:r>
+      <w:proofErr w:type="spellEnd"/>
+      <w:r>
+        <w:t>.</w:t>
+      </w:r>
+    </w:p>
+    <w:p>
+      <w:pPr>
+        <w:numPr>
+          <w:ilvl w:val="0"/>
+          <w:numId w:val="17"/>
+        </w:numPr>
+        <w:spacing w:after="120"/>
+      </w:pPr>
+      <w:r>
+        <w:t>Внутреннее UAT (тестирование с участниками команды).</w:t>
+      </w:r>
+    </w:p>
+    <w:p>
+      <w:pPr>
+        <w:spacing w:after="120"/>
+      </w:pPr>
+      <w:r>
+        <w:rPr>
+          <w:b/>
+          <w:bCs/>
+        </w:rPr>
+        <w:t>Доставка:</w:t>
+      </w:r>
+      <w:r>
+        <w:t> </w:t>
+      </w:r>
+      <w:proofErr w:type="spellStart"/>
+      <w:r>
+        <w:t>release</w:t>
+      </w:r>
+      <w:proofErr w:type="spellEnd"/>
+      <w:r>
+        <w:t xml:space="preserve">-кандидат с рабочей </w:t>
+      </w:r>
+      <w:proofErr w:type="spellStart"/>
+      <w:r>
+        <w:t>админкой</w:t>
+      </w:r>
+      <w:proofErr w:type="spellEnd"/>
+      <w:r>
+        <w:t xml:space="preserve"> и защищённым API.</w:t>
+      </w:r>
+    </w:p>
+    <w:p>
+      <w:pPr>
+        <w:spacing w:after="120"/>
+      </w:pPr>
+      <w:r>
+        <w:rPr>
+          <w:b/>
+          <w:bCs/>
+          <w:noProof/>
+        </w:rPr>
+        <w:pict w14:anchorId="32314F8F">
+          <v:rect id="_x0000_i1027" alt="" style="width:467.75pt;height:.05pt;mso-width-percent:0;mso-height-percent:0;mso-width-percent:0;mso-height-percent:0" o:hralign="center" o:hrstd="t" o:hr="t" fillcolor="#a0a0a0" stroked="f"/>
+        </w:pict>
+      </w:r>
+    </w:p>
+    <w:p>
+      <w:pPr>
+        <w:spacing w:after="120"/>
+        <w:rPr>
+          <w:b/>
+          <w:bCs/>
+          <w:lang w:val="en-US"/>
+        </w:rPr>
+      </w:pPr>
+      <w:r>
+        <w:rPr>
+          <w:b/>
+          <w:bCs/>
+          <w:lang w:val="en-US"/>
+        </w:rPr>
+        <w:t xml:space="preserve">Stabilization &amp; UAT fixes (17 — 25 </w:t>
+      </w:r>
+      <w:r>
+        <w:rPr>
+          <w:b/>
+          <w:bCs/>
+        </w:rPr>
+        <w:t>ноября</w:t>
+      </w:r>
+      <w:r>
+        <w:rPr>
+          <w:b/>
+          <w:bCs/>
+          <w:lang w:val="en-US"/>
+        </w:rPr>
+        <w:t xml:space="preserve"> 2025) — 9 </w:t>
+      </w:r>
+      <w:r>
+        <w:rPr>
+          <w:b/>
+          <w:bCs/>
+        </w:rPr>
+        <w:t>дней</w:t>
+      </w:r>
+    </w:p>
+    <w:p>
+      <w:pPr>
+        <w:spacing w:after="120"/>
+        <w:rPr>
+          <w:b/>
+          <w:bCs/>
+          <w:lang w:val="en-US"/>
+        </w:rPr>
+      </w:pPr>
+      <w:r>
+        <w:rPr>
+          <w:b/>
+          <w:bCs/>
+        </w:rPr>
+        <w:t>Задачи</w:t>
+      </w:r>
+      <w:r>
+        <w:rPr>
+          <w:b/>
+          <w:bCs/>
+          <w:lang w:val="en-US"/>
+        </w:rPr>
+        <w:t>:</w:t>
+      </w:r>
+    </w:p>
+    <w:p>
+      <w:pPr>
+        <w:numPr>
+          <w:ilvl w:val="0"/>
+          <w:numId w:val="18"/>
+        </w:numPr>
+        <w:spacing w:after="120"/>
+      </w:pPr>
+      <w:r>
+        <w:t>Исправление багов после тестирования.</w:t>
+      </w:r>
+    </w:p>
+    <w:p>
+      <w:pPr>
+        <w:numPr>
+          <w:ilvl w:val="0"/>
+          <w:numId w:val="18"/>
+        </w:numPr>
+        <w:spacing w:after="120"/>
+      </w:pPr>
+      <w:r>
+        <w:t>Оптимизация скорости загрузки/скачивания файлов.</w:t>
+      </w:r>
+    </w:p>
+    <w:p>
+      <w:pPr>
+        <w:numPr>
+          <w:ilvl w:val="0"/>
+          <w:numId w:val="18"/>
+        </w:numPr>
+        <w:spacing w:after="120"/>
+      </w:pPr>
+      <w:r>
+        <w:t>Полный регрессионный тест.</w:t>
+      </w:r>
+    </w:p>
+    <w:p>
+      <w:pPr>
+        <w:numPr>
+          <w:ilvl w:val="0"/>
+          <w:numId w:val="18"/>
+        </w:numPr>
+        <w:spacing w:after="120"/>
+      </w:pPr>
+      <w:r>
+        <w:t xml:space="preserve">Подготовка презентации (скриншоты, </w:t>
+      </w:r>
+      <w:proofErr w:type="spellStart"/>
+      <w:r>
+        <w:t>demo</w:t>
+      </w:r>
+      <w:proofErr w:type="spellEnd"/>
+      <w:r>
+        <w:t>-видео, инструкции).</w:t>
+      </w:r>
+    </w:p>
+    <w:p>
+      <w:pPr>
+        <w:numPr>
+          <w:ilvl w:val="0"/>
+          <w:numId w:val="18"/>
+        </w:numPr>
+        <w:spacing w:after="120"/>
+      </w:pPr>
+      <w:proofErr w:type="spellStart"/>
+      <w:r>
+        <w:t>Финализация</w:t>
+      </w:r>
+      <w:proofErr w:type="spellEnd"/>
+      <w:r>
+        <w:t xml:space="preserve"> документации (установка, API спецификация).</w:t>
+      </w:r>
+    </w:p>
+    <w:p>
+      <w:pPr>
+        <w:spacing w:after="120"/>
+      </w:pPr>
+      <w:r>
+        <w:rPr>
+          <w:b/>
+          <w:bCs/>
+        </w:rPr>
+        <w:t>Доставка:</w:t>
+      </w:r>
+      <w:r>
+        <w:t> финальные сборки (</w:t>
+      </w:r>
+      <w:proofErr w:type="spellStart"/>
+      <w:r>
+        <w:t>frontend</w:t>
+      </w:r>
+      <w:proofErr w:type="spellEnd"/>
+      <w:r>
+        <w:t xml:space="preserve"> + </w:t>
+      </w:r>
+      <w:proofErr w:type="spellStart"/>
+      <w:r>
+        <w:t>backend</w:t>
+      </w:r>
+      <w:proofErr w:type="spellEnd"/>
+      <w:r>
+        <w:t xml:space="preserve">), документация, </w:t>
+      </w:r>
+      <w:proofErr w:type="spellStart"/>
+      <w:r>
+        <w:t>демо</w:t>
+      </w:r>
+      <w:proofErr w:type="spellEnd"/>
+      <w:r>
+        <w:t>.</w:t>
+      </w:r>
+    </w:p>
+    <w:p>
+      <w:pPr>
+        <w:spacing w:after="120"/>
+      </w:pPr>
+      <w:r>
+        <w:rPr>
+          <w:b/>
+          <w:bCs/>
+          <w:noProof/>
+        </w:rPr>
+        <w:pict w14:anchorId="28C5F732">
+          <v:rect id="_x0000_i1026" alt="" style="width:467.75pt;height:.05pt;mso-width-percent:0;mso-height-percent:0;mso-width-percent:0;mso-height-percent:0" o:hralign="center" o:hrstd="t" o:hr="t" fillcolor="#a0a0a0" stroked="f"/>
+        </w:pict>
+      </w:r>
+    </w:p>
+    <w:p>
+      <w:pPr>
+        <w:spacing w:after="120"/>
+        <w:rPr>
+          <w:b/>
+          <w:bCs/>
+          <w:lang w:val="en-US"/>
+        </w:rPr>
+      </w:pPr>
+      <w:r>
+        <w:rPr>
+          <w:b/>
+          <w:bCs/>
+          <w:lang w:val="en-US"/>
+        </w:rPr>
+        <w:t xml:space="preserve">Final polishing &amp; submission (26 </w:t>
+      </w:r>
+      <w:r>
+        <w:rPr>
+          <w:b/>
+          <w:bCs/>
+        </w:rPr>
+        <w:t>ноября</w:t>
+      </w:r>
+      <w:r>
+        <w:rPr>
+          <w:b/>
+          <w:bCs/>
+          <w:lang w:val="en-US"/>
+        </w:rPr>
+        <w:t xml:space="preserve"> — 8 </w:t>
+      </w:r>
+      <w:r>
+        <w:rPr>
+          <w:b/>
+          <w:bCs/>
+        </w:rPr>
+        <w:t>декабря</w:t>
+      </w:r>
+      <w:r>
+        <w:rPr>
+          <w:b/>
+          <w:bCs/>
+          <w:lang w:val="en-US"/>
+        </w:rPr>
+        <w:t xml:space="preserve"> 2025) — 13 </w:t>
+      </w:r>
+      <w:r>
+        <w:rPr>
+          <w:b/>
+          <w:bCs/>
+        </w:rPr>
+        <w:t>дней</w:t>
+      </w:r>
+    </w:p>
+    <w:p>
+      <w:pPr>
+        <w:spacing w:after="120"/>
+      </w:pPr>
+      <w:r>
+        <w:rPr>
+          <w:b/>
+          <w:bCs/>
+        </w:rPr>
+        <w:t>Задачи:</w:t>
+      </w:r>
+    </w:p>
+    <w:p>
+      <w:pPr>
+        <w:numPr>
+          <w:ilvl w:val="0"/>
+          <w:numId w:val="19"/>
+        </w:numPr>
+        <w:spacing w:after="120"/>
+      </w:pPr>
+      <w:r>
+        <w:t>Финальные баг-фиксы.</w:t>
+      </w:r>
+    </w:p>
+    <w:p>
+      <w:pPr>
+        <w:numPr>
+          <w:ilvl w:val="0"/>
+          <w:numId w:val="19"/>
+        </w:numPr>
+        <w:spacing w:after="120"/>
+      </w:pPr>
+      <w:proofErr w:type="spellStart"/>
+      <w:r>
+        <w:t>Релизная</w:t>
+      </w:r>
+      <w:proofErr w:type="spellEnd"/>
+      <w:r>
+        <w:t xml:space="preserve"> версия </w:t>
+      </w:r>
+      <w:proofErr w:type="spellStart"/>
+      <w:r>
+        <w:t>фронтенда</w:t>
+      </w:r>
+      <w:proofErr w:type="spellEnd"/>
+      <w:r>
+        <w:t xml:space="preserve"> и </w:t>
+      </w:r>
+      <w:proofErr w:type="spellStart"/>
+      <w:r>
+        <w:t>бэкенда</w:t>
+      </w:r>
+      <w:proofErr w:type="spellEnd"/>
+      <w:r>
+        <w:t>.</w:t>
+      </w:r>
+    </w:p>
+    <w:p>
+      <w:pPr>
+        <w:numPr>
+          <w:ilvl w:val="0"/>
+          <w:numId w:val="19"/>
+        </w:numPr>
+        <w:spacing w:after="120"/>
+      </w:pPr>
+      <w:r>
+        <w:t>Презентация и демонстрация проекта (3–5 минут).</w:t>
+      </w:r>
+    </w:p>
+    <w:p>
+      <w:pPr>
+        <w:numPr>
+          <w:ilvl w:val="0"/>
+          <w:numId w:val="19"/>
+        </w:numPr>
+        <w:spacing w:after="120"/>
+      </w:pPr>
+      <w:r>
+        <w:lastRenderedPageBreak/>
+        <w:t>Передача проекта преподавателю: код, инструкции, учётные записи.</w:t>
+      </w:r>
+    </w:p>
+    <w:p>
+      <w:pPr>
+        <w:spacing w:after="120"/>
+      </w:pPr>
+      <w:r>
+        <w:rPr>
+          <w:b/>
+          <w:bCs/>
+        </w:rPr>
+        <w:t>Финиш: </w:t>
+      </w:r>
+      <w:r>
+        <w:t>сдача до 08.12.2025 включительно.</w:t>
+      </w:r>
+    </w:p>
+    <w:p>
+      <w:pPr>
+        <w:spacing w:after="120"/>
+      </w:pPr>
+      <w:r>
+        <w:rPr>
+          <w:noProof/>
+        </w:rPr>
+        <w:pict w14:anchorId="3BA08120">
+          <v:rect id="_x0000_i1025" alt="" style="width:467.75pt;height:.05pt;mso-width-percent:0;mso-height-percent:0;mso-width-percent:0;mso-height-percent:0" o:hralign="center" o:hrstd="t" o:hr="t" fillcolor="#a0a0a0" stroked="f"/>
+        </w:pict>
+      </w:r>
+    </w:p>
+    <w:p>
+      <w:pPr>
+        <w:spacing w:after="120"/>
+        <w:rPr>
+          <w:b/>
+          <w:bCs/>
+        </w:rPr>
+      </w:pPr>
+      <w:r>
+        <w:rPr>
+          <w:b/>
+          <w:bCs/>
+        </w:rPr>
+        <w:t>1</w:t>
+      </w:r>
+      <w:r>
+        <w:rPr>
+          <w:b/>
+          <w:bCs/>
+        </w:rPr>
+        <w:t>2</w:t>
       </w:r>
       <w:r>
         <w:rPr>
@@ -1944,21 +3403,7 @@
           <w:b/>
           <w:bCs/>
         </w:rPr>
-        <w:t>Р</w:t>
-      </w:r>
-      <w:r>
-        <w:rPr>
-          <w:b/>
-          <w:bCs/>
-        </w:rPr>
-        <w:t>елиз</w:t>
-      </w:r>
-      <w:r>
-        <w:rPr>
-          <w:b/>
-          <w:bCs/>
-        </w:rPr>
-        <w:t xml:space="preserve"> </w:t>
+        <w:t>Уникальные функции проекта</w:t>
       </w:r>
     </w:p>
     <w:p>
@@ -1968,20 +3413,9 @@
           <w:numId w:val="9"/>
         </w:numPr>
         <w:spacing w:after="120"/>
-        <w:rPr>
-          <w:lang w:val="en-US"/>
-        </w:rPr>
-      </w:pPr>
-      <w:proofErr w:type="spellStart"/>
-      <w:r>
-        <w:t>Репозиторий</w:t>
-      </w:r>
-      <w:proofErr w:type="spellEnd"/>
-      <w:r>
-        <w:rPr>
-          <w:lang w:val="en-US"/>
-        </w:rPr>
-        <w:t>: Git (feature-branch workflow).</w:t>
+      </w:pPr>
+      <w:r>
+        <w:t>Возможность делиться целой папкой, а не отдельными файлами</w:t>
       </w:r>
     </w:p>
     <w:p>
@@ -1991,24 +3425,9 @@
           <w:numId w:val="9"/>
         </w:numPr>
         <w:spacing w:after="120"/>
-        <w:rPr>
-          <w:lang w:val="en-US"/>
-        </w:rPr>
-      </w:pPr>
-      <w:r>
-        <w:rPr>
-          <w:lang w:val="en-US"/>
-        </w:rPr>
-        <w:t xml:space="preserve">GitHub Actions: </w:t>
-      </w:r>
-      <w:r>
-        <w:t>запускает</w:t>
-      </w:r>
-      <w:r>
-        <w:rPr>
-          <w:lang w:val="en-US"/>
-        </w:rPr>
-        <w:t xml:space="preserve"> lint, unit tests.</w:t>
+      </w:pPr>
+      <w:r>
+        <w:t>Двухфакторная аутентификация</w:t>
       </w:r>
     </w:p>
     <w:p>
@@ -2016,1518 +3435,6 @@
         <w:numPr>
           <w:ilvl w:val="0"/>
           <w:numId w:val="9"/>
-        </w:numPr>
-        <w:spacing w:after="120"/>
-        <w:rPr>
-          <w:lang w:val="en-US"/>
-        </w:rPr>
-      </w:pPr>
-      <w:r>
-        <w:rPr>
-          <w:lang w:val="en-US"/>
-        </w:rPr>
-        <w:t xml:space="preserve">Release: Google Play </w:t>
-      </w:r>
-      <w:r>
-        <w:rPr>
-          <w:lang w:val="en-US"/>
-        </w:rPr>
-        <w:t xml:space="preserve">/ </w:t>
-      </w:r>
-      <w:proofErr w:type="spellStart"/>
-      <w:r>
-        <w:rPr>
-          <w:lang w:val="en-US"/>
-        </w:rPr>
-        <w:t>RuStore</w:t>
-      </w:r>
-      <w:proofErr w:type="spellEnd"/>
-      <w:r>
-        <w:rPr>
-          <w:lang w:val="en-US"/>
-        </w:rPr>
-        <w:t xml:space="preserve"> </w:t>
-      </w:r>
-      <w:r>
-        <w:rPr>
-          <w:lang w:val="en-US"/>
-        </w:rPr>
-        <w:t>/ TestFlight</w:t>
-      </w:r>
-      <w:r>
-        <w:rPr>
-          <w:lang w:val="en-US"/>
-        </w:rPr>
-        <w:t>.</w:t>
-      </w:r>
-    </w:p>
-    <w:p>
-      <w:pPr>
-        <w:spacing w:after="120"/>
-      </w:pPr>
-      <w:r>
-        <w:rPr>
-          <w:noProof/>
-        </w:rPr>
-        <w:pict w14:anchorId="7617A4A9">
-          <v:rect id="_x0000_i1033" alt="" style="width:467.75pt;height:.05pt;mso-width-percent:0;mso-height-percent:0;mso-width-percent:0;mso-height-percent:0" o:hralign="center" o:hrstd="t" o:hr="t" fillcolor="#a0a0a0" stroked="f"/>
-        </w:pict>
-      </w:r>
-    </w:p>
-    <w:p>
-      <w:pPr>
-        <w:spacing w:after="120"/>
-        <w:rPr>
-          <w:b/>
-          <w:bCs/>
-        </w:rPr>
-      </w:pPr>
-      <w:r>
-        <w:rPr>
-          <w:b/>
-          <w:bCs/>
-        </w:rPr>
-        <w:t>10</w:t>
-      </w:r>
-      <w:r>
-        <w:rPr>
-          <w:b/>
-          <w:bCs/>
-        </w:rPr>
-        <w:t>. Безопасность и приватность</w:t>
-      </w:r>
-    </w:p>
-    <w:p>
-      <w:pPr>
-        <w:numPr>
-          <w:ilvl w:val="0"/>
-          <w:numId w:val="10"/>
-        </w:numPr>
-        <w:spacing w:after="120"/>
-      </w:pPr>
-      <w:r>
-        <w:t>Все запросы по HTTPS.</w:t>
-      </w:r>
-    </w:p>
-    <w:p>
-      <w:pPr>
-        <w:numPr>
-          <w:ilvl w:val="0"/>
-          <w:numId w:val="10"/>
-        </w:numPr>
-        <w:spacing w:after="120"/>
-      </w:pPr>
-      <w:r>
-        <w:t>Шифрование файлов.</w:t>
-      </w:r>
-    </w:p>
-    <w:p>
-      <w:pPr>
-        <w:numPr>
-          <w:ilvl w:val="0"/>
-          <w:numId w:val="10"/>
-        </w:numPr>
-        <w:spacing w:after="120"/>
-      </w:pPr>
-      <w:r>
-        <w:t xml:space="preserve">Безопасное хранилище </w:t>
-      </w:r>
-      <w:proofErr w:type="spellStart"/>
-      <w:r>
-        <w:t>токенов</w:t>
-      </w:r>
-      <w:proofErr w:type="spellEnd"/>
-      <w:r>
-        <w:t xml:space="preserve">. </w:t>
-      </w:r>
-    </w:p>
-    <w:p>
-      <w:pPr>
-        <w:numPr>
-          <w:ilvl w:val="0"/>
-          <w:numId w:val="10"/>
-        </w:numPr>
-        <w:spacing w:after="120"/>
-      </w:pPr>
-      <w:r>
-        <w:t>Возможность удаления аккаунта / данных.</w:t>
-      </w:r>
-    </w:p>
-    <w:p>
-      <w:pPr>
-        <w:spacing w:after="120"/>
-      </w:pPr>
-      <w:r>
-        <w:rPr>
-          <w:noProof/>
-        </w:rPr>
-        <w:pict w14:anchorId="0414DEFC">
-          <v:rect id="_x0000_i1032" alt="" style="width:467.75pt;height:.05pt;mso-width-percent:0;mso-height-percent:0;mso-width-percent:0;mso-height-percent:0" o:hralign="center" o:hrstd="t" o:hr="t" fillcolor="#a0a0a0" stroked="f"/>
-        </w:pict>
-      </w:r>
-    </w:p>
-    <w:p>
-      <w:pPr>
-        <w:spacing w:after="120"/>
-        <w:rPr>
-          <w:b/>
-          <w:bCs/>
-        </w:rPr>
-      </w:pPr>
-      <w:r>
-        <w:rPr>
-          <w:b/>
-          <w:bCs/>
-        </w:rPr>
-        <w:t>1</w:t>
-      </w:r>
-      <w:r>
-        <w:rPr>
-          <w:b/>
-          <w:bCs/>
-        </w:rPr>
-        <w:t>1</w:t>
-      </w:r>
-      <w:r>
-        <w:rPr>
-          <w:b/>
-          <w:bCs/>
-        </w:rPr>
-        <w:t xml:space="preserve">. </w:t>
-      </w:r>
-      <w:proofErr w:type="spellStart"/>
-      <w:r>
-        <w:rPr>
-          <w:b/>
-          <w:bCs/>
-        </w:rPr>
-        <w:t>Роадмап</w:t>
-      </w:r>
-      <w:proofErr w:type="spellEnd"/>
-      <w:r>
-        <w:rPr>
-          <w:b/>
-          <w:bCs/>
-        </w:rPr>
-        <w:t xml:space="preserve"> / план по дням с конкретными датами</w:t>
-      </w:r>
-    </w:p>
-    <w:p>
-      <w:pPr>
-        <w:spacing w:after="120"/>
-        <w:rPr>
-          <w:b/>
-          <w:bCs/>
-        </w:rPr>
-      </w:pPr>
-      <w:proofErr w:type="spellStart"/>
-      <w:r>
-        <w:rPr>
-          <w:b/>
-          <w:bCs/>
-        </w:rPr>
-        <w:t>Sprint</w:t>
-      </w:r>
-      <w:proofErr w:type="spellEnd"/>
-      <w:r>
-        <w:rPr>
-          <w:b/>
-          <w:bCs/>
-        </w:rPr>
-        <w:t xml:space="preserve"> 0 — Подготовка / </w:t>
-      </w:r>
-      <w:proofErr w:type="spellStart"/>
-      <w:r>
-        <w:rPr>
-          <w:b/>
-          <w:bCs/>
-        </w:rPr>
-        <w:t>Discovery</w:t>
-      </w:r>
-      <w:proofErr w:type="spellEnd"/>
-      <w:r>
-        <w:rPr>
-          <w:b/>
-          <w:bCs/>
-        </w:rPr>
-        <w:t xml:space="preserve"> (16 — 21 сентября 2025) — 6 дней</w:t>
-      </w:r>
-    </w:p>
-    <w:p>
-      <w:pPr>
-        <w:spacing w:after="120"/>
-      </w:pPr>
-      <w:r>
-        <w:rPr>
-          <w:b/>
-          <w:bCs/>
-        </w:rPr>
-        <w:t>Цели:</w:t>
-      </w:r>
-      <w:r>
-        <w:t> финальные требования, дизайн архитектуры, инфраструктура.</w:t>
-      </w:r>
-    </w:p>
-    <w:p>
-      <w:pPr>
-        <w:numPr>
-          <w:ilvl w:val="0"/>
-          <w:numId w:val="36"/>
-        </w:numPr>
-        <w:spacing w:after="120"/>
-      </w:pPr>
-      <w:r>
-        <w:t xml:space="preserve">16–17.09: Сбор и уточнение требований, </w:t>
-      </w:r>
-      <w:proofErr w:type="spellStart"/>
-      <w:r>
-        <w:t>приоритизация</w:t>
-      </w:r>
-      <w:proofErr w:type="spellEnd"/>
-      <w:r>
-        <w:t xml:space="preserve"> </w:t>
-      </w:r>
-      <w:proofErr w:type="spellStart"/>
-      <w:r>
-        <w:t>фич</w:t>
-      </w:r>
-      <w:proofErr w:type="spellEnd"/>
-      <w:r>
-        <w:t xml:space="preserve"> (MVP).</w:t>
-      </w:r>
-    </w:p>
-    <w:p>
-      <w:pPr>
-        <w:numPr>
-          <w:ilvl w:val="0"/>
-          <w:numId w:val="36"/>
-        </w:numPr>
-        <w:spacing w:after="120"/>
-      </w:pPr>
-      <w:r>
-        <w:t>18.09: Составление ТЗ, проектирование архитектуры БД и API.</w:t>
-      </w:r>
-    </w:p>
-    <w:p>
-      <w:pPr>
-        <w:numPr>
-          <w:ilvl w:val="0"/>
-          <w:numId w:val="36"/>
-        </w:numPr>
-        <w:spacing w:after="120"/>
-      </w:pPr>
-      <w:r>
-        <w:t xml:space="preserve">19–20.09: </w:t>
-      </w:r>
-      <w:proofErr w:type="spellStart"/>
-      <w:r>
-        <w:t>Вайрфреймы</w:t>
-      </w:r>
-      <w:proofErr w:type="spellEnd"/>
-      <w:r>
-        <w:t xml:space="preserve"> основных экранов (загрузка/просмотр/поиск файлов).</w:t>
-      </w:r>
-    </w:p>
-    <w:p>
-      <w:pPr>
-        <w:numPr>
-          <w:ilvl w:val="0"/>
-          <w:numId w:val="36"/>
-        </w:numPr>
-        <w:spacing w:after="120"/>
-      </w:pPr>
-      <w:r>
-        <w:t xml:space="preserve">21.09: Настройка </w:t>
-      </w:r>
-      <w:proofErr w:type="spellStart"/>
-      <w:r>
-        <w:t>репозитория</w:t>
-      </w:r>
-      <w:proofErr w:type="spellEnd"/>
-      <w:r>
-        <w:t>.</w:t>
-      </w:r>
-      <w:r>
-        <w:t xml:space="preserve"> </w:t>
-      </w:r>
-    </w:p>
-    <w:p>
-      <w:pPr>
-        <w:spacing w:after="120"/>
-      </w:pPr>
-      <w:r>
-        <w:rPr>
-          <w:b/>
-          <w:bCs/>
-        </w:rPr>
-        <w:t>Доставка:</w:t>
-      </w:r>
-      <w:r>
-        <w:t> </w:t>
-      </w:r>
-      <w:proofErr w:type="spellStart"/>
-      <w:r>
-        <w:t>финализированные</w:t>
-      </w:r>
-      <w:proofErr w:type="spellEnd"/>
-      <w:r>
-        <w:t xml:space="preserve"> требования, архитектура БД/API, базовый </w:t>
-      </w:r>
-      <w:proofErr w:type="spellStart"/>
-      <w:r>
-        <w:t>репозиторий</w:t>
-      </w:r>
-      <w:proofErr w:type="spellEnd"/>
-      <w:r>
-        <w:t>.</w:t>
-      </w:r>
-    </w:p>
-    <w:p>
-      <w:pPr>
-        <w:spacing w:after="120"/>
-      </w:pPr>
-      <w:r>
-        <w:rPr>
-          <w:noProof/>
-        </w:rPr>
-        <w:pict w14:anchorId="5B6BA7AC">
-          <v:rect id="_x0000_i1031" alt="" style="width:467.75pt;height:.05pt;mso-width-percent:0;mso-height-percent:0;mso-width-percent:0;mso-height-percent:0" o:hralign="center" o:hrstd="t" o:hr="t" fillcolor="#a0a0a0" stroked="f"/>
-        </w:pict>
-      </w:r>
-    </w:p>
-    <w:p>
-      <w:pPr>
-        <w:spacing w:after="120"/>
-        <w:rPr>
-          <w:b/>
-          <w:bCs/>
-        </w:rPr>
-      </w:pPr>
-      <w:proofErr w:type="spellStart"/>
-      <w:r>
-        <w:rPr>
-          <w:b/>
-          <w:bCs/>
-        </w:rPr>
-        <w:t>Sprint</w:t>
-      </w:r>
-      <w:proofErr w:type="spellEnd"/>
-      <w:r>
-        <w:rPr>
-          <w:b/>
-          <w:bCs/>
-        </w:rPr>
-        <w:t xml:space="preserve"> 1 — </w:t>
-      </w:r>
-      <w:proofErr w:type="spellStart"/>
-      <w:r>
-        <w:rPr>
-          <w:b/>
-          <w:bCs/>
-        </w:rPr>
-        <w:t>Core</w:t>
-      </w:r>
-      <w:proofErr w:type="spellEnd"/>
-      <w:r>
-        <w:rPr>
-          <w:b/>
-          <w:bCs/>
-        </w:rPr>
-        <w:t>: пользователи и файлы (22 сентября — 5 октября 2025) — 2 недели</w:t>
-      </w:r>
-    </w:p>
-    <w:p>
-      <w:pPr>
-        <w:spacing w:after="120"/>
-        <w:rPr>
-          <w:b/>
-          <w:bCs/>
-        </w:rPr>
-      </w:pPr>
-      <w:r>
-        <w:rPr>
-          <w:b/>
-          <w:bCs/>
-        </w:rPr>
-        <w:t>Задачи:</w:t>
-      </w:r>
-    </w:p>
-    <w:p>
-      <w:pPr>
-        <w:numPr>
-          <w:ilvl w:val="0"/>
-          <w:numId w:val="37"/>
-        </w:numPr>
-        <w:spacing w:after="120"/>
-      </w:pPr>
-      <w:r>
-        <w:t>Реализовать регистрацию/логин (</w:t>
-      </w:r>
-      <w:proofErr w:type="spellStart"/>
-      <w:r>
-        <w:t>email</w:t>
-      </w:r>
-      <w:proofErr w:type="spellEnd"/>
-      <w:r>
-        <w:t xml:space="preserve"> + пароль, хранение </w:t>
-      </w:r>
-      <w:proofErr w:type="spellStart"/>
-      <w:r>
-        <w:t>public</w:t>
-      </w:r>
-      <w:proofErr w:type="spellEnd"/>
-      <w:r>
-        <w:t>/</w:t>
-      </w:r>
-      <w:proofErr w:type="spellStart"/>
-      <w:r>
-        <w:t>private</w:t>
-      </w:r>
-      <w:proofErr w:type="spellEnd"/>
-      <w:r>
-        <w:t xml:space="preserve"> ключей).</w:t>
-      </w:r>
-    </w:p>
-    <w:p>
-      <w:pPr>
-        <w:numPr>
-          <w:ilvl w:val="0"/>
-          <w:numId w:val="37"/>
-        </w:numPr>
-        <w:spacing w:after="120"/>
-      </w:pPr>
-      <w:r>
-        <w:t>CRUD для файлов: загрузка (с шифрованием на клиенте), просмотр списка, скачивание, удаление.</w:t>
-      </w:r>
-    </w:p>
-    <w:p>
-      <w:pPr>
-        <w:numPr>
-          <w:ilvl w:val="0"/>
-          <w:numId w:val="37"/>
-        </w:numPr>
-        <w:spacing w:after="120"/>
-      </w:pPr>
-      <w:r>
-        <w:t xml:space="preserve">Интеграция AWS S3 (или </w:t>
-      </w:r>
-      <w:proofErr w:type="spellStart"/>
-      <w:r>
-        <w:t>MinIO</w:t>
-      </w:r>
-      <w:proofErr w:type="spellEnd"/>
-      <w:r>
-        <w:t xml:space="preserve"> локально).</w:t>
-      </w:r>
-    </w:p>
-    <w:p>
-      <w:pPr>
-        <w:numPr>
-          <w:ilvl w:val="0"/>
-          <w:numId w:val="37"/>
-        </w:numPr>
-        <w:spacing w:after="120"/>
-      </w:pPr>
-      <w:r>
-        <w:t>Метаданные: название (зашифровано), размер, дата.</w:t>
-      </w:r>
-    </w:p>
-    <w:p>
-      <w:pPr>
-        <w:numPr>
-          <w:ilvl w:val="0"/>
-          <w:numId w:val="37"/>
-        </w:numPr>
-        <w:spacing w:after="120"/>
-      </w:pPr>
-      <w:proofErr w:type="spellStart"/>
-      <w:r>
-        <w:t>Unit</w:t>
-      </w:r>
-      <w:proofErr w:type="spellEnd"/>
-      <w:r>
-        <w:t xml:space="preserve">-тесты для </w:t>
-      </w:r>
-      <w:proofErr w:type="spellStart"/>
-      <w:r>
-        <w:t>Auth</w:t>
-      </w:r>
-      <w:proofErr w:type="spellEnd"/>
-      <w:r>
-        <w:t xml:space="preserve"> и файлового модуля.</w:t>
-      </w:r>
-    </w:p>
-    <w:p>
-      <w:pPr>
-        <w:spacing w:after="120"/>
-      </w:pPr>
-      <w:r>
-        <w:rPr>
-          <w:b/>
-          <w:bCs/>
-        </w:rPr>
-        <w:t>Доставка:</w:t>
-      </w:r>
-      <w:r>
-        <w:t> рабочая версия: можно загрузить, хранить и скачивать файлы с E2EE.</w:t>
-      </w:r>
-    </w:p>
-    <w:p>
-      <w:pPr>
-        <w:spacing w:after="120"/>
-      </w:pPr>
-      <w:r>
-        <w:rPr>
-          <w:b/>
-          <w:bCs/>
-          <w:noProof/>
-        </w:rPr>
-        <w:lastRenderedPageBreak/>
-        <w:pict w14:anchorId="4C0C6A1E">
-          <v:rect id="_x0000_i1030" alt="" style="width:467.75pt;height:.05pt;mso-width-percent:0;mso-height-percent:0;mso-width-percent:0;mso-height-percent:0" o:hralign="center" o:hrstd="t" o:hr="t" fillcolor="#a0a0a0" stroked="f"/>
-        </w:pict>
-      </w:r>
-    </w:p>
-    <w:p>
-      <w:pPr>
-        <w:spacing w:after="120"/>
-        <w:rPr>
-          <w:b/>
-          <w:bCs/>
-        </w:rPr>
-      </w:pPr>
-      <w:proofErr w:type="spellStart"/>
-      <w:r>
-        <w:rPr>
-          <w:b/>
-          <w:bCs/>
-        </w:rPr>
-        <w:t>Sprint</w:t>
-      </w:r>
-      <w:proofErr w:type="spellEnd"/>
-      <w:r>
-        <w:rPr>
-          <w:b/>
-          <w:bCs/>
-        </w:rPr>
-        <w:t xml:space="preserve"> 2 — </w:t>
-      </w:r>
-      <w:proofErr w:type="spellStart"/>
-      <w:r>
-        <w:rPr>
-          <w:b/>
-          <w:bCs/>
-        </w:rPr>
-        <w:t>Шаринг</w:t>
-      </w:r>
-      <w:proofErr w:type="spellEnd"/>
-      <w:r>
-        <w:rPr>
-          <w:b/>
-          <w:bCs/>
-        </w:rPr>
-        <w:t xml:space="preserve"> и структура (6 — 19 октября 2025) — 2 недели</w:t>
-      </w:r>
-    </w:p>
-    <w:p>
-      <w:pPr>
-        <w:spacing w:after="120"/>
-        <w:rPr>
-          <w:b/>
-          <w:bCs/>
-        </w:rPr>
-      </w:pPr>
-      <w:r>
-        <w:rPr>
-          <w:b/>
-          <w:bCs/>
-        </w:rPr>
-        <w:t>Задачи:</w:t>
-      </w:r>
-    </w:p>
-    <w:p>
-      <w:pPr>
-        <w:numPr>
-          <w:ilvl w:val="0"/>
-          <w:numId w:val="38"/>
-        </w:numPr>
-        <w:spacing w:after="120"/>
-      </w:pPr>
-      <w:proofErr w:type="spellStart"/>
-      <w:r>
-        <w:t>Шаринг</w:t>
-      </w:r>
-      <w:proofErr w:type="spellEnd"/>
-      <w:r>
-        <w:t xml:space="preserve"> файлов между пользователями (перешифровка </w:t>
-      </w:r>
-      <w:proofErr w:type="spellStart"/>
-      <w:r>
-        <w:t>session_key</w:t>
-      </w:r>
-      <w:proofErr w:type="spellEnd"/>
-      <w:r>
-        <w:t xml:space="preserve"> под </w:t>
-      </w:r>
-      <w:proofErr w:type="spellStart"/>
-      <w:r>
-        <w:t>public_key</w:t>
-      </w:r>
-      <w:proofErr w:type="spellEnd"/>
-      <w:r>
-        <w:t xml:space="preserve"> получателя).</w:t>
-      </w:r>
-    </w:p>
-    <w:p>
-      <w:pPr>
-        <w:numPr>
-          <w:ilvl w:val="0"/>
-          <w:numId w:val="38"/>
-        </w:numPr>
-        <w:spacing w:after="120"/>
-      </w:pPr>
-      <w:r>
-        <w:t>Просмотр, кто имеет доступ к файлу.</w:t>
-      </w:r>
-    </w:p>
-    <w:p>
-      <w:pPr>
-        <w:numPr>
-          <w:ilvl w:val="0"/>
-          <w:numId w:val="38"/>
-        </w:numPr>
-        <w:spacing w:after="120"/>
-      </w:pPr>
-      <w:r>
-        <w:t>Создание иерархии папок (</w:t>
-      </w:r>
-      <w:proofErr w:type="spellStart"/>
-      <w:r>
-        <w:t>parent_id</w:t>
-      </w:r>
-      <w:proofErr w:type="spellEnd"/>
-      <w:r>
-        <w:t>).</w:t>
-      </w:r>
-    </w:p>
-    <w:p>
-      <w:pPr>
-        <w:numPr>
-          <w:ilvl w:val="0"/>
-          <w:numId w:val="38"/>
-        </w:numPr>
-        <w:spacing w:after="120"/>
-      </w:pPr>
-      <w:r>
-        <w:t>API для управления доступом.</w:t>
-      </w:r>
-    </w:p>
-    <w:p>
-      <w:pPr>
-        <w:numPr>
-          <w:ilvl w:val="0"/>
-          <w:numId w:val="38"/>
-        </w:numPr>
-        <w:spacing w:after="120"/>
-      </w:pPr>
-      <w:r>
-        <w:t xml:space="preserve">Интеграционные тесты «владелец → </w:t>
-      </w:r>
-      <w:proofErr w:type="spellStart"/>
-      <w:r>
-        <w:t>расшарил</w:t>
-      </w:r>
-      <w:proofErr w:type="spellEnd"/>
-      <w:r>
-        <w:t xml:space="preserve"> → получатель скачал».</w:t>
-      </w:r>
-    </w:p>
-    <w:p>
-      <w:pPr>
-        <w:spacing w:after="120"/>
-      </w:pPr>
-      <w:r>
-        <w:rPr>
-          <w:b/>
-          <w:bCs/>
-        </w:rPr>
-        <w:t>Доставка:</w:t>
-      </w:r>
-      <w:r>
-        <w:t xml:space="preserve"> поддержка </w:t>
-      </w:r>
-      <w:proofErr w:type="spellStart"/>
-      <w:r>
-        <w:t>шаринга</w:t>
-      </w:r>
-      <w:proofErr w:type="spellEnd"/>
-      <w:r>
-        <w:t>, базовые папки.</w:t>
-      </w:r>
-    </w:p>
-    <w:p>
-      <w:pPr>
-        <w:spacing w:after="120"/>
-      </w:pPr>
-      <w:r>
-        <w:rPr>
-          <w:b/>
-          <w:bCs/>
-          <w:noProof/>
-        </w:rPr>
-        <w:pict w14:anchorId="134FEBAD">
-          <v:rect id="_x0000_i1029" alt="" style="width:467.75pt;height:.05pt;mso-width-percent:0;mso-height-percent:0;mso-width-percent:0;mso-height-percent:0" o:hralign="center" o:hrstd="t" o:hr="t" fillcolor="#a0a0a0" stroked="f"/>
-        </w:pict>
-      </w:r>
-    </w:p>
-    <w:p>
-      <w:pPr>
-        <w:spacing w:after="120"/>
-        <w:rPr>
-          <w:b/>
-          <w:bCs/>
-        </w:rPr>
-      </w:pPr>
-      <w:proofErr w:type="spellStart"/>
-      <w:r>
-        <w:rPr>
-          <w:b/>
-          <w:bCs/>
-        </w:rPr>
-        <w:t>Sprint</w:t>
-      </w:r>
-      <w:proofErr w:type="spellEnd"/>
-      <w:r>
-        <w:rPr>
-          <w:b/>
-          <w:bCs/>
-        </w:rPr>
-        <w:t xml:space="preserve"> 3 — Поиск, теги, UX (20 октября — 2 ноября 2025) — 2 недели</w:t>
-      </w:r>
-    </w:p>
-    <w:p>
-      <w:pPr>
-        <w:spacing w:after="120"/>
-        <w:rPr>
-          <w:b/>
-          <w:bCs/>
-        </w:rPr>
-      </w:pPr>
-      <w:r>
-        <w:rPr>
-          <w:b/>
-          <w:bCs/>
-        </w:rPr>
-        <w:t>Задачи:</w:t>
-      </w:r>
-    </w:p>
-    <w:p>
-      <w:pPr>
-        <w:numPr>
-          <w:ilvl w:val="0"/>
-          <w:numId w:val="39"/>
-        </w:numPr>
-        <w:spacing w:after="120"/>
-      </w:pPr>
-      <w:r>
-        <w:t>UI/UX улучшения: превью файлов (иконки/метаданные).</w:t>
-      </w:r>
-    </w:p>
-    <w:p>
-      <w:pPr>
-        <w:numPr>
-          <w:ilvl w:val="0"/>
-          <w:numId w:val="39"/>
-        </w:numPr>
-        <w:spacing w:after="120"/>
-      </w:pPr>
-      <w:r>
-        <w:t xml:space="preserve">Кеширование списка файлов для </w:t>
-      </w:r>
-      <w:proofErr w:type="spellStart"/>
-      <w:r>
-        <w:t>оффлайн</w:t>
-      </w:r>
-      <w:proofErr w:type="spellEnd"/>
-      <w:r>
-        <w:t>-доступа.</w:t>
-      </w:r>
-    </w:p>
-    <w:p>
-      <w:pPr>
-        <w:numPr>
-          <w:ilvl w:val="0"/>
-          <w:numId w:val="39"/>
-        </w:numPr>
-        <w:spacing w:after="120"/>
-      </w:pPr>
-      <w:r>
-        <w:t>Начало документации (README, архитектура, как поднять локально).</w:t>
-      </w:r>
-    </w:p>
-    <w:p>
-      <w:pPr>
-        <w:spacing w:after="120"/>
-      </w:pPr>
-      <w:proofErr w:type="gramStart"/>
-      <w:r>
-        <w:rPr>
-          <w:b/>
-          <w:bCs/>
-        </w:rPr>
-        <w:t>Доставка: </w:t>
-      </w:r>
-      <w:r>
-        <w:t xml:space="preserve"> улучшенный</w:t>
-      </w:r>
-      <w:proofErr w:type="gramEnd"/>
-      <w:r>
-        <w:t xml:space="preserve"> UI, </w:t>
-      </w:r>
-      <w:proofErr w:type="spellStart"/>
-      <w:r>
-        <w:t>оффлайн</w:t>
-      </w:r>
-      <w:proofErr w:type="spellEnd"/>
-      <w:r>
-        <w:t>-режим (частично).</w:t>
-      </w:r>
-    </w:p>
-    <w:p>
-      <w:pPr>
-        <w:spacing w:after="120"/>
-      </w:pPr>
-      <w:r>
-        <w:rPr>
-          <w:b/>
-          <w:bCs/>
-          <w:noProof/>
-        </w:rPr>
-        <w:pict w14:anchorId="7C10F91A">
-          <v:rect id="_x0000_i1028" alt="" style="width:467.75pt;height:.05pt;mso-width-percent:0;mso-height-percent:0;mso-width-percent:0;mso-height-percent:0" o:hralign="center" o:hrstd="t" o:hr="t" fillcolor="#a0a0a0" stroked="f"/>
-        </w:pict>
-      </w:r>
-    </w:p>
-    <w:p>
-      <w:pPr>
-        <w:spacing w:after="120"/>
-      </w:pPr>
-      <w:proofErr w:type="spellStart"/>
-      <w:r>
-        <w:rPr>
-          <w:b/>
-          <w:bCs/>
-        </w:rPr>
-        <w:t>Sprint</w:t>
-      </w:r>
-      <w:proofErr w:type="spellEnd"/>
-      <w:r>
-        <w:rPr>
-          <w:b/>
-          <w:bCs/>
-        </w:rPr>
-        <w:t xml:space="preserve"> 4 —</w:t>
-      </w:r>
-      <w:r>
-        <w:t xml:space="preserve"> Интеграция, безопасность, </w:t>
-      </w:r>
-      <w:proofErr w:type="spellStart"/>
-      <w:r>
-        <w:t>админка</w:t>
-      </w:r>
-      <w:proofErr w:type="spellEnd"/>
-      <w:r>
-        <w:t xml:space="preserve"> (3 — 16 ноября 2025) — 2 недели</w:t>
-      </w:r>
-    </w:p>
-    <w:p>
-      <w:pPr>
-        <w:spacing w:after="120"/>
-      </w:pPr>
-      <w:r>
-        <w:t>Задачи:</w:t>
-      </w:r>
-    </w:p>
-    <w:p>
-      <w:pPr>
-        <w:numPr>
-          <w:ilvl w:val="0"/>
-          <w:numId w:val="40"/>
-        </w:numPr>
-        <w:spacing w:after="120"/>
-        <w:rPr>
-          <w:lang w:val="en-US"/>
-        </w:rPr>
-      </w:pPr>
-      <w:r>
-        <w:t>Полная</w:t>
-      </w:r>
-      <w:r>
-        <w:rPr>
-          <w:lang w:val="en-US"/>
-        </w:rPr>
-        <w:t xml:space="preserve"> </w:t>
-      </w:r>
-      <w:r>
-        <w:t>интеграция</w:t>
-      </w:r>
-      <w:r>
-        <w:rPr>
-          <w:lang w:val="en-US"/>
-        </w:rPr>
-        <w:t xml:space="preserve"> </w:t>
-      </w:r>
-      <w:r>
-        <w:t>модулей</w:t>
-      </w:r>
-      <w:r>
-        <w:rPr>
-          <w:lang w:val="en-US"/>
-        </w:rPr>
-        <w:t>: Auth, Files, Sharing, Search.</w:t>
-      </w:r>
-    </w:p>
-    <w:p>
-      <w:pPr>
-        <w:numPr>
-          <w:ilvl w:val="0"/>
-          <w:numId w:val="40"/>
-        </w:numPr>
-        <w:spacing w:after="120"/>
-      </w:pPr>
-      <w:r>
-        <w:t xml:space="preserve">Безопасность: </w:t>
-      </w:r>
-      <w:proofErr w:type="spellStart"/>
-      <w:r>
-        <w:t>валидация</w:t>
-      </w:r>
-      <w:proofErr w:type="spellEnd"/>
-      <w:r>
-        <w:t xml:space="preserve"> </w:t>
-      </w:r>
-      <w:proofErr w:type="spellStart"/>
-      <w:r>
-        <w:t>токенов</w:t>
-      </w:r>
-      <w:proofErr w:type="spellEnd"/>
-      <w:r>
-        <w:t>, шифрование приватных ключей.</w:t>
-      </w:r>
-    </w:p>
-    <w:p>
-      <w:pPr>
-        <w:numPr>
-          <w:ilvl w:val="0"/>
-          <w:numId w:val="40"/>
-        </w:numPr>
-        <w:spacing w:after="120"/>
-      </w:pPr>
-      <w:r>
-        <w:t>Простая админ-панель (веб): список пользователей, файлов, статистика.</w:t>
-      </w:r>
-    </w:p>
-    <w:p>
-      <w:pPr>
-        <w:numPr>
-          <w:ilvl w:val="0"/>
-          <w:numId w:val="40"/>
-        </w:numPr>
-        <w:spacing w:after="120"/>
-      </w:pPr>
-      <w:r>
-        <w:t xml:space="preserve">Настройка CI/CD для </w:t>
-      </w:r>
-      <w:proofErr w:type="spellStart"/>
-      <w:r>
-        <w:t>staging</w:t>
-      </w:r>
-      <w:proofErr w:type="spellEnd"/>
-      <w:r>
-        <w:t>.</w:t>
-      </w:r>
-    </w:p>
-    <w:p>
-      <w:pPr>
-        <w:numPr>
-          <w:ilvl w:val="0"/>
-          <w:numId w:val="40"/>
-        </w:numPr>
-        <w:spacing w:after="120"/>
-      </w:pPr>
-      <w:r>
-        <w:t>Внутреннее UAT (тестирование с участниками команды).</w:t>
-      </w:r>
-    </w:p>
-    <w:p>
-      <w:pPr>
-        <w:spacing w:after="120"/>
-      </w:pPr>
-      <w:r>
-        <w:rPr>
-          <w:b/>
-          <w:bCs/>
-        </w:rPr>
-        <w:t>Доставка:</w:t>
-      </w:r>
-      <w:r>
-        <w:t> </w:t>
-      </w:r>
-      <w:proofErr w:type="spellStart"/>
-      <w:r>
-        <w:t>release</w:t>
-      </w:r>
-      <w:proofErr w:type="spellEnd"/>
-      <w:r>
-        <w:t xml:space="preserve">-кандидат с рабочей </w:t>
-      </w:r>
-      <w:proofErr w:type="spellStart"/>
-      <w:r>
-        <w:t>админкой</w:t>
-      </w:r>
-      <w:proofErr w:type="spellEnd"/>
-      <w:r>
-        <w:t xml:space="preserve"> и защищённым API.</w:t>
-      </w:r>
-    </w:p>
-    <w:p>
-      <w:pPr>
-        <w:spacing w:after="120"/>
-      </w:pPr>
-      <w:r>
-        <w:rPr>
-          <w:b/>
-          <w:bCs/>
-          <w:noProof/>
-        </w:rPr>
-        <w:pict w14:anchorId="32314F8F">
-          <v:rect id="_x0000_i1027" alt="" style="width:467.75pt;height:.05pt;mso-width-percent:0;mso-height-percent:0;mso-width-percent:0;mso-height-percent:0" o:hralign="center" o:hrstd="t" o:hr="t" fillcolor="#a0a0a0" stroked="f"/>
-        </w:pict>
-      </w:r>
-    </w:p>
-    <w:p>
-      <w:pPr>
-        <w:spacing w:after="120"/>
-        <w:rPr>
-          <w:b/>
-          <w:bCs/>
-          <w:lang w:val="en-US"/>
-        </w:rPr>
-      </w:pPr>
-      <w:r>
-        <w:rPr>
-          <w:b/>
-          <w:bCs/>
-          <w:lang w:val="en-US"/>
-        </w:rPr>
-        <w:t xml:space="preserve">Stabilization &amp; UAT fixes (17 — 25 </w:t>
-      </w:r>
-      <w:r>
-        <w:rPr>
-          <w:b/>
-          <w:bCs/>
-        </w:rPr>
-        <w:t>ноября</w:t>
-      </w:r>
-      <w:r>
-        <w:rPr>
-          <w:b/>
-          <w:bCs/>
-          <w:lang w:val="en-US"/>
-        </w:rPr>
-        <w:t xml:space="preserve"> 2025) — 9 </w:t>
-      </w:r>
-      <w:r>
-        <w:rPr>
-          <w:b/>
-          <w:bCs/>
-        </w:rPr>
-        <w:t>дней</w:t>
-      </w:r>
-    </w:p>
-    <w:p>
-      <w:pPr>
-        <w:spacing w:after="120"/>
-        <w:rPr>
-          <w:b/>
-          <w:bCs/>
-          <w:lang w:val="en-US"/>
-        </w:rPr>
-      </w:pPr>
-      <w:r>
-        <w:rPr>
-          <w:b/>
-          <w:bCs/>
-        </w:rPr>
-        <w:t>Задачи</w:t>
-      </w:r>
-      <w:r>
-        <w:rPr>
-          <w:b/>
-          <w:bCs/>
-          <w:lang w:val="en-US"/>
-        </w:rPr>
-        <w:t>:</w:t>
-      </w:r>
-    </w:p>
-    <w:p>
-      <w:pPr>
-        <w:numPr>
-          <w:ilvl w:val="0"/>
-          <w:numId w:val="41"/>
-        </w:numPr>
-        <w:spacing w:after="120"/>
-      </w:pPr>
-      <w:r>
-        <w:t>Исправление багов после тестирования.</w:t>
-      </w:r>
-    </w:p>
-    <w:p>
-      <w:pPr>
-        <w:numPr>
-          <w:ilvl w:val="0"/>
-          <w:numId w:val="41"/>
-        </w:numPr>
-        <w:spacing w:after="120"/>
-      </w:pPr>
-      <w:r>
-        <w:t>Оптимизация скорости загрузки/скачивания файлов.</w:t>
-      </w:r>
-    </w:p>
-    <w:p>
-      <w:pPr>
-        <w:numPr>
-          <w:ilvl w:val="0"/>
-          <w:numId w:val="41"/>
-        </w:numPr>
-        <w:spacing w:after="120"/>
-      </w:pPr>
-      <w:r>
-        <w:t>Полный регрессионный тест.</w:t>
-      </w:r>
-    </w:p>
-    <w:p>
-      <w:pPr>
-        <w:numPr>
-          <w:ilvl w:val="0"/>
-          <w:numId w:val="41"/>
-        </w:numPr>
-        <w:spacing w:after="120"/>
-      </w:pPr>
-      <w:r>
-        <w:t xml:space="preserve">Подготовка презентации (скриншоты, </w:t>
-      </w:r>
-      <w:proofErr w:type="spellStart"/>
-      <w:r>
-        <w:t>demo</w:t>
-      </w:r>
-      <w:proofErr w:type="spellEnd"/>
-      <w:r>
-        <w:t>-видео, инструкции).</w:t>
-      </w:r>
-    </w:p>
-    <w:p>
-      <w:pPr>
-        <w:numPr>
-          <w:ilvl w:val="0"/>
-          <w:numId w:val="41"/>
-        </w:numPr>
-        <w:spacing w:after="120"/>
-      </w:pPr>
-      <w:proofErr w:type="spellStart"/>
-      <w:r>
-        <w:t>Финализация</w:t>
-      </w:r>
-      <w:proofErr w:type="spellEnd"/>
-      <w:r>
-        <w:t xml:space="preserve"> документации (установка, API спецификация).</w:t>
-      </w:r>
-    </w:p>
-    <w:p>
-      <w:pPr>
-        <w:spacing w:after="120"/>
-      </w:pPr>
-      <w:r>
-        <w:rPr>
-          <w:b/>
-          <w:bCs/>
-        </w:rPr>
-        <w:t>Доставка:</w:t>
-      </w:r>
-      <w:r>
-        <w:t> финальные сборки (</w:t>
-      </w:r>
-      <w:proofErr w:type="spellStart"/>
-      <w:r>
-        <w:t>frontend</w:t>
-      </w:r>
-      <w:proofErr w:type="spellEnd"/>
-      <w:r>
-        <w:t xml:space="preserve"> + </w:t>
-      </w:r>
-      <w:proofErr w:type="spellStart"/>
-      <w:r>
-        <w:t>backend</w:t>
-      </w:r>
-      <w:proofErr w:type="spellEnd"/>
-      <w:r>
-        <w:t xml:space="preserve">), документация, </w:t>
-      </w:r>
-      <w:proofErr w:type="spellStart"/>
-      <w:r>
-        <w:t>демо</w:t>
-      </w:r>
-      <w:proofErr w:type="spellEnd"/>
-      <w:r>
-        <w:t>.</w:t>
-      </w:r>
-    </w:p>
-    <w:p>
-      <w:pPr>
-        <w:spacing w:after="120"/>
-      </w:pPr>
-      <w:r>
-        <w:rPr>
-          <w:b/>
-          <w:bCs/>
-          <w:noProof/>
-        </w:rPr>
-        <w:pict w14:anchorId="28C5F732">
-          <v:rect id="_x0000_i1026" alt="" style="width:467.75pt;height:.05pt;mso-width-percent:0;mso-height-percent:0;mso-width-percent:0;mso-height-percent:0" o:hralign="center" o:hrstd="t" o:hr="t" fillcolor="#a0a0a0" stroked="f"/>
-        </w:pict>
-      </w:r>
-    </w:p>
-    <w:p>
-      <w:pPr>
-        <w:spacing w:after="120"/>
-        <w:rPr>
-          <w:b/>
-          <w:bCs/>
-          <w:lang w:val="en-US"/>
-        </w:rPr>
-      </w:pPr>
-      <w:r>
-        <w:rPr>
-          <w:b/>
-          <w:bCs/>
-          <w:lang w:val="en-US"/>
-        </w:rPr>
-        <w:lastRenderedPageBreak/>
-        <w:t xml:space="preserve">Final polishing &amp; submission (26 </w:t>
-      </w:r>
-      <w:r>
-        <w:rPr>
-          <w:b/>
-          <w:bCs/>
-        </w:rPr>
-        <w:t>ноября</w:t>
-      </w:r>
-      <w:r>
-        <w:rPr>
-          <w:b/>
-          <w:bCs/>
-          <w:lang w:val="en-US"/>
-        </w:rPr>
-        <w:t xml:space="preserve"> — 8 </w:t>
-      </w:r>
-      <w:r>
-        <w:rPr>
-          <w:b/>
-          <w:bCs/>
-        </w:rPr>
-        <w:t>декабря</w:t>
-      </w:r>
-      <w:r>
-        <w:rPr>
-          <w:b/>
-          <w:bCs/>
-          <w:lang w:val="en-US"/>
-        </w:rPr>
-        <w:t xml:space="preserve"> 2025) — 13 </w:t>
-      </w:r>
-      <w:r>
-        <w:rPr>
-          <w:b/>
-          <w:bCs/>
-        </w:rPr>
-        <w:t>дней</w:t>
-      </w:r>
-    </w:p>
-    <w:p>
-      <w:pPr>
-        <w:spacing w:after="120"/>
-      </w:pPr>
-      <w:r>
-        <w:rPr>
-          <w:b/>
-          <w:bCs/>
-        </w:rPr>
-        <w:t>Задачи:</w:t>
-      </w:r>
-    </w:p>
-    <w:p>
-      <w:pPr>
-        <w:numPr>
-          <w:ilvl w:val="0"/>
-          <w:numId w:val="42"/>
-        </w:numPr>
-        <w:spacing w:after="120"/>
-      </w:pPr>
-      <w:r>
-        <w:t>Финальные баг-фиксы.</w:t>
-      </w:r>
-    </w:p>
-    <w:p>
-      <w:pPr>
-        <w:numPr>
-          <w:ilvl w:val="0"/>
-          <w:numId w:val="42"/>
-        </w:numPr>
-        <w:spacing w:after="120"/>
-      </w:pPr>
-      <w:proofErr w:type="spellStart"/>
-      <w:r>
-        <w:t>Релизная</w:t>
-      </w:r>
-      <w:proofErr w:type="spellEnd"/>
-      <w:r>
-        <w:t xml:space="preserve"> версия </w:t>
-      </w:r>
-      <w:proofErr w:type="spellStart"/>
-      <w:r>
-        <w:t>фронтенда</w:t>
-      </w:r>
-      <w:proofErr w:type="spellEnd"/>
-      <w:r>
-        <w:t xml:space="preserve"> и </w:t>
-      </w:r>
-      <w:proofErr w:type="spellStart"/>
-      <w:r>
-        <w:t>бэкенда</w:t>
-      </w:r>
-      <w:proofErr w:type="spellEnd"/>
-      <w:r>
-        <w:t>.</w:t>
-      </w:r>
-    </w:p>
-    <w:p>
-      <w:pPr>
-        <w:numPr>
-          <w:ilvl w:val="0"/>
-          <w:numId w:val="42"/>
-        </w:numPr>
-        <w:spacing w:after="120"/>
-      </w:pPr>
-      <w:r>
-        <w:t>Презентация и демонстрация проекта (3–5 минут).</w:t>
-      </w:r>
-    </w:p>
-    <w:p>
-      <w:pPr>
-        <w:numPr>
-          <w:ilvl w:val="0"/>
-          <w:numId w:val="42"/>
-        </w:numPr>
-        <w:spacing w:after="120"/>
-      </w:pPr>
-      <w:r>
-        <w:t>Передача проекта преподавателю: код, инструкции, учётные записи.</w:t>
-      </w:r>
-    </w:p>
-    <w:p>
-      <w:pPr>
-        <w:spacing w:after="120"/>
-      </w:pPr>
-      <w:r>
-        <w:rPr>
-          <w:b/>
-          <w:bCs/>
-        </w:rPr>
-        <w:t>Финиш: </w:t>
-      </w:r>
-      <w:r>
-        <w:t>сдача до 08.12.2025 включительно.</w:t>
-      </w:r>
-    </w:p>
-    <w:p>
-      <w:pPr>
-        <w:spacing w:after="120"/>
-      </w:pPr>
-      <w:r>
-        <w:rPr>
-          <w:noProof/>
-        </w:rPr>
-        <w:pict w14:anchorId="3BA08120">
-          <v:rect id="_x0000_i1025" alt="" style="width:467.75pt;height:.05pt;mso-width-percent:0;mso-height-percent:0;mso-width-percent:0;mso-height-percent:0" o:hralign="center" o:hrstd="t" o:hr="t" fillcolor="#a0a0a0" stroked="f"/>
-        </w:pict>
-      </w:r>
-    </w:p>
-    <w:p>
-      <w:pPr>
-        <w:spacing w:after="120"/>
-        <w:rPr>
-          <w:b/>
-          <w:bCs/>
-        </w:rPr>
-      </w:pPr>
-      <w:r>
-        <w:rPr>
-          <w:b/>
-          <w:bCs/>
-        </w:rPr>
-        <w:t>1</w:t>
-      </w:r>
-      <w:r>
-        <w:rPr>
-          <w:b/>
-          <w:bCs/>
-        </w:rPr>
-        <w:t>2</w:t>
-      </w:r>
-      <w:r>
-        <w:rPr>
-          <w:b/>
-          <w:bCs/>
-        </w:rPr>
-        <w:t xml:space="preserve">. </w:t>
-      </w:r>
-      <w:r>
-        <w:rPr>
-          <w:b/>
-          <w:bCs/>
-        </w:rPr>
-        <w:t>Уникальные функции проекта</w:t>
-      </w:r>
-    </w:p>
-    <w:p>
-      <w:pPr>
-        <w:numPr>
-          <w:ilvl w:val="0"/>
-          <w:numId w:val="23"/>
-        </w:numPr>
-        <w:spacing w:after="120"/>
-      </w:pPr>
-      <w:r>
-        <w:t>Возможность делиться целой папкой, а не отдельными файлами</w:t>
-      </w:r>
-    </w:p>
-    <w:p>
-      <w:pPr>
-        <w:numPr>
-          <w:ilvl w:val="0"/>
-          <w:numId w:val="23"/>
-        </w:numPr>
-        <w:spacing w:after="120"/>
-      </w:pPr>
-      <w:r>
-        <w:t>Двухфакторная аутентификация</w:t>
-      </w:r>
-    </w:p>
-    <w:p>
-      <w:pPr>
-        <w:numPr>
-          <w:ilvl w:val="0"/>
-          <w:numId w:val="23"/>
         </w:numPr>
         <w:spacing w:after="120"/>
       </w:pPr>
@@ -3548,6 +3455,155 @@
 <file path=word/numbering.xml><?xml version="1.0" encoding="utf-8"?>
 <w:numbering xmlns:wpc="http://schemas.microsoft.com/office/word/2010/wordprocessingCanvas" xmlns:cx="http://schemas.microsoft.com/office/drawing/2014/chartex" xmlns:cx1="http://schemas.microsoft.com/office/drawing/2015/9/8/chartex" xmlns:cx2="http://schemas.microsoft.com/office/drawing/2015/10/21/chartex" xmlns:cx3="http://schemas.microsoft.com/office/drawing/2016/5/9/chartex" xmlns:cx4="http://schemas.microsoft.com/office/drawing/2016/5/10/chartex" xmlns:cx5="http://schemas.microsoft.com/office/drawing/2016/5/11/chartex" xmlns:cx6="http://schemas.microsoft.com/office/drawing/2016/5/12/chartex" xmlns:cx7="http://schemas.microsoft.com/office/drawing/2016/5/13/chartex" xmlns:cx8="http://schemas.microsoft.com/office/drawing/2016/5/14/chartex" xmlns:mc="http://schemas.openxmlformats.org/markup-compatibility/2006" xmlns:aink="http://schemas.microsoft.com/office/drawing/2016/ink" xmlns:am3d="http://schemas.microsoft.com/office/drawing/2017/model3d" xmlns:o="urn:schemas-microsoft-com:office:office" xmlns:r="http://schemas.openxmlformats.org/officeDocument/2006/relationships" xmlns:m="http://schemas.openxmlformats.org/officeDocument/2006/math" xmlns:v="urn:schemas-microsoft-com:vml" xmlns:wp14="http://schemas.microsoft.com/office/word/2010/wordprocessingDrawing" xmlns:wp="http://schemas.openxmlformats.org/drawingml/2006/wordprocessingDrawing" xmlns:w10="urn:schemas-microsoft-com:office:word" xmlns:w="http://schemas.openxmlformats.org/wordprocessingml/2006/main" xmlns:w14="http://schemas.microsoft.com/office/word/2010/wordml" xmlns:w15="http://schemas.microsoft.com/office/word/2012/wordml" xmlns:w16cex="http://schemas.microsoft.com/office/word/2018/wordml/cex" xmlns:w16cid="http://schemas.microsoft.com/office/word/2016/wordml/cid" xmlns:w16="http://schemas.microsoft.com/office/word/2018/wordml" xmlns:w16sdtdh="http://schemas.microsoft.com/office/word/2020/wordml/sdtdatahash" xmlns:w16se="http://schemas.microsoft.com/office/word/2015/wordml/symex" xmlns:wpg="http://schemas.microsoft.com/office/word/2010/wordprocessingGroup" xmlns:wpi="http://schemas.microsoft.com/office/word/2010/wordprocessingInk" xmlns:wne="http://schemas.microsoft.com/office/word/2006/wordml" xmlns:wps="http://schemas.microsoft.com/office/word/2010/wordprocessingShape" mc:Ignorable="w14 w15 w16se w16cid w16 w16cex w16sdtdh wp14">
   <w:abstractNum w:abstractNumId="0" w15:restartNumberingAfterBreak="0">
+    <w:nsid w:val="012D4149"/>
+    <w:multiLevelType w:val="multilevel"/>
+    <w:tmpl w:val="881E7562"/>
+    <w:lvl w:ilvl="0">
+      <w:start w:val="1"/>
+      <w:numFmt w:val="bullet"/>
+      <w:lvlText w:val=""/>
+      <w:lvlJc w:val="left"/>
+      <w:pPr>
+        <w:tabs>
+          <w:tab w:val="num" w:pos="720"/>
+        </w:tabs>
+        <w:ind w:left="720" w:hanging="360"/>
+      </w:pPr>
+      <w:rPr>
+        <w:rFonts w:ascii="Symbol" w:hAnsi="Symbol" w:hint="default"/>
+        <w:sz w:val="20"/>
+      </w:rPr>
+    </w:lvl>
+    <w:lvl w:ilvl="1" w:tentative="1">
+      <w:start w:val="1"/>
+      <w:numFmt w:val="bullet"/>
+      <w:lvlText w:val="o"/>
+      <w:lvlJc w:val="left"/>
+      <w:pPr>
+        <w:tabs>
+          <w:tab w:val="num" w:pos="1440"/>
+        </w:tabs>
+        <w:ind w:left="1440" w:hanging="360"/>
+      </w:pPr>
+      <w:rPr>
+        <w:rFonts w:ascii="Courier New" w:hAnsi="Courier New" w:hint="default"/>
+        <w:sz w:val="20"/>
+      </w:rPr>
+    </w:lvl>
+    <w:lvl w:ilvl="2" w:tentative="1">
+      <w:start w:val="1"/>
+      <w:numFmt w:val="bullet"/>
+      <w:lvlText w:val=""/>
+      <w:lvlJc w:val="left"/>
+      <w:pPr>
+        <w:tabs>
+          <w:tab w:val="num" w:pos="2160"/>
+        </w:tabs>
+        <w:ind w:left="2160" w:hanging="360"/>
+      </w:pPr>
+      <w:rPr>
+        <w:rFonts w:ascii="Wingdings" w:hAnsi="Wingdings" w:hint="default"/>
+        <w:sz w:val="20"/>
+      </w:rPr>
+    </w:lvl>
+    <w:lvl w:ilvl="3" w:tentative="1">
+      <w:start w:val="1"/>
+      <w:numFmt w:val="bullet"/>
+      <w:lvlText w:val=""/>
+      <w:lvlJc w:val="left"/>
+      <w:pPr>
+        <w:tabs>
+          <w:tab w:val="num" w:pos="2880"/>
+        </w:tabs>
+        <w:ind w:left="2880" w:hanging="360"/>
+      </w:pPr>
+      <w:rPr>
+        <w:rFonts w:ascii="Wingdings" w:hAnsi="Wingdings" w:hint="default"/>
+        <w:sz w:val="20"/>
+      </w:rPr>
+    </w:lvl>
+    <w:lvl w:ilvl="4" w:tentative="1">
+      <w:start w:val="1"/>
+      <w:numFmt w:val="bullet"/>
+      <w:lvlText w:val=""/>
+      <w:lvlJc w:val="left"/>
+      <w:pPr>
+        <w:tabs>
+          <w:tab w:val="num" w:pos="3600"/>
+        </w:tabs>
+        <w:ind w:left="3600" w:hanging="360"/>
+      </w:pPr>
+      <w:rPr>
+        <w:rFonts w:ascii="Wingdings" w:hAnsi="Wingdings" w:hint="default"/>
+        <w:sz w:val="20"/>
+      </w:rPr>
+    </w:lvl>
+    <w:lvl w:ilvl="5" w:tentative="1">
+      <w:start w:val="1"/>
+      <w:numFmt w:val="bullet"/>
+      <w:lvlText w:val=""/>
+      <w:lvlJc w:val="left"/>
+      <w:pPr>
+        <w:tabs>
+          <w:tab w:val="num" w:pos="4320"/>
+        </w:tabs>
+        <w:ind w:left="4320" w:hanging="360"/>
+      </w:pPr>
+      <w:rPr>
+        <w:rFonts w:ascii="Wingdings" w:hAnsi="Wingdings" w:hint="default"/>
+        <w:sz w:val="20"/>
+      </w:rPr>
+    </w:lvl>
+    <w:lvl w:ilvl="6" w:tentative="1">
+      <w:start w:val="1"/>
+      <w:numFmt w:val="bullet"/>
+      <w:lvlText w:val=""/>
+      <w:lvlJc w:val="left"/>
+      <w:pPr>
+        <w:tabs>
+          <w:tab w:val="num" w:pos="5040"/>
+        </w:tabs>
+        <w:ind w:left="5040" w:hanging="360"/>
+      </w:pPr>
+      <w:rPr>
+        <w:rFonts w:ascii="Wingdings" w:hAnsi="Wingdings" w:hint="default"/>
+        <w:sz w:val="20"/>
+      </w:rPr>
+    </w:lvl>
+    <w:lvl w:ilvl="7" w:tentative="1">
+      <w:start w:val="1"/>
+      <w:numFmt w:val="bullet"/>
+      <w:lvlText w:val=""/>
+      <w:lvlJc w:val="left"/>
+      <w:pPr>
+        <w:tabs>
+          <w:tab w:val="num" w:pos="5760"/>
+        </w:tabs>
+        <w:ind w:left="5760" w:hanging="360"/>
+      </w:pPr>
+      <w:rPr>
+        <w:rFonts w:ascii="Wingdings" w:hAnsi="Wingdings" w:hint="default"/>
+        <w:sz w:val="20"/>
+      </w:rPr>
+    </w:lvl>
+    <w:lvl w:ilvl="8" w:tentative="1">
+      <w:start w:val="1"/>
+      <w:numFmt w:val="bullet"/>
+      <w:lvlText w:val=""/>
+      <w:lvlJc w:val="left"/>
+      <w:pPr>
+        <w:tabs>
+          <w:tab w:val="num" w:pos="6480"/>
+        </w:tabs>
+        <w:ind w:left="6480" w:hanging="360"/>
+      </w:pPr>
+      <w:rPr>
+        <w:rFonts w:ascii="Wingdings" w:hAnsi="Wingdings" w:hint="default"/>
+        <w:sz w:val="20"/>
+      </w:rPr>
+    </w:lvl>
+  </w:abstractNum>
+  <w:abstractNum w:abstractNumId="1" w15:restartNumberingAfterBreak="0">
     <w:nsid w:val="01752137"/>
     <w:multiLevelType w:val="multilevel"/>
     <w:tmpl w:val="CA3263FC"/>
@@ -3660,159 +3716,10 @@
       </w:pPr>
     </w:lvl>
   </w:abstractNum>
-  <w:abstractNum w:abstractNumId="1" w15:restartNumberingAfterBreak="0">
-    <w:nsid w:val="025F2173"/>
+  <w:abstractNum w:abstractNumId="2" w15:restartNumberingAfterBreak="0">
+    <w:nsid w:val="03BD0F39"/>
     <w:multiLevelType w:val="multilevel"/>
-    <w:tmpl w:val="FCAAD1A4"/>
-    <w:lvl w:ilvl="0">
-      <w:start w:val="1"/>
-      <w:numFmt w:val="bullet"/>
-      <w:lvlText w:val=""/>
-      <w:lvlJc w:val="left"/>
-      <w:pPr>
-        <w:tabs>
-          <w:tab w:val="num" w:pos="720"/>
-        </w:tabs>
-        <w:ind w:left="720" w:hanging="360"/>
-      </w:pPr>
-      <w:rPr>
-        <w:rFonts w:ascii="Symbol" w:hAnsi="Symbol" w:hint="default"/>
-        <w:sz w:val="20"/>
-      </w:rPr>
-    </w:lvl>
-    <w:lvl w:ilvl="1" w:tentative="1">
-      <w:start w:val="1"/>
-      <w:numFmt w:val="bullet"/>
-      <w:lvlText w:val="o"/>
-      <w:lvlJc w:val="left"/>
-      <w:pPr>
-        <w:tabs>
-          <w:tab w:val="num" w:pos="1440"/>
-        </w:tabs>
-        <w:ind w:left="1440" w:hanging="360"/>
-      </w:pPr>
-      <w:rPr>
-        <w:rFonts w:ascii="Courier New" w:hAnsi="Courier New" w:hint="default"/>
-        <w:sz w:val="20"/>
-      </w:rPr>
-    </w:lvl>
-    <w:lvl w:ilvl="2" w:tentative="1">
-      <w:start w:val="1"/>
-      <w:numFmt w:val="bullet"/>
-      <w:lvlText w:val=""/>
-      <w:lvlJc w:val="left"/>
-      <w:pPr>
-        <w:tabs>
-          <w:tab w:val="num" w:pos="2160"/>
-        </w:tabs>
-        <w:ind w:left="2160" w:hanging="360"/>
-      </w:pPr>
-      <w:rPr>
-        <w:rFonts w:ascii="Wingdings" w:hAnsi="Wingdings" w:hint="default"/>
-        <w:sz w:val="20"/>
-      </w:rPr>
-    </w:lvl>
-    <w:lvl w:ilvl="3" w:tentative="1">
-      <w:start w:val="1"/>
-      <w:numFmt w:val="bullet"/>
-      <w:lvlText w:val=""/>
-      <w:lvlJc w:val="left"/>
-      <w:pPr>
-        <w:tabs>
-          <w:tab w:val="num" w:pos="2880"/>
-        </w:tabs>
-        <w:ind w:left="2880" w:hanging="360"/>
-      </w:pPr>
-      <w:rPr>
-        <w:rFonts w:ascii="Wingdings" w:hAnsi="Wingdings" w:hint="default"/>
-        <w:sz w:val="20"/>
-      </w:rPr>
-    </w:lvl>
-    <w:lvl w:ilvl="4" w:tentative="1">
-      <w:start w:val="1"/>
-      <w:numFmt w:val="bullet"/>
-      <w:lvlText w:val=""/>
-      <w:lvlJc w:val="left"/>
-      <w:pPr>
-        <w:tabs>
-          <w:tab w:val="num" w:pos="3600"/>
-        </w:tabs>
-        <w:ind w:left="3600" w:hanging="360"/>
-      </w:pPr>
-      <w:rPr>
-        <w:rFonts w:ascii="Wingdings" w:hAnsi="Wingdings" w:hint="default"/>
-        <w:sz w:val="20"/>
-      </w:rPr>
-    </w:lvl>
-    <w:lvl w:ilvl="5" w:tentative="1">
-      <w:start w:val="1"/>
-      <w:numFmt w:val="bullet"/>
-      <w:lvlText w:val=""/>
-      <w:lvlJc w:val="left"/>
-      <w:pPr>
-        <w:tabs>
-          <w:tab w:val="num" w:pos="4320"/>
-        </w:tabs>
-        <w:ind w:left="4320" w:hanging="360"/>
-      </w:pPr>
-      <w:rPr>
-        <w:rFonts w:ascii="Wingdings" w:hAnsi="Wingdings" w:hint="default"/>
-        <w:sz w:val="20"/>
-      </w:rPr>
-    </w:lvl>
-    <w:lvl w:ilvl="6" w:tentative="1">
-      <w:start w:val="1"/>
-      <w:numFmt w:val="bullet"/>
-      <w:lvlText w:val=""/>
-      <w:lvlJc w:val="left"/>
-      <w:pPr>
-        <w:tabs>
-          <w:tab w:val="num" w:pos="5040"/>
-        </w:tabs>
-        <w:ind w:left="5040" w:hanging="360"/>
-      </w:pPr>
-      <w:rPr>
-        <w:rFonts w:ascii="Wingdings" w:hAnsi="Wingdings" w:hint="default"/>
-        <w:sz w:val="20"/>
-      </w:rPr>
-    </w:lvl>
-    <w:lvl w:ilvl="7" w:tentative="1">
-      <w:start w:val="1"/>
-      <w:numFmt w:val="bullet"/>
-      <w:lvlText w:val=""/>
-      <w:lvlJc w:val="left"/>
-      <w:pPr>
-        <w:tabs>
-          <w:tab w:val="num" w:pos="5760"/>
-        </w:tabs>
-        <w:ind w:left="5760" w:hanging="360"/>
-      </w:pPr>
-      <w:rPr>
-        <w:rFonts w:ascii="Wingdings" w:hAnsi="Wingdings" w:hint="default"/>
-        <w:sz w:val="20"/>
-      </w:rPr>
-    </w:lvl>
-    <w:lvl w:ilvl="8" w:tentative="1">
-      <w:start w:val="1"/>
-      <w:numFmt w:val="bullet"/>
-      <w:lvlText w:val=""/>
-      <w:lvlJc w:val="left"/>
-      <w:pPr>
-        <w:tabs>
-          <w:tab w:val="num" w:pos="6480"/>
-        </w:tabs>
-        <w:ind w:left="6480" w:hanging="360"/>
-      </w:pPr>
-      <w:rPr>
-        <w:rFonts w:ascii="Wingdings" w:hAnsi="Wingdings" w:hint="default"/>
-        <w:sz w:val="20"/>
-      </w:rPr>
-    </w:lvl>
-  </w:abstractNum>
-  <w:abstractNum w:abstractNumId="2" w15:restartNumberingAfterBreak="0">
-    <w:nsid w:val="0BE161E0"/>
-    <w:multiLevelType w:val="multilevel"/>
-    <w:tmpl w:val="469AD3AE"/>
+    <w:tmpl w:val="6B0064FC"/>
     <w:lvl w:ilvl="0">
       <w:start w:val="1"/>
       <w:numFmt w:val="bullet"/>
@@ -3959,6 +3866,155 @@
     </w:lvl>
   </w:abstractNum>
   <w:abstractNum w:abstractNumId="3" w15:restartNumberingAfterBreak="0">
+    <w:nsid w:val="0CD620DD"/>
+    <w:multiLevelType w:val="multilevel"/>
+    <w:tmpl w:val="0AD26728"/>
+    <w:lvl w:ilvl="0">
+      <w:start w:val="1"/>
+      <w:numFmt w:val="bullet"/>
+      <w:lvlText w:val=""/>
+      <w:lvlJc w:val="left"/>
+      <w:pPr>
+        <w:tabs>
+          <w:tab w:val="num" w:pos="720"/>
+        </w:tabs>
+        <w:ind w:left="720" w:hanging="360"/>
+      </w:pPr>
+      <w:rPr>
+        <w:rFonts w:ascii="Symbol" w:hAnsi="Symbol" w:hint="default"/>
+        <w:sz w:val="20"/>
+      </w:rPr>
+    </w:lvl>
+    <w:lvl w:ilvl="1" w:tentative="1">
+      <w:start w:val="1"/>
+      <w:numFmt w:val="bullet"/>
+      <w:lvlText w:val="o"/>
+      <w:lvlJc w:val="left"/>
+      <w:pPr>
+        <w:tabs>
+          <w:tab w:val="num" w:pos="1440"/>
+        </w:tabs>
+        <w:ind w:left="1440" w:hanging="360"/>
+      </w:pPr>
+      <w:rPr>
+        <w:rFonts w:ascii="Courier New" w:hAnsi="Courier New" w:hint="default"/>
+        <w:sz w:val="20"/>
+      </w:rPr>
+    </w:lvl>
+    <w:lvl w:ilvl="2" w:tentative="1">
+      <w:start w:val="1"/>
+      <w:numFmt w:val="bullet"/>
+      <w:lvlText w:val=""/>
+      <w:lvlJc w:val="left"/>
+      <w:pPr>
+        <w:tabs>
+          <w:tab w:val="num" w:pos="2160"/>
+        </w:tabs>
+        <w:ind w:left="2160" w:hanging="360"/>
+      </w:pPr>
+      <w:rPr>
+        <w:rFonts w:ascii="Wingdings" w:hAnsi="Wingdings" w:hint="default"/>
+        <w:sz w:val="20"/>
+      </w:rPr>
+    </w:lvl>
+    <w:lvl w:ilvl="3" w:tentative="1">
+      <w:start w:val="1"/>
+      <w:numFmt w:val="bullet"/>
+      <w:lvlText w:val=""/>
+      <w:lvlJc w:val="left"/>
+      <w:pPr>
+        <w:tabs>
+          <w:tab w:val="num" w:pos="2880"/>
+        </w:tabs>
+        <w:ind w:left="2880" w:hanging="360"/>
+      </w:pPr>
+      <w:rPr>
+        <w:rFonts w:ascii="Wingdings" w:hAnsi="Wingdings" w:hint="default"/>
+        <w:sz w:val="20"/>
+      </w:rPr>
+    </w:lvl>
+    <w:lvl w:ilvl="4" w:tentative="1">
+      <w:start w:val="1"/>
+      <w:numFmt w:val="bullet"/>
+      <w:lvlText w:val=""/>
+      <w:lvlJc w:val="left"/>
+      <w:pPr>
+        <w:tabs>
+          <w:tab w:val="num" w:pos="3600"/>
+        </w:tabs>
+        <w:ind w:left="3600" w:hanging="360"/>
+      </w:pPr>
+      <w:rPr>
+        <w:rFonts w:ascii="Wingdings" w:hAnsi="Wingdings" w:hint="default"/>
+        <w:sz w:val="20"/>
+      </w:rPr>
+    </w:lvl>
+    <w:lvl w:ilvl="5" w:tentative="1">
+      <w:start w:val="1"/>
+      <w:numFmt w:val="bullet"/>
+      <w:lvlText w:val=""/>
+      <w:lvlJc w:val="left"/>
+      <w:pPr>
+        <w:tabs>
+          <w:tab w:val="num" w:pos="4320"/>
+        </w:tabs>
+        <w:ind w:left="4320" w:hanging="360"/>
+      </w:pPr>
+      <w:rPr>
+        <w:rFonts w:ascii="Wingdings" w:hAnsi="Wingdings" w:hint="default"/>
+        <w:sz w:val="20"/>
+      </w:rPr>
+    </w:lvl>
+    <w:lvl w:ilvl="6" w:tentative="1">
+      <w:start w:val="1"/>
+      <w:numFmt w:val="bullet"/>
+      <w:lvlText w:val=""/>
+      <w:lvlJc w:val="left"/>
+      <w:pPr>
+        <w:tabs>
+          <w:tab w:val="num" w:pos="5040"/>
+        </w:tabs>
+        <w:ind w:left="5040" w:hanging="360"/>
+      </w:pPr>
+      <w:rPr>
+        <w:rFonts w:ascii="Wingdings" w:hAnsi="Wingdings" w:hint="default"/>
+        <w:sz w:val="20"/>
+      </w:rPr>
+    </w:lvl>
+    <w:lvl w:ilvl="7" w:tentative="1">
+      <w:start w:val="1"/>
+      <w:numFmt w:val="bullet"/>
+      <w:lvlText w:val=""/>
+      <w:lvlJc w:val="left"/>
+      <w:pPr>
+        <w:tabs>
+          <w:tab w:val="num" w:pos="5760"/>
+        </w:tabs>
+        <w:ind w:left="5760" w:hanging="360"/>
+      </w:pPr>
+      <w:rPr>
+        <w:rFonts w:ascii="Wingdings" w:hAnsi="Wingdings" w:hint="default"/>
+        <w:sz w:val="20"/>
+      </w:rPr>
+    </w:lvl>
+    <w:lvl w:ilvl="8" w:tentative="1">
+      <w:start w:val="1"/>
+      <w:numFmt w:val="bullet"/>
+      <w:lvlText w:val=""/>
+      <w:lvlJc w:val="left"/>
+      <w:pPr>
+        <w:tabs>
+          <w:tab w:val="num" w:pos="6480"/>
+        </w:tabs>
+        <w:ind w:left="6480" w:hanging="360"/>
+      </w:pPr>
+      <w:rPr>
+        <w:rFonts w:ascii="Wingdings" w:hAnsi="Wingdings" w:hint="default"/>
+        <w:sz w:val="20"/>
+      </w:rPr>
+    </w:lvl>
+  </w:abstractNum>
+  <w:abstractNum w:abstractNumId="4" w15:restartNumberingAfterBreak="0">
     <w:nsid w:val="0DBA5148"/>
     <w:multiLevelType w:val="multilevel"/>
     <w:tmpl w:val="202CB89A"/>
@@ -4107,159 +4163,10 @@
       </w:rPr>
     </w:lvl>
   </w:abstractNum>
-  <w:abstractNum w:abstractNumId="4" w15:restartNumberingAfterBreak="0">
+  <w:abstractNum w:abstractNumId="5" w15:restartNumberingAfterBreak="0">
     <w:nsid w:val="0E0756B0"/>
     <w:multiLevelType w:val="multilevel"/>
     <w:tmpl w:val="B1187D8E"/>
-    <w:lvl w:ilvl="0">
-      <w:start w:val="1"/>
-      <w:numFmt w:val="bullet"/>
-      <w:lvlText w:val=""/>
-      <w:lvlJc w:val="left"/>
-      <w:pPr>
-        <w:tabs>
-          <w:tab w:val="num" w:pos="720"/>
-        </w:tabs>
-        <w:ind w:left="720" w:hanging="360"/>
-      </w:pPr>
-      <w:rPr>
-        <w:rFonts w:ascii="Symbol" w:hAnsi="Symbol" w:hint="default"/>
-        <w:sz w:val="20"/>
-      </w:rPr>
-    </w:lvl>
-    <w:lvl w:ilvl="1" w:tentative="1">
-      <w:start w:val="1"/>
-      <w:numFmt w:val="bullet"/>
-      <w:lvlText w:val="o"/>
-      <w:lvlJc w:val="left"/>
-      <w:pPr>
-        <w:tabs>
-          <w:tab w:val="num" w:pos="1440"/>
-        </w:tabs>
-        <w:ind w:left="1440" w:hanging="360"/>
-      </w:pPr>
-      <w:rPr>
-        <w:rFonts w:ascii="Courier New" w:hAnsi="Courier New" w:hint="default"/>
-        <w:sz w:val="20"/>
-      </w:rPr>
-    </w:lvl>
-    <w:lvl w:ilvl="2" w:tentative="1">
-      <w:start w:val="1"/>
-      <w:numFmt w:val="bullet"/>
-      <w:lvlText w:val=""/>
-      <w:lvlJc w:val="left"/>
-      <w:pPr>
-        <w:tabs>
-          <w:tab w:val="num" w:pos="2160"/>
-        </w:tabs>
-        <w:ind w:left="2160" w:hanging="360"/>
-      </w:pPr>
-      <w:rPr>
-        <w:rFonts w:ascii="Wingdings" w:hAnsi="Wingdings" w:hint="default"/>
-        <w:sz w:val="20"/>
-      </w:rPr>
-    </w:lvl>
-    <w:lvl w:ilvl="3" w:tentative="1">
-      <w:start w:val="1"/>
-      <w:numFmt w:val="bullet"/>
-      <w:lvlText w:val=""/>
-      <w:lvlJc w:val="left"/>
-      <w:pPr>
-        <w:tabs>
-          <w:tab w:val="num" w:pos="2880"/>
-        </w:tabs>
-        <w:ind w:left="2880" w:hanging="360"/>
-      </w:pPr>
-      <w:rPr>
-        <w:rFonts w:ascii="Wingdings" w:hAnsi="Wingdings" w:hint="default"/>
-        <w:sz w:val="20"/>
-      </w:rPr>
-    </w:lvl>
-    <w:lvl w:ilvl="4" w:tentative="1">
-      <w:start w:val="1"/>
-      <w:numFmt w:val="bullet"/>
-      <w:lvlText w:val=""/>
-      <w:lvlJc w:val="left"/>
-      <w:pPr>
-        <w:tabs>
-          <w:tab w:val="num" w:pos="3600"/>
-        </w:tabs>
-        <w:ind w:left="3600" w:hanging="360"/>
-      </w:pPr>
-      <w:rPr>
-        <w:rFonts w:ascii="Wingdings" w:hAnsi="Wingdings" w:hint="default"/>
-        <w:sz w:val="20"/>
-      </w:rPr>
-    </w:lvl>
-    <w:lvl w:ilvl="5" w:tentative="1">
-      <w:start w:val="1"/>
-      <w:numFmt w:val="bullet"/>
-      <w:lvlText w:val=""/>
-      <w:lvlJc w:val="left"/>
-      <w:pPr>
-        <w:tabs>
-          <w:tab w:val="num" w:pos="4320"/>
-        </w:tabs>
-        <w:ind w:left="4320" w:hanging="360"/>
-      </w:pPr>
-      <w:rPr>
-        <w:rFonts w:ascii="Wingdings" w:hAnsi="Wingdings" w:hint="default"/>
-        <w:sz w:val="20"/>
-      </w:rPr>
-    </w:lvl>
-    <w:lvl w:ilvl="6" w:tentative="1">
-      <w:start w:val="1"/>
-      <w:numFmt w:val="bullet"/>
-      <w:lvlText w:val=""/>
-      <w:lvlJc w:val="left"/>
-      <w:pPr>
-        <w:tabs>
-          <w:tab w:val="num" w:pos="5040"/>
-        </w:tabs>
-        <w:ind w:left="5040" w:hanging="360"/>
-      </w:pPr>
-      <w:rPr>
-        <w:rFonts w:ascii="Wingdings" w:hAnsi="Wingdings" w:hint="default"/>
-        <w:sz w:val="20"/>
-      </w:rPr>
-    </w:lvl>
-    <w:lvl w:ilvl="7" w:tentative="1">
-      <w:start w:val="1"/>
-      <w:numFmt w:val="bullet"/>
-      <w:lvlText w:val=""/>
-      <w:lvlJc w:val="left"/>
-      <w:pPr>
-        <w:tabs>
-          <w:tab w:val="num" w:pos="5760"/>
-        </w:tabs>
-        <w:ind w:left="5760" w:hanging="360"/>
-      </w:pPr>
-      <w:rPr>
-        <w:rFonts w:ascii="Wingdings" w:hAnsi="Wingdings" w:hint="default"/>
-        <w:sz w:val="20"/>
-      </w:rPr>
-    </w:lvl>
-    <w:lvl w:ilvl="8" w:tentative="1">
-      <w:start w:val="1"/>
-      <w:numFmt w:val="bullet"/>
-      <w:lvlText w:val=""/>
-      <w:lvlJc w:val="left"/>
-      <w:pPr>
-        <w:tabs>
-          <w:tab w:val="num" w:pos="6480"/>
-        </w:tabs>
-        <w:ind w:left="6480" w:hanging="360"/>
-      </w:pPr>
-      <w:rPr>
-        <w:rFonts w:ascii="Wingdings" w:hAnsi="Wingdings" w:hint="default"/>
-        <w:sz w:val="20"/>
-      </w:rPr>
-    </w:lvl>
-  </w:abstractNum>
-  <w:abstractNum w:abstractNumId="5" w15:restartNumberingAfterBreak="0">
-    <w:nsid w:val="0E515F25"/>
-    <w:multiLevelType w:val="multilevel"/>
-    <w:tmpl w:val="AF2A6870"/>
     <w:lvl w:ilvl="0">
       <w:start w:val="1"/>
       <w:numFmt w:val="bullet"/>
@@ -4555,6 +4462,155 @@
     </w:lvl>
   </w:abstractNum>
   <w:abstractNum w:abstractNumId="7" w15:restartNumberingAfterBreak="0">
+    <w:nsid w:val="1298136D"/>
+    <w:multiLevelType w:val="multilevel"/>
+    <w:tmpl w:val="04AC7F2E"/>
+    <w:lvl w:ilvl="0">
+      <w:start w:val="1"/>
+      <w:numFmt w:val="bullet"/>
+      <w:lvlText w:val=""/>
+      <w:lvlJc w:val="left"/>
+      <w:pPr>
+        <w:tabs>
+          <w:tab w:val="num" w:pos="720"/>
+        </w:tabs>
+        <w:ind w:left="720" w:hanging="360"/>
+      </w:pPr>
+      <w:rPr>
+        <w:rFonts w:ascii="Symbol" w:hAnsi="Symbol" w:hint="default"/>
+        <w:sz w:val="20"/>
+      </w:rPr>
+    </w:lvl>
+    <w:lvl w:ilvl="1" w:tentative="1">
+      <w:start w:val="1"/>
+      <w:numFmt w:val="bullet"/>
+      <w:lvlText w:val="o"/>
+      <w:lvlJc w:val="left"/>
+      <w:pPr>
+        <w:tabs>
+          <w:tab w:val="num" w:pos="1440"/>
+        </w:tabs>
+        <w:ind w:left="1440" w:hanging="360"/>
+      </w:pPr>
+      <w:rPr>
+        <w:rFonts w:ascii="Courier New" w:hAnsi="Courier New" w:hint="default"/>
+        <w:sz w:val="20"/>
+      </w:rPr>
+    </w:lvl>
+    <w:lvl w:ilvl="2" w:tentative="1">
+      <w:start w:val="1"/>
+      <w:numFmt w:val="bullet"/>
+      <w:lvlText w:val=""/>
+      <w:lvlJc w:val="left"/>
+      <w:pPr>
+        <w:tabs>
+          <w:tab w:val="num" w:pos="2160"/>
+        </w:tabs>
+        <w:ind w:left="2160" w:hanging="360"/>
+      </w:pPr>
+      <w:rPr>
+        <w:rFonts w:ascii="Wingdings" w:hAnsi="Wingdings" w:hint="default"/>
+        <w:sz w:val="20"/>
+      </w:rPr>
+    </w:lvl>
+    <w:lvl w:ilvl="3" w:tentative="1">
+      <w:start w:val="1"/>
+      <w:numFmt w:val="bullet"/>
+      <w:lvlText w:val=""/>
+      <w:lvlJc w:val="left"/>
+      <w:pPr>
+        <w:tabs>
+          <w:tab w:val="num" w:pos="2880"/>
+        </w:tabs>
+        <w:ind w:left="2880" w:hanging="360"/>
+      </w:pPr>
+      <w:rPr>
+        <w:rFonts w:ascii="Wingdings" w:hAnsi="Wingdings" w:hint="default"/>
+        <w:sz w:val="20"/>
+      </w:rPr>
+    </w:lvl>
+    <w:lvl w:ilvl="4" w:tentative="1">
+      <w:start w:val="1"/>
+      <w:numFmt w:val="bullet"/>
+      <w:lvlText w:val=""/>
+      <w:lvlJc w:val="left"/>
+      <w:pPr>
+        <w:tabs>
+          <w:tab w:val="num" w:pos="3600"/>
+        </w:tabs>
+        <w:ind w:left="3600" w:hanging="360"/>
+      </w:pPr>
+      <w:rPr>
+        <w:rFonts w:ascii="Wingdings" w:hAnsi="Wingdings" w:hint="default"/>
+        <w:sz w:val="20"/>
+      </w:rPr>
+    </w:lvl>
+    <w:lvl w:ilvl="5" w:tentative="1">
+      <w:start w:val="1"/>
+      <w:numFmt w:val="bullet"/>
+      <w:lvlText w:val=""/>
+      <w:lvlJc w:val="left"/>
+      <w:pPr>
+        <w:tabs>
+          <w:tab w:val="num" w:pos="4320"/>
+        </w:tabs>
+        <w:ind w:left="4320" w:hanging="360"/>
+      </w:pPr>
+      <w:rPr>
+        <w:rFonts w:ascii="Wingdings" w:hAnsi="Wingdings" w:hint="default"/>
+        <w:sz w:val="20"/>
+      </w:rPr>
+    </w:lvl>
+    <w:lvl w:ilvl="6" w:tentative="1">
+      <w:start w:val="1"/>
+      <w:numFmt w:val="bullet"/>
+      <w:lvlText w:val=""/>
+      <w:lvlJc w:val="left"/>
+      <w:pPr>
+        <w:tabs>
+          <w:tab w:val="num" w:pos="5040"/>
+        </w:tabs>
+        <w:ind w:left="5040" w:hanging="360"/>
+      </w:pPr>
+      <w:rPr>
+        <w:rFonts w:ascii="Wingdings" w:hAnsi="Wingdings" w:hint="default"/>
+        <w:sz w:val="20"/>
+      </w:rPr>
+    </w:lvl>
+    <w:lvl w:ilvl="7" w:tentative="1">
+      <w:start w:val="1"/>
+      <w:numFmt w:val="bullet"/>
+      <w:lvlText w:val=""/>
+      <w:lvlJc w:val="left"/>
+      <w:pPr>
+        <w:tabs>
+          <w:tab w:val="num" w:pos="5760"/>
+        </w:tabs>
+        <w:ind w:left="5760" w:hanging="360"/>
+      </w:pPr>
+      <w:rPr>
+        <w:rFonts w:ascii="Wingdings" w:hAnsi="Wingdings" w:hint="default"/>
+        <w:sz w:val="20"/>
+      </w:rPr>
+    </w:lvl>
+    <w:lvl w:ilvl="8" w:tentative="1">
+      <w:start w:val="1"/>
+      <w:numFmt w:val="bullet"/>
+      <w:lvlText w:val=""/>
+      <w:lvlJc w:val="left"/>
+      <w:pPr>
+        <w:tabs>
+          <w:tab w:val="num" w:pos="6480"/>
+        </w:tabs>
+        <w:ind w:left="6480" w:hanging="360"/>
+      </w:pPr>
+      <w:rPr>
+        <w:rFonts w:ascii="Wingdings" w:hAnsi="Wingdings" w:hint="default"/>
+        <w:sz w:val="20"/>
+      </w:rPr>
+    </w:lvl>
+  </w:abstractNum>
+  <w:abstractNum w:abstractNumId="8" w15:restartNumberingAfterBreak="0">
     <w:nsid w:val="12BB4B5D"/>
     <w:multiLevelType w:val="multilevel"/>
     <w:tmpl w:val="F008299C"/>
@@ -4703,159 +4759,10 @@
       </w:rPr>
     </w:lvl>
   </w:abstractNum>
-  <w:abstractNum w:abstractNumId="8" w15:restartNumberingAfterBreak="0">
-    <w:nsid w:val="13DB6738"/>
+  <w:abstractNum w:abstractNumId="9" w15:restartNumberingAfterBreak="0">
+    <w:nsid w:val="17973725"/>
     <w:multiLevelType w:val="multilevel"/>
-    <w:tmpl w:val="2EA83D2A"/>
-    <w:lvl w:ilvl="0">
-      <w:start w:val="1"/>
-      <w:numFmt w:val="bullet"/>
-      <w:lvlText w:val=""/>
-      <w:lvlJc w:val="left"/>
-      <w:pPr>
-        <w:tabs>
-          <w:tab w:val="num" w:pos="720"/>
-        </w:tabs>
-        <w:ind w:left="720" w:hanging="360"/>
-      </w:pPr>
-      <w:rPr>
-        <w:rFonts w:ascii="Symbol" w:hAnsi="Symbol" w:hint="default"/>
-        <w:sz w:val="20"/>
-      </w:rPr>
-    </w:lvl>
-    <w:lvl w:ilvl="1" w:tentative="1">
-      <w:start w:val="1"/>
-      <w:numFmt w:val="bullet"/>
-      <w:lvlText w:val="o"/>
-      <w:lvlJc w:val="left"/>
-      <w:pPr>
-        <w:tabs>
-          <w:tab w:val="num" w:pos="1440"/>
-        </w:tabs>
-        <w:ind w:left="1440" w:hanging="360"/>
-      </w:pPr>
-      <w:rPr>
-        <w:rFonts w:ascii="Courier New" w:hAnsi="Courier New" w:hint="default"/>
-        <w:sz w:val="20"/>
-      </w:rPr>
-    </w:lvl>
-    <w:lvl w:ilvl="2" w:tentative="1">
-      <w:start w:val="1"/>
-      <w:numFmt w:val="bullet"/>
-      <w:lvlText w:val=""/>
-      <w:lvlJc w:val="left"/>
-      <w:pPr>
-        <w:tabs>
-          <w:tab w:val="num" w:pos="2160"/>
-        </w:tabs>
-        <w:ind w:left="2160" w:hanging="360"/>
-      </w:pPr>
-      <w:rPr>
-        <w:rFonts w:ascii="Wingdings" w:hAnsi="Wingdings" w:hint="default"/>
-        <w:sz w:val="20"/>
-      </w:rPr>
-    </w:lvl>
-    <w:lvl w:ilvl="3" w:tentative="1">
-      <w:start w:val="1"/>
-      <w:numFmt w:val="bullet"/>
-      <w:lvlText w:val=""/>
-      <w:lvlJc w:val="left"/>
-      <w:pPr>
-        <w:tabs>
-          <w:tab w:val="num" w:pos="2880"/>
-        </w:tabs>
-        <w:ind w:left="2880" w:hanging="360"/>
-      </w:pPr>
-      <w:rPr>
-        <w:rFonts w:ascii="Wingdings" w:hAnsi="Wingdings" w:hint="default"/>
-        <w:sz w:val="20"/>
-      </w:rPr>
-    </w:lvl>
-    <w:lvl w:ilvl="4" w:tentative="1">
-      <w:start w:val="1"/>
-      <w:numFmt w:val="bullet"/>
-      <w:lvlText w:val=""/>
-      <w:lvlJc w:val="left"/>
-      <w:pPr>
-        <w:tabs>
-          <w:tab w:val="num" w:pos="3600"/>
-        </w:tabs>
-        <w:ind w:left="3600" w:hanging="360"/>
-      </w:pPr>
-      <w:rPr>
-        <w:rFonts w:ascii="Wingdings" w:hAnsi="Wingdings" w:hint="default"/>
-        <w:sz w:val="20"/>
-      </w:rPr>
-    </w:lvl>
-    <w:lvl w:ilvl="5" w:tentative="1">
-      <w:start w:val="1"/>
-      <w:numFmt w:val="bullet"/>
-      <w:lvlText w:val=""/>
-      <w:lvlJc w:val="left"/>
-      <w:pPr>
-        <w:tabs>
-          <w:tab w:val="num" w:pos="4320"/>
-        </w:tabs>
-        <w:ind w:left="4320" w:hanging="360"/>
-      </w:pPr>
-      <w:rPr>
-        <w:rFonts w:ascii="Wingdings" w:hAnsi="Wingdings" w:hint="default"/>
-        <w:sz w:val="20"/>
-      </w:rPr>
-    </w:lvl>
-    <w:lvl w:ilvl="6" w:tentative="1">
-      <w:start w:val="1"/>
-      <w:numFmt w:val="bullet"/>
-      <w:lvlText w:val=""/>
-      <w:lvlJc w:val="left"/>
-      <w:pPr>
-        <w:tabs>
-          <w:tab w:val="num" w:pos="5040"/>
-        </w:tabs>
-        <w:ind w:left="5040" w:hanging="360"/>
-      </w:pPr>
-      <w:rPr>
-        <w:rFonts w:ascii="Wingdings" w:hAnsi="Wingdings" w:hint="default"/>
-        <w:sz w:val="20"/>
-      </w:rPr>
-    </w:lvl>
-    <w:lvl w:ilvl="7" w:tentative="1">
-      <w:start w:val="1"/>
-      <w:numFmt w:val="bullet"/>
-      <w:lvlText w:val=""/>
-      <w:lvlJc w:val="left"/>
-      <w:pPr>
-        <w:tabs>
-          <w:tab w:val="num" w:pos="5760"/>
-        </w:tabs>
-        <w:ind w:left="5760" w:hanging="360"/>
-      </w:pPr>
-      <w:rPr>
-        <w:rFonts w:ascii="Wingdings" w:hAnsi="Wingdings" w:hint="default"/>
-        <w:sz w:val="20"/>
-      </w:rPr>
-    </w:lvl>
-    <w:lvl w:ilvl="8" w:tentative="1">
-      <w:start w:val="1"/>
-      <w:numFmt w:val="bullet"/>
-      <w:lvlText w:val=""/>
-      <w:lvlJc w:val="left"/>
-      <w:pPr>
-        <w:tabs>
-          <w:tab w:val="num" w:pos="6480"/>
-        </w:tabs>
-        <w:ind w:left="6480" w:hanging="360"/>
-      </w:pPr>
-      <w:rPr>
-        <w:rFonts w:ascii="Wingdings" w:hAnsi="Wingdings" w:hint="default"/>
-        <w:sz w:val="20"/>
-      </w:rPr>
-    </w:lvl>
-  </w:abstractNum>
-  <w:abstractNum w:abstractNumId="9" w15:restartNumberingAfterBreak="0">
-    <w:nsid w:val="176B0CB3"/>
-    <w:multiLevelType w:val="multilevel"/>
-    <w:tmpl w:val="A9DE4986"/>
+    <w:tmpl w:val="69D4614C"/>
     <w:lvl w:ilvl="0">
       <w:start w:val="1"/>
       <w:numFmt w:val="bullet"/>
@@ -5002,155 +4909,6 @@
     </w:lvl>
   </w:abstractNum>
   <w:abstractNum w:abstractNumId="10" w15:restartNumberingAfterBreak="0">
-    <w:nsid w:val="1BB772FB"/>
-    <w:multiLevelType w:val="multilevel"/>
-    <w:tmpl w:val="8E7009C6"/>
-    <w:lvl w:ilvl="0">
-      <w:start w:val="1"/>
-      <w:numFmt w:val="bullet"/>
-      <w:lvlText w:val=""/>
-      <w:lvlJc w:val="left"/>
-      <w:pPr>
-        <w:tabs>
-          <w:tab w:val="num" w:pos="720"/>
-        </w:tabs>
-        <w:ind w:left="720" w:hanging="360"/>
-      </w:pPr>
-      <w:rPr>
-        <w:rFonts w:ascii="Symbol" w:hAnsi="Symbol" w:hint="default"/>
-        <w:sz w:val="20"/>
-      </w:rPr>
-    </w:lvl>
-    <w:lvl w:ilvl="1" w:tentative="1">
-      <w:start w:val="1"/>
-      <w:numFmt w:val="bullet"/>
-      <w:lvlText w:val="o"/>
-      <w:lvlJc w:val="left"/>
-      <w:pPr>
-        <w:tabs>
-          <w:tab w:val="num" w:pos="1440"/>
-        </w:tabs>
-        <w:ind w:left="1440" w:hanging="360"/>
-      </w:pPr>
-      <w:rPr>
-        <w:rFonts w:ascii="Courier New" w:hAnsi="Courier New" w:hint="default"/>
-        <w:sz w:val="20"/>
-      </w:rPr>
-    </w:lvl>
-    <w:lvl w:ilvl="2" w:tentative="1">
-      <w:start w:val="1"/>
-      <w:numFmt w:val="bullet"/>
-      <w:lvlText w:val=""/>
-      <w:lvlJc w:val="left"/>
-      <w:pPr>
-        <w:tabs>
-          <w:tab w:val="num" w:pos="2160"/>
-        </w:tabs>
-        <w:ind w:left="2160" w:hanging="360"/>
-      </w:pPr>
-      <w:rPr>
-        <w:rFonts w:ascii="Wingdings" w:hAnsi="Wingdings" w:hint="default"/>
-        <w:sz w:val="20"/>
-      </w:rPr>
-    </w:lvl>
-    <w:lvl w:ilvl="3" w:tentative="1">
-      <w:start w:val="1"/>
-      <w:numFmt w:val="bullet"/>
-      <w:lvlText w:val=""/>
-      <w:lvlJc w:val="left"/>
-      <w:pPr>
-        <w:tabs>
-          <w:tab w:val="num" w:pos="2880"/>
-        </w:tabs>
-        <w:ind w:left="2880" w:hanging="360"/>
-      </w:pPr>
-      <w:rPr>
-        <w:rFonts w:ascii="Wingdings" w:hAnsi="Wingdings" w:hint="default"/>
-        <w:sz w:val="20"/>
-      </w:rPr>
-    </w:lvl>
-    <w:lvl w:ilvl="4" w:tentative="1">
-      <w:start w:val="1"/>
-      <w:numFmt w:val="bullet"/>
-      <w:lvlText w:val=""/>
-      <w:lvlJc w:val="left"/>
-      <w:pPr>
-        <w:tabs>
-          <w:tab w:val="num" w:pos="3600"/>
-        </w:tabs>
-        <w:ind w:left="3600" w:hanging="360"/>
-      </w:pPr>
-      <w:rPr>
-        <w:rFonts w:ascii="Wingdings" w:hAnsi="Wingdings" w:hint="default"/>
-        <w:sz w:val="20"/>
-      </w:rPr>
-    </w:lvl>
-    <w:lvl w:ilvl="5" w:tentative="1">
-      <w:start w:val="1"/>
-      <w:numFmt w:val="bullet"/>
-      <w:lvlText w:val=""/>
-      <w:lvlJc w:val="left"/>
-      <w:pPr>
-        <w:tabs>
-          <w:tab w:val="num" w:pos="4320"/>
-        </w:tabs>
-        <w:ind w:left="4320" w:hanging="360"/>
-      </w:pPr>
-      <w:rPr>
-        <w:rFonts w:ascii="Wingdings" w:hAnsi="Wingdings" w:hint="default"/>
-        <w:sz w:val="20"/>
-      </w:rPr>
-    </w:lvl>
-    <w:lvl w:ilvl="6" w:tentative="1">
-      <w:start w:val="1"/>
-      <w:numFmt w:val="bullet"/>
-      <w:lvlText w:val=""/>
-      <w:lvlJc w:val="left"/>
-      <w:pPr>
-        <w:tabs>
-          <w:tab w:val="num" w:pos="5040"/>
-        </w:tabs>
-        <w:ind w:left="5040" w:hanging="360"/>
-      </w:pPr>
-      <w:rPr>
-        <w:rFonts w:ascii="Wingdings" w:hAnsi="Wingdings" w:hint="default"/>
-        <w:sz w:val="20"/>
-      </w:rPr>
-    </w:lvl>
-    <w:lvl w:ilvl="7" w:tentative="1">
-      <w:start w:val="1"/>
-      <w:numFmt w:val="bullet"/>
-      <w:lvlText w:val=""/>
-      <w:lvlJc w:val="left"/>
-      <w:pPr>
-        <w:tabs>
-          <w:tab w:val="num" w:pos="5760"/>
-        </w:tabs>
-        <w:ind w:left="5760" w:hanging="360"/>
-      </w:pPr>
-      <w:rPr>
-        <w:rFonts w:ascii="Wingdings" w:hAnsi="Wingdings" w:hint="default"/>
-        <w:sz w:val="20"/>
-      </w:rPr>
-    </w:lvl>
-    <w:lvl w:ilvl="8" w:tentative="1">
-      <w:start w:val="1"/>
-      <w:numFmt w:val="bullet"/>
-      <w:lvlText w:val=""/>
-      <w:lvlJc w:val="left"/>
-      <w:pPr>
-        <w:tabs>
-          <w:tab w:val="num" w:pos="6480"/>
-        </w:tabs>
-        <w:ind w:left="6480" w:hanging="360"/>
-      </w:pPr>
-      <w:rPr>
-        <w:rFonts w:ascii="Wingdings" w:hAnsi="Wingdings" w:hint="default"/>
-        <w:sz w:val="20"/>
-      </w:rPr>
-    </w:lvl>
-  </w:abstractNum>
-  <w:abstractNum w:abstractNumId="11" w15:restartNumberingAfterBreak="0">
     <w:nsid w:val="1D767EB3"/>
     <w:multiLevelType w:val="multilevel"/>
     <w:tmpl w:val="EB7449FE"/>
@@ -5299,7 +5057,7 @@
       </w:rPr>
     </w:lvl>
   </w:abstractNum>
-  <w:abstractNum w:abstractNumId="12" w15:restartNumberingAfterBreak="0">
+  <w:abstractNum w:abstractNumId="11" w15:restartNumberingAfterBreak="0">
     <w:nsid w:val="1ED57E8D"/>
     <w:multiLevelType w:val="multilevel"/>
     <w:tmpl w:val="5BC85B26"/>
@@ -5448,7 +5206,7 @@
       </w:rPr>
     </w:lvl>
   </w:abstractNum>
-  <w:abstractNum w:abstractNumId="13" w15:restartNumberingAfterBreak="0">
+  <w:abstractNum w:abstractNumId="12" w15:restartNumberingAfterBreak="0">
     <w:nsid w:val="1F8C7FBC"/>
     <w:multiLevelType w:val="multilevel"/>
     <w:tmpl w:val="225205F0"/>
@@ -5597,10 +5355,159 @@
       </w:rPr>
     </w:lvl>
   </w:abstractNum>
+  <w:abstractNum w:abstractNumId="13" w15:restartNumberingAfterBreak="0">
+    <w:nsid w:val="210917F4"/>
+    <w:multiLevelType w:val="multilevel"/>
+    <w:tmpl w:val="2F46DA3A"/>
+    <w:lvl w:ilvl="0">
+      <w:start w:val="1"/>
+      <w:numFmt w:val="bullet"/>
+      <w:lvlText w:val=""/>
+      <w:lvlJc w:val="left"/>
+      <w:pPr>
+        <w:tabs>
+          <w:tab w:val="num" w:pos="720"/>
+        </w:tabs>
+        <w:ind w:left="720" w:hanging="360"/>
+      </w:pPr>
+      <w:rPr>
+        <w:rFonts w:ascii="Symbol" w:hAnsi="Symbol" w:hint="default"/>
+        <w:sz w:val="20"/>
+      </w:rPr>
+    </w:lvl>
+    <w:lvl w:ilvl="1" w:tentative="1">
+      <w:start w:val="1"/>
+      <w:numFmt w:val="bullet"/>
+      <w:lvlText w:val="o"/>
+      <w:lvlJc w:val="left"/>
+      <w:pPr>
+        <w:tabs>
+          <w:tab w:val="num" w:pos="1440"/>
+        </w:tabs>
+        <w:ind w:left="1440" w:hanging="360"/>
+      </w:pPr>
+      <w:rPr>
+        <w:rFonts w:ascii="Courier New" w:hAnsi="Courier New" w:hint="default"/>
+        <w:sz w:val="20"/>
+      </w:rPr>
+    </w:lvl>
+    <w:lvl w:ilvl="2" w:tentative="1">
+      <w:start w:val="1"/>
+      <w:numFmt w:val="bullet"/>
+      <w:lvlText w:val=""/>
+      <w:lvlJc w:val="left"/>
+      <w:pPr>
+        <w:tabs>
+          <w:tab w:val="num" w:pos="2160"/>
+        </w:tabs>
+        <w:ind w:left="2160" w:hanging="360"/>
+      </w:pPr>
+      <w:rPr>
+        <w:rFonts w:ascii="Wingdings" w:hAnsi="Wingdings" w:hint="default"/>
+        <w:sz w:val="20"/>
+      </w:rPr>
+    </w:lvl>
+    <w:lvl w:ilvl="3" w:tentative="1">
+      <w:start w:val="1"/>
+      <w:numFmt w:val="bullet"/>
+      <w:lvlText w:val=""/>
+      <w:lvlJc w:val="left"/>
+      <w:pPr>
+        <w:tabs>
+          <w:tab w:val="num" w:pos="2880"/>
+        </w:tabs>
+        <w:ind w:left="2880" w:hanging="360"/>
+      </w:pPr>
+      <w:rPr>
+        <w:rFonts w:ascii="Wingdings" w:hAnsi="Wingdings" w:hint="default"/>
+        <w:sz w:val="20"/>
+      </w:rPr>
+    </w:lvl>
+    <w:lvl w:ilvl="4" w:tentative="1">
+      <w:start w:val="1"/>
+      <w:numFmt w:val="bullet"/>
+      <w:lvlText w:val=""/>
+      <w:lvlJc w:val="left"/>
+      <w:pPr>
+        <w:tabs>
+          <w:tab w:val="num" w:pos="3600"/>
+        </w:tabs>
+        <w:ind w:left="3600" w:hanging="360"/>
+      </w:pPr>
+      <w:rPr>
+        <w:rFonts w:ascii="Wingdings" w:hAnsi="Wingdings" w:hint="default"/>
+        <w:sz w:val="20"/>
+      </w:rPr>
+    </w:lvl>
+    <w:lvl w:ilvl="5" w:tentative="1">
+      <w:start w:val="1"/>
+      <w:numFmt w:val="bullet"/>
+      <w:lvlText w:val=""/>
+      <w:lvlJc w:val="left"/>
+      <w:pPr>
+        <w:tabs>
+          <w:tab w:val="num" w:pos="4320"/>
+        </w:tabs>
+        <w:ind w:left="4320" w:hanging="360"/>
+      </w:pPr>
+      <w:rPr>
+        <w:rFonts w:ascii="Wingdings" w:hAnsi="Wingdings" w:hint="default"/>
+        <w:sz w:val="20"/>
+      </w:rPr>
+    </w:lvl>
+    <w:lvl w:ilvl="6" w:tentative="1">
+      <w:start w:val="1"/>
+      <w:numFmt w:val="bullet"/>
+      <w:lvlText w:val=""/>
+      <w:lvlJc w:val="left"/>
+      <w:pPr>
+        <w:tabs>
+          <w:tab w:val="num" w:pos="5040"/>
+        </w:tabs>
+        <w:ind w:left="5040" w:hanging="360"/>
+      </w:pPr>
+      <w:rPr>
+        <w:rFonts w:ascii="Wingdings" w:hAnsi="Wingdings" w:hint="default"/>
+        <w:sz w:val="20"/>
+      </w:rPr>
+    </w:lvl>
+    <w:lvl w:ilvl="7" w:tentative="1">
+      <w:start w:val="1"/>
+      <w:numFmt w:val="bullet"/>
+      <w:lvlText w:val=""/>
+      <w:lvlJc w:val="left"/>
+      <w:pPr>
+        <w:tabs>
+          <w:tab w:val="num" w:pos="5760"/>
+        </w:tabs>
+        <w:ind w:left="5760" w:hanging="360"/>
+      </w:pPr>
+      <w:rPr>
+        <w:rFonts w:ascii="Wingdings" w:hAnsi="Wingdings" w:hint="default"/>
+        <w:sz w:val="20"/>
+      </w:rPr>
+    </w:lvl>
+    <w:lvl w:ilvl="8" w:tentative="1">
+      <w:start w:val="1"/>
+      <w:numFmt w:val="bullet"/>
+      <w:lvlText w:val=""/>
+      <w:lvlJc w:val="left"/>
+      <w:pPr>
+        <w:tabs>
+          <w:tab w:val="num" w:pos="6480"/>
+        </w:tabs>
+        <w:ind w:left="6480" w:hanging="360"/>
+      </w:pPr>
+      <w:rPr>
+        <w:rFonts w:ascii="Wingdings" w:hAnsi="Wingdings" w:hint="default"/>
+        <w:sz w:val="20"/>
+      </w:rPr>
+    </w:lvl>
+  </w:abstractNum>
   <w:abstractNum w:abstractNumId="14" w15:restartNumberingAfterBreak="0">
-    <w:nsid w:val="1FED0C4F"/>
+    <w:nsid w:val="23760F33"/>
     <w:multiLevelType w:val="multilevel"/>
-    <w:tmpl w:val="CA501326"/>
+    <w:tmpl w:val="8B1E8BD6"/>
     <w:lvl w:ilvl="0">
       <w:start w:val="1"/>
       <w:numFmt w:val="bullet"/>
@@ -5617,7 +5524,7 @@
         <w:sz w:val="20"/>
       </w:rPr>
     </w:lvl>
-    <w:lvl w:ilvl="1">
+    <w:lvl w:ilvl="1" w:tentative="1">
       <w:start w:val="1"/>
       <w:numFmt w:val="bullet"/>
       <w:lvlText w:val="o"/>
@@ -5747,9 +5654,9 @@
     </w:lvl>
   </w:abstractNum>
   <w:abstractNum w:abstractNumId="15" w15:restartNumberingAfterBreak="0">
-    <w:nsid w:val="215A374E"/>
+    <w:nsid w:val="36371E89"/>
     <w:multiLevelType w:val="multilevel"/>
-    <w:tmpl w:val="CCA43F7A"/>
+    <w:tmpl w:val="446071DE"/>
     <w:lvl w:ilvl="0">
       <w:start w:val="1"/>
       <w:numFmt w:val="bullet"/>
@@ -5896,13 +5803,13 @@
     </w:lvl>
   </w:abstractNum>
   <w:abstractNum w:abstractNumId="16" w15:restartNumberingAfterBreak="0">
-    <w:nsid w:val="25CC31D7"/>
+    <w:nsid w:val="37CA7539"/>
     <w:multiLevelType w:val="multilevel"/>
-    <w:tmpl w:val="9376C318"/>
+    <w:tmpl w:val="D04C9EAE"/>
     <w:lvl w:ilvl="0">
       <w:start w:val="1"/>
-      <w:numFmt w:val="decimal"/>
-      <w:lvlText w:val="%1."/>
+      <w:numFmt w:val="bullet"/>
+      <w:lvlText w:val=""/>
       <w:lvlJc w:val="left"/>
       <w:pPr>
         <w:tabs>
@@ -5910,11 +5817,15 @@
         </w:tabs>
         <w:ind w:left="720" w:hanging="360"/>
       </w:pPr>
+      <w:rPr>
+        <w:rFonts w:ascii="Symbol" w:hAnsi="Symbol" w:hint="default"/>
+        <w:sz w:val="20"/>
+      </w:rPr>
     </w:lvl>
     <w:lvl w:ilvl="1" w:tentative="1">
       <w:start w:val="1"/>
-      <w:numFmt w:val="decimal"/>
-      <w:lvlText w:val="%2."/>
+      <w:numFmt w:val="bullet"/>
+      <w:lvlText w:val="o"/>
       <w:lvlJc w:val="left"/>
       <w:pPr>
         <w:tabs>
@@ -5922,11 +5833,15 @@
         </w:tabs>
         <w:ind w:left="1440" w:hanging="360"/>
       </w:pPr>
+      <w:rPr>
+        <w:rFonts w:ascii="Courier New" w:hAnsi="Courier New" w:hint="default"/>
+        <w:sz w:val="20"/>
+      </w:rPr>
     </w:lvl>
     <w:lvl w:ilvl="2" w:tentative="1">
       <w:start w:val="1"/>
-      <w:numFmt w:val="decimal"/>
-      <w:lvlText w:val="%3."/>
+      <w:numFmt w:val="bullet"/>
+      <w:lvlText w:val=""/>
       <w:lvlJc w:val="left"/>
       <w:pPr>
         <w:tabs>
@@ -5934,11 +5849,15 @@
         </w:tabs>
         <w:ind w:left="2160" w:hanging="360"/>
       </w:pPr>
+      <w:rPr>
+        <w:rFonts w:ascii="Wingdings" w:hAnsi="Wingdings" w:hint="default"/>
+        <w:sz w:val="20"/>
+      </w:rPr>
     </w:lvl>
     <w:lvl w:ilvl="3" w:tentative="1">
       <w:start w:val="1"/>
-      <w:numFmt w:val="decimal"/>
-      <w:lvlText w:val="%4."/>
+      <w:numFmt w:val="bullet"/>
+      <w:lvlText w:val=""/>
       <w:lvlJc w:val="left"/>
       <w:pPr>
         <w:tabs>
@@ -5946,11 +5865,15 @@
         </w:tabs>
         <w:ind w:left="2880" w:hanging="360"/>
       </w:pPr>
+      <w:rPr>
+        <w:rFonts w:ascii="Wingdings" w:hAnsi="Wingdings" w:hint="default"/>
+        <w:sz w:val="20"/>
+      </w:rPr>
     </w:lvl>
     <w:lvl w:ilvl="4" w:tentative="1">
       <w:start w:val="1"/>
-      <w:numFmt w:val="decimal"/>
-      <w:lvlText w:val="%5."/>
+      <w:numFmt w:val="bullet"/>
+      <w:lvlText w:val=""/>
       <w:lvlJc w:val="left"/>
       <w:pPr>
         <w:tabs>
@@ -5958,11 +5881,15 @@
         </w:tabs>
         <w:ind w:left="3600" w:hanging="360"/>
       </w:pPr>
+      <w:rPr>
+        <w:rFonts w:ascii="Wingdings" w:hAnsi="Wingdings" w:hint="default"/>
+        <w:sz w:val="20"/>
+      </w:rPr>
     </w:lvl>
     <w:lvl w:ilvl="5" w:tentative="1">
       <w:start w:val="1"/>
-      <w:numFmt w:val="decimal"/>
-      <w:lvlText w:val="%6."/>
+      <w:numFmt w:val="bullet"/>
+      <w:lvlText w:val=""/>
       <w:lvlJc w:val="left"/>
       <w:pPr>
         <w:tabs>
@@ -5970,11 +5897,15 @@
         </w:tabs>
         <w:ind w:left="4320" w:hanging="360"/>
       </w:pPr>
+      <w:rPr>
+        <w:rFonts w:ascii="Wingdings" w:hAnsi="Wingdings" w:hint="default"/>
+        <w:sz w:val="20"/>
+      </w:rPr>
     </w:lvl>
     <w:lvl w:ilvl="6" w:tentative="1">
       <w:start w:val="1"/>
-      <w:numFmt w:val="decimal"/>
-      <w:lvlText w:val="%7."/>
+      <w:numFmt w:val="bullet"/>
+      <w:lvlText w:val=""/>
       <w:lvlJc w:val="left"/>
       <w:pPr>
         <w:tabs>
@@ -5982,11 +5913,15 @@
         </w:tabs>
         <w:ind w:left="5040" w:hanging="360"/>
       </w:pPr>
+      <w:rPr>
+        <w:rFonts w:ascii="Wingdings" w:hAnsi="Wingdings" w:hint="default"/>
+        <w:sz w:val="20"/>
+      </w:rPr>
     </w:lvl>
     <w:lvl w:ilvl="7" w:tentative="1">
       <w:start w:val="1"/>
-      <w:numFmt w:val="decimal"/>
-      <w:lvlText w:val="%8."/>
+      <w:numFmt w:val="bullet"/>
+      <w:lvlText w:val=""/>
       <w:lvlJc w:val="left"/>
       <w:pPr>
         <w:tabs>
@@ -5994,11 +5929,15 @@
         </w:tabs>
         <w:ind w:left="5760" w:hanging="360"/>
       </w:pPr>
+      <w:rPr>
+        <w:rFonts w:ascii="Wingdings" w:hAnsi="Wingdings" w:hint="default"/>
+        <w:sz w:val="20"/>
+      </w:rPr>
     </w:lvl>
     <w:lvl w:ilvl="8" w:tentative="1">
       <w:start w:val="1"/>
-      <w:numFmt w:val="decimal"/>
-      <w:lvlText w:val="%9."/>
+      <w:numFmt w:val="bullet"/>
+      <w:lvlText w:val=""/>
       <w:lvlJc w:val="left"/>
       <w:pPr>
         <w:tabs>
@@ -6006,417 +5945,13 @@
         </w:tabs>
         <w:ind w:left="6480" w:hanging="360"/>
       </w:pPr>
+      <w:rPr>
+        <w:rFonts w:ascii="Wingdings" w:hAnsi="Wingdings" w:hint="default"/>
+        <w:sz w:val="20"/>
+      </w:rPr>
     </w:lvl>
   </w:abstractNum>
   <w:abstractNum w:abstractNumId="17" w15:restartNumberingAfterBreak="0">
-    <w:nsid w:val="2F766C6A"/>
-    <w:multiLevelType w:val="multilevel"/>
-    <w:tmpl w:val="A050BC56"/>
-    <w:lvl w:ilvl="0">
-      <w:start w:val="1"/>
-      <w:numFmt w:val="decimal"/>
-      <w:lvlText w:val="%1."/>
-      <w:lvlJc w:val="left"/>
-      <w:pPr>
-        <w:ind w:left="720" w:hanging="360"/>
-      </w:pPr>
-      <w:rPr>
-        <w:rFonts w:hint="default"/>
-        <w:sz w:val="20"/>
-      </w:rPr>
-    </w:lvl>
-    <w:lvl w:ilvl="1" w:tentative="1">
-      <w:start w:val="1"/>
-      <w:numFmt w:val="bullet"/>
-      <w:lvlText w:val="o"/>
-      <w:lvlJc w:val="left"/>
-      <w:pPr>
-        <w:tabs>
-          <w:tab w:val="num" w:pos="1440"/>
-        </w:tabs>
-        <w:ind w:left="1440" w:hanging="360"/>
-      </w:pPr>
-      <w:rPr>
-        <w:rFonts w:ascii="Courier New" w:hAnsi="Courier New" w:hint="default"/>
-        <w:sz w:val="20"/>
-      </w:rPr>
-    </w:lvl>
-    <w:lvl w:ilvl="2" w:tentative="1">
-      <w:start w:val="1"/>
-      <w:numFmt w:val="bullet"/>
-      <w:lvlText w:val=""/>
-      <w:lvlJc w:val="left"/>
-      <w:pPr>
-        <w:tabs>
-          <w:tab w:val="num" w:pos="2160"/>
-        </w:tabs>
-        <w:ind w:left="2160" w:hanging="360"/>
-      </w:pPr>
-      <w:rPr>
-        <w:rFonts w:ascii="Wingdings" w:hAnsi="Wingdings" w:hint="default"/>
-        <w:sz w:val="20"/>
-      </w:rPr>
-    </w:lvl>
-    <w:lvl w:ilvl="3" w:tentative="1">
-      <w:start w:val="1"/>
-      <w:numFmt w:val="bullet"/>
-      <w:lvlText w:val=""/>
-      <w:lvlJc w:val="left"/>
-      <w:pPr>
-        <w:tabs>
-          <w:tab w:val="num" w:pos="2880"/>
-        </w:tabs>
-        <w:ind w:left="2880" w:hanging="360"/>
-      </w:pPr>
-      <w:rPr>
-        <w:rFonts w:ascii="Wingdings" w:hAnsi="Wingdings" w:hint="default"/>
-        <w:sz w:val="20"/>
-      </w:rPr>
-    </w:lvl>
-    <w:lvl w:ilvl="4" w:tentative="1">
-      <w:start w:val="1"/>
-      <w:numFmt w:val="bullet"/>
-      <w:lvlText w:val=""/>
-      <w:lvlJc w:val="left"/>
-      <w:pPr>
-        <w:tabs>
-          <w:tab w:val="num" w:pos="3600"/>
-        </w:tabs>
-        <w:ind w:left="3600" w:hanging="360"/>
-      </w:pPr>
-      <w:rPr>
-        <w:rFonts w:ascii="Wingdings" w:hAnsi="Wingdings" w:hint="default"/>
-        <w:sz w:val="20"/>
-      </w:rPr>
-    </w:lvl>
-    <w:lvl w:ilvl="5" w:tentative="1">
-      <w:start w:val="1"/>
-      <w:numFmt w:val="bullet"/>
-      <w:lvlText w:val=""/>
-      <w:lvlJc w:val="left"/>
-      <w:pPr>
-        <w:tabs>
-          <w:tab w:val="num" w:pos="4320"/>
-        </w:tabs>
-        <w:ind w:left="4320" w:hanging="360"/>
-      </w:pPr>
-      <w:rPr>
-        <w:rFonts w:ascii="Wingdings" w:hAnsi="Wingdings" w:hint="default"/>
-        <w:sz w:val="20"/>
-      </w:rPr>
-    </w:lvl>
-    <w:lvl w:ilvl="6" w:tentative="1">
-      <w:start w:val="1"/>
-      <w:numFmt w:val="bullet"/>
-      <w:lvlText w:val=""/>
-      <w:lvlJc w:val="left"/>
-      <w:pPr>
-        <w:tabs>
-          <w:tab w:val="num" w:pos="5040"/>
-        </w:tabs>
-        <w:ind w:left="5040" w:hanging="360"/>
-      </w:pPr>
-      <w:rPr>
-        <w:rFonts w:ascii="Wingdings" w:hAnsi="Wingdings" w:hint="default"/>
-        <w:sz w:val="20"/>
-      </w:rPr>
-    </w:lvl>
-    <w:lvl w:ilvl="7" w:tentative="1">
-      <w:start w:val="1"/>
-      <w:numFmt w:val="bullet"/>
-      <w:lvlText w:val=""/>
-      <w:lvlJc w:val="left"/>
-      <w:pPr>
-        <w:tabs>
-          <w:tab w:val="num" w:pos="5760"/>
-        </w:tabs>
-        <w:ind w:left="5760" w:hanging="360"/>
-      </w:pPr>
-      <w:rPr>
-        <w:rFonts w:ascii="Wingdings" w:hAnsi="Wingdings" w:hint="default"/>
-        <w:sz w:val="20"/>
-      </w:rPr>
-    </w:lvl>
-    <w:lvl w:ilvl="8" w:tentative="1">
-      <w:start w:val="1"/>
-      <w:numFmt w:val="bullet"/>
-      <w:lvlText w:val=""/>
-      <w:lvlJc w:val="left"/>
-      <w:pPr>
-        <w:tabs>
-          <w:tab w:val="num" w:pos="6480"/>
-        </w:tabs>
-        <w:ind w:left="6480" w:hanging="360"/>
-      </w:pPr>
-      <w:rPr>
-        <w:rFonts w:ascii="Wingdings" w:hAnsi="Wingdings" w:hint="default"/>
-        <w:sz w:val="20"/>
-      </w:rPr>
-    </w:lvl>
-  </w:abstractNum>
-  <w:abstractNum w:abstractNumId="18" w15:restartNumberingAfterBreak="0">
-    <w:nsid w:val="31DE4EBC"/>
-    <w:multiLevelType w:val="hybridMultilevel"/>
-    <w:tmpl w:val="A3289EB4"/>
-    <w:lvl w:ilvl="0" w:tplc="04190001">
-      <w:start w:val="1"/>
-      <w:numFmt w:val="bullet"/>
-      <w:lvlText w:val=""/>
-      <w:lvlJc w:val="left"/>
-      <w:pPr>
-        <w:ind w:left="1068" w:hanging="360"/>
-      </w:pPr>
-      <w:rPr>
-        <w:rFonts w:ascii="Symbol" w:hAnsi="Symbol" w:hint="default"/>
-      </w:rPr>
-    </w:lvl>
-    <w:lvl w:ilvl="1" w:tplc="04190003" w:tentative="1">
-      <w:start w:val="1"/>
-      <w:numFmt w:val="bullet"/>
-      <w:lvlText w:val="o"/>
-      <w:lvlJc w:val="left"/>
-      <w:pPr>
-        <w:ind w:left="1788" w:hanging="360"/>
-      </w:pPr>
-      <w:rPr>
-        <w:rFonts w:ascii="Courier New" w:hAnsi="Courier New" w:cs="Courier New" w:hint="default"/>
-      </w:rPr>
-    </w:lvl>
-    <w:lvl w:ilvl="2" w:tplc="04190005" w:tentative="1">
-      <w:start w:val="1"/>
-      <w:numFmt w:val="bullet"/>
-      <w:lvlText w:val=""/>
-      <w:lvlJc w:val="left"/>
-      <w:pPr>
-        <w:ind w:left="2508" w:hanging="360"/>
-      </w:pPr>
-      <w:rPr>
-        <w:rFonts w:ascii="Wingdings" w:hAnsi="Wingdings" w:hint="default"/>
-      </w:rPr>
-    </w:lvl>
-    <w:lvl w:ilvl="3" w:tplc="04190001" w:tentative="1">
-      <w:start w:val="1"/>
-      <w:numFmt w:val="bullet"/>
-      <w:lvlText w:val=""/>
-      <w:lvlJc w:val="left"/>
-      <w:pPr>
-        <w:ind w:left="3228" w:hanging="360"/>
-      </w:pPr>
-      <w:rPr>
-        <w:rFonts w:ascii="Symbol" w:hAnsi="Symbol" w:hint="default"/>
-      </w:rPr>
-    </w:lvl>
-    <w:lvl w:ilvl="4" w:tplc="04190003" w:tentative="1">
-      <w:start w:val="1"/>
-      <w:numFmt w:val="bullet"/>
-      <w:lvlText w:val="o"/>
-      <w:lvlJc w:val="left"/>
-      <w:pPr>
-        <w:ind w:left="3948" w:hanging="360"/>
-      </w:pPr>
-      <w:rPr>
-        <w:rFonts w:ascii="Courier New" w:hAnsi="Courier New" w:cs="Courier New" w:hint="default"/>
-      </w:rPr>
-    </w:lvl>
-    <w:lvl w:ilvl="5" w:tplc="04190005" w:tentative="1">
-      <w:start w:val="1"/>
-      <w:numFmt w:val="bullet"/>
-      <w:lvlText w:val=""/>
-      <w:lvlJc w:val="left"/>
-      <w:pPr>
-        <w:ind w:left="4668" w:hanging="360"/>
-      </w:pPr>
-      <w:rPr>
-        <w:rFonts w:ascii="Wingdings" w:hAnsi="Wingdings" w:hint="default"/>
-      </w:rPr>
-    </w:lvl>
-    <w:lvl w:ilvl="6" w:tplc="04190001" w:tentative="1">
-      <w:start w:val="1"/>
-      <w:numFmt w:val="bullet"/>
-      <w:lvlText w:val=""/>
-      <w:lvlJc w:val="left"/>
-      <w:pPr>
-        <w:ind w:left="5388" w:hanging="360"/>
-      </w:pPr>
-      <w:rPr>
-        <w:rFonts w:ascii="Symbol" w:hAnsi="Symbol" w:hint="default"/>
-      </w:rPr>
-    </w:lvl>
-    <w:lvl w:ilvl="7" w:tplc="04190003" w:tentative="1">
-      <w:start w:val="1"/>
-      <w:numFmt w:val="bullet"/>
-      <w:lvlText w:val="o"/>
-      <w:lvlJc w:val="left"/>
-      <w:pPr>
-        <w:ind w:left="6108" w:hanging="360"/>
-      </w:pPr>
-      <w:rPr>
-        <w:rFonts w:ascii="Courier New" w:hAnsi="Courier New" w:cs="Courier New" w:hint="default"/>
-      </w:rPr>
-    </w:lvl>
-    <w:lvl w:ilvl="8" w:tplc="04190005" w:tentative="1">
-      <w:start w:val="1"/>
-      <w:numFmt w:val="bullet"/>
-      <w:lvlText w:val=""/>
-      <w:lvlJc w:val="left"/>
-      <w:pPr>
-        <w:ind w:left="6828" w:hanging="360"/>
-      </w:pPr>
-      <w:rPr>
-        <w:rFonts w:ascii="Wingdings" w:hAnsi="Wingdings" w:hint="default"/>
-      </w:rPr>
-    </w:lvl>
-  </w:abstractNum>
-  <w:abstractNum w:abstractNumId="19" w15:restartNumberingAfterBreak="0">
-    <w:nsid w:val="34A55B21"/>
-    <w:multiLevelType w:val="multilevel"/>
-    <w:tmpl w:val="B24E04AE"/>
-    <w:lvl w:ilvl="0">
-      <w:start w:val="1"/>
-      <w:numFmt w:val="bullet"/>
-      <w:lvlText w:val=""/>
-      <w:lvlJc w:val="left"/>
-      <w:pPr>
-        <w:tabs>
-          <w:tab w:val="num" w:pos="720"/>
-        </w:tabs>
-        <w:ind w:left="720" w:hanging="360"/>
-      </w:pPr>
-      <w:rPr>
-        <w:rFonts w:ascii="Symbol" w:hAnsi="Symbol" w:hint="default"/>
-        <w:sz w:val="20"/>
-      </w:rPr>
-    </w:lvl>
-    <w:lvl w:ilvl="1" w:tentative="1">
-      <w:start w:val="1"/>
-      <w:numFmt w:val="bullet"/>
-      <w:lvlText w:val="o"/>
-      <w:lvlJc w:val="left"/>
-      <w:pPr>
-        <w:tabs>
-          <w:tab w:val="num" w:pos="1440"/>
-        </w:tabs>
-        <w:ind w:left="1440" w:hanging="360"/>
-      </w:pPr>
-      <w:rPr>
-        <w:rFonts w:ascii="Courier New" w:hAnsi="Courier New" w:hint="default"/>
-        <w:sz w:val="20"/>
-      </w:rPr>
-    </w:lvl>
-    <w:lvl w:ilvl="2" w:tentative="1">
-      <w:start w:val="1"/>
-      <w:numFmt w:val="bullet"/>
-      <w:lvlText w:val=""/>
-      <w:lvlJc w:val="left"/>
-      <w:pPr>
-        <w:tabs>
-          <w:tab w:val="num" w:pos="2160"/>
-        </w:tabs>
-        <w:ind w:left="2160" w:hanging="360"/>
-      </w:pPr>
-      <w:rPr>
-        <w:rFonts w:ascii="Wingdings" w:hAnsi="Wingdings" w:hint="default"/>
-        <w:sz w:val="20"/>
-      </w:rPr>
-    </w:lvl>
-    <w:lvl w:ilvl="3" w:tentative="1">
-      <w:start w:val="1"/>
-      <w:numFmt w:val="bullet"/>
-      <w:lvlText w:val=""/>
-      <w:lvlJc w:val="left"/>
-      <w:pPr>
-        <w:tabs>
-          <w:tab w:val="num" w:pos="2880"/>
-        </w:tabs>
-        <w:ind w:left="2880" w:hanging="360"/>
-      </w:pPr>
-      <w:rPr>
-        <w:rFonts w:ascii="Wingdings" w:hAnsi="Wingdings" w:hint="default"/>
-        <w:sz w:val="20"/>
-      </w:rPr>
-    </w:lvl>
-    <w:lvl w:ilvl="4" w:tentative="1">
-      <w:start w:val="1"/>
-      <w:numFmt w:val="bullet"/>
-      <w:lvlText w:val=""/>
-      <w:lvlJc w:val="left"/>
-      <w:pPr>
-        <w:tabs>
-          <w:tab w:val="num" w:pos="3600"/>
-        </w:tabs>
-        <w:ind w:left="3600" w:hanging="360"/>
-      </w:pPr>
-      <w:rPr>
-        <w:rFonts w:ascii="Wingdings" w:hAnsi="Wingdings" w:hint="default"/>
-        <w:sz w:val="20"/>
-      </w:rPr>
-    </w:lvl>
-    <w:lvl w:ilvl="5" w:tentative="1">
-      <w:start w:val="1"/>
-      <w:numFmt w:val="bullet"/>
-      <w:lvlText w:val=""/>
-      <w:lvlJc w:val="left"/>
-      <w:pPr>
-        <w:tabs>
-          <w:tab w:val="num" w:pos="4320"/>
-        </w:tabs>
-        <w:ind w:left="4320" w:hanging="360"/>
-      </w:pPr>
-      <w:rPr>
-        <w:rFonts w:ascii="Wingdings" w:hAnsi="Wingdings" w:hint="default"/>
-        <w:sz w:val="20"/>
-      </w:rPr>
-    </w:lvl>
-    <w:lvl w:ilvl="6" w:tentative="1">
-      <w:start w:val="1"/>
-      <w:numFmt w:val="bullet"/>
-      <w:lvlText w:val=""/>
-      <w:lvlJc w:val="left"/>
-      <w:pPr>
-        <w:tabs>
-          <w:tab w:val="num" w:pos="5040"/>
-        </w:tabs>
-        <w:ind w:left="5040" w:hanging="360"/>
-      </w:pPr>
-      <w:rPr>
-        <w:rFonts w:ascii="Wingdings" w:hAnsi="Wingdings" w:hint="default"/>
-        <w:sz w:val="20"/>
-      </w:rPr>
-    </w:lvl>
-    <w:lvl w:ilvl="7" w:tentative="1">
-      <w:start w:val="1"/>
-      <w:numFmt w:val="bullet"/>
-      <w:lvlText w:val=""/>
-      <w:lvlJc w:val="left"/>
-      <w:pPr>
-        <w:tabs>
-          <w:tab w:val="num" w:pos="5760"/>
-        </w:tabs>
-        <w:ind w:left="5760" w:hanging="360"/>
-      </w:pPr>
-      <w:rPr>
-        <w:rFonts w:ascii="Wingdings" w:hAnsi="Wingdings" w:hint="default"/>
-        <w:sz w:val="20"/>
-      </w:rPr>
-    </w:lvl>
-    <w:lvl w:ilvl="8" w:tentative="1">
-      <w:start w:val="1"/>
-      <w:numFmt w:val="bullet"/>
-      <w:lvlText w:val=""/>
-      <w:lvlJc w:val="left"/>
-      <w:pPr>
-        <w:tabs>
-          <w:tab w:val="num" w:pos="6480"/>
-        </w:tabs>
-        <w:ind w:left="6480" w:hanging="360"/>
-      </w:pPr>
-      <w:rPr>
-        <w:rFonts w:ascii="Wingdings" w:hAnsi="Wingdings" w:hint="default"/>
-        <w:sz w:val="20"/>
-      </w:rPr>
-    </w:lvl>
-  </w:abstractNum>
-  <w:abstractNum w:abstractNumId="20" w15:restartNumberingAfterBreak="0">
     <w:nsid w:val="38D50753"/>
     <w:multiLevelType w:val="multilevel"/>
     <w:tmpl w:val="5E509FC0"/>
@@ -6565,14 +6100,14 @@
       </w:rPr>
     </w:lvl>
   </w:abstractNum>
-  <w:abstractNum w:abstractNumId="21" w15:restartNumberingAfterBreak="0">
-    <w:nsid w:val="39802001"/>
+  <w:abstractNum w:abstractNumId="18" w15:restartNumberingAfterBreak="0">
+    <w:nsid w:val="39EE27BD"/>
     <w:multiLevelType w:val="multilevel"/>
-    <w:tmpl w:val="6D167478"/>
+    <w:tmpl w:val="58B0DD1C"/>
     <w:lvl w:ilvl="0">
       <w:start w:val="1"/>
-      <w:numFmt w:val="decimal"/>
-      <w:lvlText w:val="%1."/>
+      <w:numFmt w:val="bullet"/>
+      <w:lvlText w:val=""/>
       <w:lvlJc w:val="left"/>
       <w:pPr>
         <w:tabs>
@@ -6581,27 +6116,179 @@
         <w:ind w:left="720" w:hanging="360"/>
       </w:pPr>
       <w:rPr>
-        <w:rFonts w:hint="default"/>
-      </w:rPr>
-    </w:lvl>
-    <w:lvl w:ilvl="1">
+        <w:rFonts w:ascii="Symbol" w:hAnsi="Symbol" w:hint="default"/>
+        <w:sz w:val="20"/>
+      </w:rPr>
+    </w:lvl>
+    <w:lvl w:ilvl="1" w:tentative="1">
+      <w:start w:val="1"/>
+      <w:numFmt w:val="bullet"/>
+      <w:lvlText w:val="o"/>
+      <w:lvlJc w:val="left"/>
+      <w:pPr>
+        <w:tabs>
+          <w:tab w:val="num" w:pos="1440"/>
+        </w:tabs>
+        <w:ind w:left="1440" w:hanging="360"/>
+      </w:pPr>
+      <w:rPr>
+        <w:rFonts w:ascii="Courier New" w:hAnsi="Courier New" w:hint="default"/>
+        <w:sz w:val="20"/>
+      </w:rPr>
+    </w:lvl>
+    <w:lvl w:ilvl="2" w:tentative="1">
+      <w:start w:val="1"/>
+      <w:numFmt w:val="bullet"/>
+      <w:lvlText w:val=""/>
+      <w:lvlJc w:val="left"/>
+      <w:pPr>
+        <w:tabs>
+          <w:tab w:val="num" w:pos="2160"/>
+        </w:tabs>
+        <w:ind w:left="2160" w:hanging="360"/>
+      </w:pPr>
+      <w:rPr>
+        <w:rFonts w:ascii="Wingdings" w:hAnsi="Wingdings" w:hint="default"/>
+        <w:sz w:val="20"/>
+      </w:rPr>
+    </w:lvl>
+    <w:lvl w:ilvl="3" w:tentative="1">
+      <w:start w:val="1"/>
+      <w:numFmt w:val="bullet"/>
+      <w:lvlText w:val=""/>
+      <w:lvlJc w:val="left"/>
+      <w:pPr>
+        <w:tabs>
+          <w:tab w:val="num" w:pos="2880"/>
+        </w:tabs>
+        <w:ind w:left="2880" w:hanging="360"/>
+      </w:pPr>
+      <w:rPr>
+        <w:rFonts w:ascii="Wingdings" w:hAnsi="Wingdings" w:hint="default"/>
+        <w:sz w:val="20"/>
+      </w:rPr>
+    </w:lvl>
+    <w:lvl w:ilvl="4" w:tentative="1">
+      <w:start w:val="1"/>
+      <w:numFmt w:val="bullet"/>
+      <w:lvlText w:val=""/>
+      <w:lvlJc w:val="left"/>
+      <w:pPr>
+        <w:tabs>
+          <w:tab w:val="num" w:pos="3600"/>
+        </w:tabs>
+        <w:ind w:left="3600" w:hanging="360"/>
+      </w:pPr>
+      <w:rPr>
+        <w:rFonts w:ascii="Wingdings" w:hAnsi="Wingdings" w:hint="default"/>
+        <w:sz w:val="20"/>
+      </w:rPr>
+    </w:lvl>
+    <w:lvl w:ilvl="5" w:tentative="1">
+      <w:start w:val="1"/>
+      <w:numFmt w:val="bullet"/>
+      <w:lvlText w:val=""/>
+      <w:lvlJc w:val="left"/>
+      <w:pPr>
+        <w:tabs>
+          <w:tab w:val="num" w:pos="4320"/>
+        </w:tabs>
+        <w:ind w:left="4320" w:hanging="360"/>
+      </w:pPr>
+      <w:rPr>
+        <w:rFonts w:ascii="Wingdings" w:hAnsi="Wingdings" w:hint="default"/>
+        <w:sz w:val="20"/>
+      </w:rPr>
+    </w:lvl>
+    <w:lvl w:ilvl="6" w:tentative="1">
+      <w:start w:val="1"/>
+      <w:numFmt w:val="bullet"/>
+      <w:lvlText w:val=""/>
+      <w:lvlJc w:val="left"/>
+      <w:pPr>
+        <w:tabs>
+          <w:tab w:val="num" w:pos="5040"/>
+        </w:tabs>
+        <w:ind w:left="5040" w:hanging="360"/>
+      </w:pPr>
+      <w:rPr>
+        <w:rFonts w:ascii="Wingdings" w:hAnsi="Wingdings" w:hint="default"/>
+        <w:sz w:val="20"/>
+      </w:rPr>
+    </w:lvl>
+    <w:lvl w:ilvl="7" w:tentative="1">
+      <w:start w:val="1"/>
+      <w:numFmt w:val="bullet"/>
+      <w:lvlText w:val=""/>
+      <w:lvlJc w:val="left"/>
+      <w:pPr>
+        <w:tabs>
+          <w:tab w:val="num" w:pos="5760"/>
+        </w:tabs>
+        <w:ind w:left="5760" w:hanging="360"/>
+      </w:pPr>
+      <w:rPr>
+        <w:rFonts w:ascii="Wingdings" w:hAnsi="Wingdings" w:hint="default"/>
+        <w:sz w:val="20"/>
+      </w:rPr>
+    </w:lvl>
+    <w:lvl w:ilvl="8" w:tentative="1">
+      <w:start w:val="1"/>
+      <w:numFmt w:val="bullet"/>
+      <w:lvlText w:val=""/>
+      <w:lvlJc w:val="left"/>
+      <w:pPr>
+        <w:tabs>
+          <w:tab w:val="num" w:pos="6480"/>
+        </w:tabs>
+        <w:ind w:left="6480" w:hanging="360"/>
+      </w:pPr>
+      <w:rPr>
+        <w:rFonts w:ascii="Wingdings" w:hAnsi="Wingdings" w:hint="default"/>
+        <w:sz w:val="20"/>
+      </w:rPr>
+    </w:lvl>
+  </w:abstractNum>
+  <w:abstractNum w:abstractNumId="19" w15:restartNumberingAfterBreak="0">
+    <w:nsid w:val="42C6652D"/>
+    <w:multiLevelType w:val="multilevel"/>
+    <w:tmpl w:val="6A4E97BE"/>
+    <w:lvl w:ilvl="0">
       <w:start w:val="1"/>
       <w:numFmt w:val="bullet"/>
       <w:lvlText w:val=""/>
       <w:lvlJc w:val="left"/>
       <w:pPr>
+        <w:tabs>
+          <w:tab w:val="num" w:pos="720"/>
+        </w:tabs>
+        <w:ind w:left="720" w:hanging="360"/>
+      </w:pPr>
+      <w:rPr>
+        <w:rFonts w:ascii="Symbol" w:hAnsi="Symbol" w:hint="default"/>
+        <w:sz w:val="20"/>
+      </w:rPr>
+    </w:lvl>
+    <w:lvl w:ilvl="1" w:tentative="1">
+      <w:start w:val="1"/>
+      <w:numFmt w:val="bullet"/>
+      <w:lvlText w:val="o"/>
+      <w:lvlJc w:val="left"/>
+      <w:pPr>
+        <w:tabs>
+          <w:tab w:val="num" w:pos="1440"/>
+        </w:tabs>
         <w:ind w:left="1440" w:hanging="360"/>
       </w:pPr>
       <w:rPr>
-        <w:rFonts w:ascii="Symbol" w:hAnsi="Symbol" w:hint="default"/>
-        <w:color w:val="auto"/>
-        <w:sz w:val="20"/>
-      </w:rPr>
-    </w:lvl>
-    <w:lvl w:ilvl="2">
-      <w:start w:val="1"/>
-      <w:numFmt w:val="decimal"/>
-      <w:lvlText w:val="%3."/>
+        <w:rFonts w:ascii="Courier New" w:hAnsi="Courier New" w:hint="default"/>
+        <w:sz w:val="20"/>
+      </w:rPr>
+    </w:lvl>
+    <w:lvl w:ilvl="2" w:tentative="1">
+      <w:start w:val="1"/>
+      <w:numFmt w:val="bullet"/>
+      <w:lvlText w:val=""/>
       <w:lvlJc w:val="left"/>
       <w:pPr>
         <w:tabs>
@@ -6610,13 +6297,14 @@
         <w:ind w:left="2160" w:hanging="360"/>
       </w:pPr>
       <w:rPr>
-        <w:rFonts w:hint="default"/>
-      </w:rPr>
-    </w:lvl>
-    <w:lvl w:ilvl="3">
-      <w:start w:val="1"/>
-      <w:numFmt w:val="decimal"/>
-      <w:lvlText w:val="%4."/>
+        <w:rFonts w:ascii="Wingdings" w:hAnsi="Wingdings" w:hint="default"/>
+        <w:sz w:val="20"/>
+      </w:rPr>
+    </w:lvl>
+    <w:lvl w:ilvl="3" w:tentative="1">
+      <w:start w:val="1"/>
+      <w:numFmt w:val="bullet"/>
+      <w:lvlText w:val=""/>
       <w:lvlJc w:val="left"/>
       <w:pPr>
         <w:tabs>
@@ -6625,13 +6313,14 @@
         <w:ind w:left="2880" w:hanging="360"/>
       </w:pPr>
       <w:rPr>
-        <w:rFonts w:hint="default"/>
-      </w:rPr>
-    </w:lvl>
-    <w:lvl w:ilvl="4">
-      <w:start w:val="1"/>
-      <w:numFmt w:val="decimal"/>
-      <w:lvlText w:val="%5."/>
+        <w:rFonts w:ascii="Wingdings" w:hAnsi="Wingdings" w:hint="default"/>
+        <w:sz w:val="20"/>
+      </w:rPr>
+    </w:lvl>
+    <w:lvl w:ilvl="4" w:tentative="1">
+      <w:start w:val="1"/>
+      <w:numFmt w:val="bullet"/>
+      <w:lvlText w:val=""/>
       <w:lvlJc w:val="left"/>
       <w:pPr>
         <w:tabs>
@@ -6640,13 +6329,14 @@
         <w:ind w:left="3600" w:hanging="360"/>
       </w:pPr>
       <w:rPr>
-        <w:rFonts w:hint="default"/>
-      </w:rPr>
-    </w:lvl>
-    <w:lvl w:ilvl="5">
-      <w:start w:val="1"/>
-      <w:numFmt w:val="decimal"/>
-      <w:lvlText w:val="%6."/>
+        <w:rFonts w:ascii="Wingdings" w:hAnsi="Wingdings" w:hint="default"/>
+        <w:sz w:val="20"/>
+      </w:rPr>
+    </w:lvl>
+    <w:lvl w:ilvl="5" w:tentative="1">
+      <w:start w:val="1"/>
+      <w:numFmt w:val="bullet"/>
+      <w:lvlText w:val=""/>
       <w:lvlJc w:val="left"/>
       <w:pPr>
         <w:tabs>
@@ -6655,13 +6345,14 @@
         <w:ind w:left="4320" w:hanging="360"/>
       </w:pPr>
       <w:rPr>
-        <w:rFonts w:hint="default"/>
-      </w:rPr>
-    </w:lvl>
-    <w:lvl w:ilvl="6">
-      <w:start w:val="1"/>
-      <w:numFmt w:val="decimal"/>
-      <w:lvlText w:val="%7."/>
+        <w:rFonts w:ascii="Wingdings" w:hAnsi="Wingdings" w:hint="default"/>
+        <w:sz w:val="20"/>
+      </w:rPr>
+    </w:lvl>
+    <w:lvl w:ilvl="6" w:tentative="1">
+      <w:start w:val="1"/>
+      <w:numFmt w:val="bullet"/>
+      <w:lvlText w:val=""/>
       <w:lvlJc w:val="left"/>
       <w:pPr>
         <w:tabs>
@@ -6670,13 +6361,14 @@
         <w:ind w:left="5040" w:hanging="360"/>
       </w:pPr>
       <w:rPr>
-        <w:rFonts w:hint="default"/>
-      </w:rPr>
-    </w:lvl>
-    <w:lvl w:ilvl="7">
-      <w:start w:val="1"/>
-      <w:numFmt w:val="decimal"/>
-      <w:lvlText w:val="%8."/>
+        <w:rFonts w:ascii="Wingdings" w:hAnsi="Wingdings" w:hint="default"/>
+        <w:sz w:val="20"/>
+      </w:rPr>
+    </w:lvl>
+    <w:lvl w:ilvl="7" w:tentative="1">
+      <w:start w:val="1"/>
+      <w:numFmt w:val="bullet"/>
+      <w:lvlText w:val=""/>
       <w:lvlJc w:val="left"/>
       <w:pPr>
         <w:tabs>
@@ -6685,13 +6377,14 @@
         <w:ind w:left="5760" w:hanging="360"/>
       </w:pPr>
       <w:rPr>
-        <w:rFonts w:hint="default"/>
-      </w:rPr>
-    </w:lvl>
-    <w:lvl w:ilvl="8">
-      <w:start w:val="1"/>
-      <w:numFmt w:val="decimal"/>
-      <w:lvlText w:val="%9."/>
+        <w:rFonts w:ascii="Wingdings" w:hAnsi="Wingdings" w:hint="default"/>
+        <w:sz w:val="20"/>
+      </w:rPr>
+    </w:lvl>
+    <w:lvl w:ilvl="8" w:tentative="1">
+      <w:start w:val="1"/>
+      <w:numFmt w:val="bullet"/>
+      <w:lvlText w:val=""/>
       <w:lvlJc w:val="left"/>
       <w:pPr>
         <w:tabs>
@@ -6700,160 +6393,12 @@
         <w:ind w:left="6480" w:hanging="360"/>
       </w:pPr>
       <w:rPr>
-        <w:rFonts w:hint="default"/>
+        <w:rFonts w:ascii="Wingdings" w:hAnsi="Wingdings" w:hint="default"/>
+        <w:sz w:val="20"/>
       </w:rPr>
     </w:lvl>
   </w:abstractNum>
-  <w:abstractNum w:abstractNumId="22" w15:restartNumberingAfterBreak="0">
-    <w:nsid w:val="3AF753D8"/>
-    <w:multiLevelType w:val="multilevel"/>
-    <w:tmpl w:val="B608CFA8"/>
-    <w:lvl w:ilvl="0">
-      <w:start w:val="1"/>
-      <w:numFmt w:val="bullet"/>
-      <w:lvlText w:val=""/>
-      <w:lvlJc w:val="left"/>
-      <w:pPr>
-        <w:tabs>
-          <w:tab w:val="num" w:pos="720"/>
-        </w:tabs>
-        <w:ind w:left="720" w:hanging="360"/>
-      </w:pPr>
-      <w:rPr>
-        <w:rFonts w:ascii="Symbol" w:hAnsi="Symbol" w:hint="default"/>
-        <w:sz w:val="20"/>
-      </w:rPr>
-    </w:lvl>
-    <w:lvl w:ilvl="1" w:tentative="1">
-      <w:start w:val="1"/>
-      <w:numFmt w:val="bullet"/>
-      <w:lvlText w:val="o"/>
-      <w:lvlJc w:val="left"/>
-      <w:pPr>
-        <w:tabs>
-          <w:tab w:val="num" w:pos="1440"/>
-        </w:tabs>
-        <w:ind w:left="1440" w:hanging="360"/>
-      </w:pPr>
-      <w:rPr>
-        <w:rFonts w:ascii="Courier New" w:hAnsi="Courier New" w:hint="default"/>
-        <w:sz w:val="20"/>
-      </w:rPr>
-    </w:lvl>
-    <w:lvl w:ilvl="2" w:tentative="1">
-      <w:start w:val="1"/>
-      <w:numFmt w:val="bullet"/>
-      <w:lvlText w:val=""/>
-      <w:lvlJc w:val="left"/>
-      <w:pPr>
-        <w:tabs>
-          <w:tab w:val="num" w:pos="2160"/>
-        </w:tabs>
-        <w:ind w:left="2160" w:hanging="360"/>
-      </w:pPr>
-      <w:rPr>
-        <w:rFonts w:ascii="Wingdings" w:hAnsi="Wingdings" w:hint="default"/>
-        <w:sz w:val="20"/>
-      </w:rPr>
-    </w:lvl>
-    <w:lvl w:ilvl="3" w:tentative="1">
-      <w:start w:val="1"/>
-      <w:numFmt w:val="bullet"/>
-      <w:lvlText w:val=""/>
-      <w:lvlJc w:val="left"/>
-      <w:pPr>
-        <w:tabs>
-          <w:tab w:val="num" w:pos="2880"/>
-        </w:tabs>
-        <w:ind w:left="2880" w:hanging="360"/>
-      </w:pPr>
-      <w:rPr>
-        <w:rFonts w:ascii="Wingdings" w:hAnsi="Wingdings" w:hint="default"/>
-        <w:sz w:val="20"/>
-      </w:rPr>
-    </w:lvl>
-    <w:lvl w:ilvl="4" w:tentative="1">
-      <w:start w:val="1"/>
-      <w:numFmt w:val="bullet"/>
-      <w:lvlText w:val=""/>
-      <w:lvlJc w:val="left"/>
-      <w:pPr>
-        <w:tabs>
-          <w:tab w:val="num" w:pos="3600"/>
-        </w:tabs>
-        <w:ind w:left="3600" w:hanging="360"/>
-      </w:pPr>
-      <w:rPr>
-        <w:rFonts w:ascii="Wingdings" w:hAnsi="Wingdings" w:hint="default"/>
-        <w:sz w:val="20"/>
-      </w:rPr>
-    </w:lvl>
-    <w:lvl w:ilvl="5" w:tentative="1">
-      <w:start w:val="1"/>
-      <w:numFmt w:val="bullet"/>
-      <w:lvlText w:val=""/>
-      <w:lvlJc w:val="left"/>
-      <w:pPr>
-        <w:tabs>
-          <w:tab w:val="num" w:pos="4320"/>
-        </w:tabs>
-        <w:ind w:left="4320" w:hanging="360"/>
-      </w:pPr>
-      <w:rPr>
-        <w:rFonts w:ascii="Wingdings" w:hAnsi="Wingdings" w:hint="default"/>
-        <w:sz w:val="20"/>
-      </w:rPr>
-    </w:lvl>
-    <w:lvl w:ilvl="6" w:tentative="1">
-      <w:start w:val="1"/>
-      <w:numFmt w:val="bullet"/>
-      <w:lvlText w:val=""/>
-      <w:lvlJc w:val="left"/>
-      <w:pPr>
-        <w:tabs>
-          <w:tab w:val="num" w:pos="5040"/>
-        </w:tabs>
-        <w:ind w:left="5040" w:hanging="360"/>
-      </w:pPr>
-      <w:rPr>
-        <w:rFonts w:ascii="Wingdings" w:hAnsi="Wingdings" w:hint="default"/>
-        <w:sz w:val="20"/>
-      </w:rPr>
-    </w:lvl>
-    <w:lvl w:ilvl="7" w:tentative="1">
-      <w:start w:val="1"/>
-      <w:numFmt w:val="bullet"/>
-      <w:lvlText w:val=""/>
-      <w:lvlJc w:val="left"/>
-      <w:pPr>
-        <w:tabs>
-          <w:tab w:val="num" w:pos="5760"/>
-        </w:tabs>
-        <w:ind w:left="5760" w:hanging="360"/>
-      </w:pPr>
-      <w:rPr>
-        <w:rFonts w:ascii="Wingdings" w:hAnsi="Wingdings" w:hint="default"/>
-        <w:sz w:val="20"/>
-      </w:rPr>
-    </w:lvl>
-    <w:lvl w:ilvl="8" w:tentative="1">
-      <w:start w:val="1"/>
-      <w:numFmt w:val="bullet"/>
-      <w:lvlText w:val=""/>
-      <w:lvlJc w:val="left"/>
-      <w:pPr>
-        <w:tabs>
-          <w:tab w:val="num" w:pos="6480"/>
-        </w:tabs>
-        <w:ind w:left="6480" w:hanging="360"/>
-      </w:pPr>
-      <w:rPr>
-        <w:rFonts w:ascii="Wingdings" w:hAnsi="Wingdings" w:hint="default"/>
-        <w:sz w:val="20"/>
-      </w:rPr>
-    </w:lvl>
-  </w:abstractNum>
-  <w:abstractNum w:abstractNumId="23" w15:restartNumberingAfterBreak="0">
+  <w:abstractNum w:abstractNumId="20" w15:restartNumberingAfterBreak="0">
     <w:nsid w:val="4450627E"/>
     <w:multiLevelType w:val="multilevel"/>
     <w:tmpl w:val="A5C4F446"/>
@@ -7002,7 +6547,7 @@
       </w:rPr>
     </w:lvl>
   </w:abstractNum>
-  <w:abstractNum w:abstractNumId="24" w15:restartNumberingAfterBreak="0">
+  <w:abstractNum w:abstractNumId="21" w15:restartNumberingAfterBreak="0">
     <w:nsid w:val="49C2599E"/>
     <w:multiLevelType w:val="multilevel"/>
     <w:tmpl w:val="A6AE0C8A"/>
@@ -7151,10 +6696,10 @@
       </w:rPr>
     </w:lvl>
   </w:abstractNum>
-  <w:abstractNum w:abstractNumId="25" w15:restartNumberingAfterBreak="0">
-    <w:nsid w:val="4DF620EB"/>
+  <w:abstractNum w:abstractNumId="22" w15:restartNumberingAfterBreak="0">
+    <w:nsid w:val="4BE84E32"/>
     <w:multiLevelType w:val="multilevel"/>
-    <w:tmpl w:val="3C4C8F52"/>
+    <w:tmpl w:val="3F843BD2"/>
     <w:lvl w:ilvl="0">
       <w:start w:val="1"/>
       <w:numFmt w:val="bullet"/>
@@ -7300,7 +6845,156 @@
       </w:rPr>
     </w:lvl>
   </w:abstractNum>
-  <w:abstractNum w:abstractNumId="26" w15:restartNumberingAfterBreak="0">
+  <w:abstractNum w:abstractNumId="23" w15:restartNumberingAfterBreak="0">
+    <w:nsid w:val="4CF16EBD"/>
+    <w:multiLevelType w:val="multilevel"/>
+    <w:tmpl w:val="482892E2"/>
+    <w:lvl w:ilvl="0">
+      <w:start w:val="1"/>
+      <w:numFmt w:val="bullet"/>
+      <w:lvlText w:val=""/>
+      <w:lvlJc w:val="left"/>
+      <w:pPr>
+        <w:tabs>
+          <w:tab w:val="num" w:pos="720"/>
+        </w:tabs>
+        <w:ind w:left="720" w:hanging="360"/>
+      </w:pPr>
+      <w:rPr>
+        <w:rFonts w:ascii="Symbol" w:hAnsi="Symbol" w:hint="default"/>
+        <w:sz w:val="20"/>
+      </w:rPr>
+    </w:lvl>
+    <w:lvl w:ilvl="1" w:tentative="1">
+      <w:start w:val="1"/>
+      <w:numFmt w:val="bullet"/>
+      <w:lvlText w:val="o"/>
+      <w:lvlJc w:val="left"/>
+      <w:pPr>
+        <w:tabs>
+          <w:tab w:val="num" w:pos="1440"/>
+        </w:tabs>
+        <w:ind w:left="1440" w:hanging="360"/>
+      </w:pPr>
+      <w:rPr>
+        <w:rFonts w:ascii="Courier New" w:hAnsi="Courier New" w:hint="default"/>
+        <w:sz w:val="20"/>
+      </w:rPr>
+    </w:lvl>
+    <w:lvl w:ilvl="2" w:tentative="1">
+      <w:start w:val="1"/>
+      <w:numFmt w:val="bullet"/>
+      <w:lvlText w:val=""/>
+      <w:lvlJc w:val="left"/>
+      <w:pPr>
+        <w:tabs>
+          <w:tab w:val="num" w:pos="2160"/>
+        </w:tabs>
+        <w:ind w:left="2160" w:hanging="360"/>
+      </w:pPr>
+      <w:rPr>
+        <w:rFonts w:ascii="Wingdings" w:hAnsi="Wingdings" w:hint="default"/>
+        <w:sz w:val="20"/>
+      </w:rPr>
+    </w:lvl>
+    <w:lvl w:ilvl="3" w:tentative="1">
+      <w:start w:val="1"/>
+      <w:numFmt w:val="bullet"/>
+      <w:lvlText w:val=""/>
+      <w:lvlJc w:val="left"/>
+      <w:pPr>
+        <w:tabs>
+          <w:tab w:val="num" w:pos="2880"/>
+        </w:tabs>
+        <w:ind w:left="2880" w:hanging="360"/>
+      </w:pPr>
+      <w:rPr>
+        <w:rFonts w:ascii="Wingdings" w:hAnsi="Wingdings" w:hint="default"/>
+        <w:sz w:val="20"/>
+      </w:rPr>
+    </w:lvl>
+    <w:lvl w:ilvl="4" w:tentative="1">
+      <w:start w:val="1"/>
+      <w:numFmt w:val="bullet"/>
+      <w:lvlText w:val=""/>
+      <w:lvlJc w:val="left"/>
+      <w:pPr>
+        <w:tabs>
+          <w:tab w:val="num" w:pos="3600"/>
+        </w:tabs>
+        <w:ind w:left="3600" w:hanging="360"/>
+      </w:pPr>
+      <w:rPr>
+        <w:rFonts w:ascii="Wingdings" w:hAnsi="Wingdings" w:hint="default"/>
+        <w:sz w:val="20"/>
+      </w:rPr>
+    </w:lvl>
+    <w:lvl w:ilvl="5" w:tentative="1">
+      <w:start w:val="1"/>
+      <w:numFmt w:val="bullet"/>
+      <w:lvlText w:val=""/>
+      <w:lvlJc w:val="left"/>
+      <w:pPr>
+        <w:tabs>
+          <w:tab w:val="num" w:pos="4320"/>
+        </w:tabs>
+        <w:ind w:left="4320" w:hanging="360"/>
+      </w:pPr>
+      <w:rPr>
+        <w:rFonts w:ascii="Wingdings" w:hAnsi="Wingdings" w:hint="default"/>
+        <w:sz w:val="20"/>
+      </w:rPr>
+    </w:lvl>
+    <w:lvl w:ilvl="6" w:tentative="1">
+      <w:start w:val="1"/>
+      <w:numFmt w:val="bullet"/>
+      <w:lvlText w:val=""/>
+      <w:lvlJc w:val="left"/>
+      <w:pPr>
+        <w:tabs>
+          <w:tab w:val="num" w:pos="5040"/>
+        </w:tabs>
+        <w:ind w:left="5040" w:hanging="360"/>
+      </w:pPr>
+      <w:rPr>
+        <w:rFonts w:ascii="Wingdings" w:hAnsi="Wingdings" w:hint="default"/>
+        <w:sz w:val="20"/>
+      </w:rPr>
+    </w:lvl>
+    <w:lvl w:ilvl="7" w:tentative="1">
+      <w:start w:val="1"/>
+      <w:numFmt w:val="bullet"/>
+      <w:lvlText w:val=""/>
+      <w:lvlJc w:val="left"/>
+      <w:pPr>
+        <w:tabs>
+          <w:tab w:val="num" w:pos="5760"/>
+        </w:tabs>
+        <w:ind w:left="5760" w:hanging="360"/>
+      </w:pPr>
+      <w:rPr>
+        <w:rFonts w:ascii="Wingdings" w:hAnsi="Wingdings" w:hint="default"/>
+        <w:sz w:val="20"/>
+      </w:rPr>
+    </w:lvl>
+    <w:lvl w:ilvl="8" w:tentative="1">
+      <w:start w:val="1"/>
+      <w:numFmt w:val="bullet"/>
+      <w:lvlText w:val=""/>
+      <w:lvlJc w:val="left"/>
+      <w:pPr>
+        <w:tabs>
+          <w:tab w:val="num" w:pos="6480"/>
+        </w:tabs>
+        <w:ind w:left="6480" w:hanging="360"/>
+      </w:pPr>
+      <w:rPr>
+        <w:rFonts w:ascii="Wingdings" w:hAnsi="Wingdings" w:hint="default"/>
+        <w:sz w:val="20"/>
+      </w:rPr>
+    </w:lvl>
+  </w:abstractNum>
+  <w:abstractNum w:abstractNumId="24" w15:restartNumberingAfterBreak="0">
     <w:nsid w:val="51527AE0"/>
     <w:multiLevelType w:val="multilevel"/>
     <w:tmpl w:val="51547D40"/>
@@ -7449,7 +7143,7 @@
       </w:rPr>
     </w:lvl>
   </w:abstractNum>
-  <w:abstractNum w:abstractNumId="27" w15:restartNumberingAfterBreak="0">
+  <w:abstractNum w:abstractNumId="25" w15:restartNumberingAfterBreak="0">
     <w:nsid w:val="54092ADB"/>
     <w:multiLevelType w:val="multilevel"/>
     <w:tmpl w:val="AFF613CC"/>
@@ -7598,305 +7292,305 @@
       </w:rPr>
     </w:lvl>
   </w:abstractNum>
+  <w:abstractNum w:abstractNumId="26" w15:restartNumberingAfterBreak="0">
+    <w:nsid w:val="5D2C2DC1"/>
+    <w:multiLevelType w:val="multilevel"/>
+    <w:tmpl w:val="1FD8FD98"/>
+    <w:lvl w:ilvl="0">
+      <w:start w:val="1"/>
+      <w:numFmt w:val="bullet"/>
+      <w:lvlText w:val=""/>
+      <w:lvlJc w:val="left"/>
+      <w:pPr>
+        <w:tabs>
+          <w:tab w:val="num" w:pos="720"/>
+        </w:tabs>
+        <w:ind w:left="720" w:hanging="360"/>
+      </w:pPr>
+      <w:rPr>
+        <w:rFonts w:ascii="Symbol" w:hAnsi="Symbol" w:hint="default"/>
+        <w:sz w:val="20"/>
+      </w:rPr>
+    </w:lvl>
+    <w:lvl w:ilvl="1" w:tentative="1">
+      <w:start w:val="1"/>
+      <w:numFmt w:val="bullet"/>
+      <w:lvlText w:val="o"/>
+      <w:lvlJc w:val="left"/>
+      <w:pPr>
+        <w:tabs>
+          <w:tab w:val="num" w:pos="1440"/>
+        </w:tabs>
+        <w:ind w:left="1440" w:hanging="360"/>
+      </w:pPr>
+      <w:rPr>
+        <w:rFonts w:ascii="Courier New" w:hAnsi="Courier New" w:hint="default"/>
+        <w:sz w:val="20"/>
+      </w:rPr>
+    </w:lvl>
+    <w:lvl w:ilvl="2" w:tentative="1">
+      <w:start w:val="1"/>
+      <w:numFmt w:val="bullet"/>
+      <w:lvlText w:val=""/>
+      <w:lvlJc w:val="left"/>
+      <w:pPr>
+        <w:tabs>
+          <w:tab w:val="num" w:pos="2160"/>
+        </w:tabs>
+        <w:ind w:left="2160" w:hanging="360"/>
+      </w:pPr>
+      <w:rPr>
+        <w:rFonts w:ascii="Wingdings" w:hAnsi="Wingdings" w:hint="default"/>
+        <w:sz w:val="20"/>
+      </w:rPr>
+    </w:lvl>
+    <w:lvl w:ilvl="3" w:tentative="1">
+      <w:start w:val="1"/>
+      <w:numFmt w:val="bullet"/>
+      <w:lvlText w:val=""/>
+      <w:lvlJc w:val="left"/>
+      <w:pPr>
+        <w:tabs>
+          <w:tab w:val="num" w:pos="2880"/>
+        </w:tabs>
+        <w:ind w:left="2880" w:hanging="360"/>
+      </w:pPr>
+      <w:rPr>
+        <w:rFonts w:ascii="Wingdings" w:hAnsi="Wingdings" w:hint="default"/>
+        <w:sz w:val="20"/>
+      </w:rPr>
+    </w:lvl>
+    <w:lvl w:ilvl="4" w:tentative="1">
+      <w:start w:val="1"/>
+      <w:numFmt w:val="bullet"/>
+      <w:lvlText w:val=""/>
+      <w:lvlJc w:val="left"/>
+      <w:pPr>
+        <w:tabs>
+          <w:tab w:val="num" w:pos="3600"/>
+        </w:tabs>
+        <w:ind w:left="3600" w:hanging="360"/>
+      </w:pPr>
+      <w:rPr>
+        <w:rFonts w:ascii="Wingdings" w:hAnsi="Wingdings" w:hint="default"/>
+        <w:sz w:val="20"/>
+      </w:rPr>
+    </w:lvl>
+    <w:lvl w:ilvl="5" w:tentative="1">
+      <w:start w:val="1"/>
+      <w:numFmt w:val="bullet"/>
+      <w:lvlText w:val=""/>
+      <w:lvlJc w:val="left"/>
+      <w:pPr>
+        <w:tabs>
+          <w:tab w:val="num" w:pos="4320"/>
+        </w:tabs>
+        <w:ind w:left="4320" w:hanging="360"/>
+      </w:pPr>
+      <w:rPr>
+        <w:rFonts w:ascii="Wingdings" w:hAnsi="Wingdings" w:hint="default"/>
+        <w:sz w:val="20"/>
+      </w:rPr>
+    </w:lvl>
+    <w:lvl w:ilvl="6" w:tentative="1">
+      <w:start w:val="1"/>
+      <w:numFmt w:val="bullet"/>
+      <w:lvlText w:val=""/>
+      <w:lvlJc w:val="left"/>
+      <w:pPr>
+        <w:tabs>
+          <w:tab w:val="num" w:pos="5040"/>
+        </w:tabs>
+        <w:ind w:left="5040" w:hanging="360"/>
+      </w:pPr>
+      <w:rPr>
+        <w:rFonts w:ascii="Wingdings" w:hAnsi="Wingdings" w:hint="default"/>
+        <w:sz w:val="20"/>
+      </w:rPr>
+    </w:lvl>
+    <w:lvl w:ilvl="7" w:tentative="1">
+      <w:start w:val="1"/>
+      <w:numFmt w:val="bullet"/>
+      <w:lvlText w:val=""/>
+      <w:lvlJc w:val="left"/>
+      <w:pPr>
+        <w:tabs>
+          <w:tab w:val="num" w:pos="5760"/>
+        </w:tabs>
+        <w:ind w:left="5760" w:hanging="360"/>
+      </w:pPr>
+      <w:rPr>
+        <w:rFonts w:ascii="Wingdings" w:hAnsi="Wingdings" w:hint="default"/>
+        <w:sz w:val="20"/>
+      </w:rPr>
+    </w:lvl>
+    <w:lvl w:ilvl="8" w:tentative="1">
+      <w:start w:val="1"/>
+      <w:numFmt w:val="bullet"/>
+      <w:lvlText w:val=""/>
+      <w:lvlJc w:val="left"/>
+      <w:pPr>
+        <w:tabs>
+          <w:tab w:val="num" w:pos="6480"/>
+        </w:tabs>
+        <w:ind w:left="6480" w:hanging="360"/>
+      </w:pPr>
+      <w:rPr>
+        <w:rFonts w:ascii="Wingdings" w:hAnsi="Wingdings" w:hint="default"/>
+        <w:sz w:val="20"/>
+      </w:rPr>
+    </w:lvl>
+  </w:abstractNum>
+  <w:abstractNum w:abstractNumId="27" w15:restartNumberingAfterBreak="0">
+    <w:nsid w:val="5EB17E06"/>
+    <w:multiLevelType w:val="multilevel"/>
+    <w:tmpl w:val="F544B608"/>
+    <w:lvl w:ilvl="0">
+      <w:start w:val="1"/>
+      <w:numFmt w:val="bullet"/>
+      <w:lvlText w:val=""/>
+      <w:lvlJc w:val="left"/>
+      <w:pPr>
+        <w:tabs>
+          <w:tab w:val="num" w:pos="720"/>
+        </w:tabs>
+        <w:ind w:left="720" w:hanging="360"/>
+      </w:pPr>
+      <w:rPr>
+        <w:rFonts w:ascii="Symbol" w:hAnsi="Symbol" w:hint="default"/>
+        <w:sz w:val="20"/>
+      </w:rPr>
+    </w:lvl>
+    <w:lvl w:ilvl="1" w:tentative="1">
+      <w:start w:val="1"/>
+      <w:numFmt w:val="bullet"/>
+      <w:lvlText w:val="o"/>
+      <w:lvlJc w:val="left"/>
+      <w:pPr>
+        <w:tabs>
+          <w:tab w:val="num" w:pos="1440"/>
+        </w:tabs>
+        <w:ind w:left="1440" w:hanging="360"/>
+      </w:pPr>
+      <w:rPr>
+        <w:rFonts w:ascii="Courier New" w:hAnsi="Courier New" w:hint="default"/>
+        <w:sz w:val="20"/>
+      </w:rPr>
+    </w:lvl>
+    <w:lvl w:ilvl="2" w:tentative="1">
+      <w:start w:val="1"/>
+      <w:numFmt w:val="bullet"/>
+      <w:lvlText w:val=""/>
+      <w:lvlJc w:val="left"/>
+      <w:pPr>
+        <w:tabs>
+          <w:tab w:val="num" w:pos="2160"/>
+        </w:tabs>
+        <w:ind w:left="2160" w:hanging="360"/>
+      </w:pPr>
+      <w:rPr>
+        <w:rFonts w:ascii="Wingdings" w:hAnsi="Wingdings" w:hint="default"/>
+        <w:sz w:val="20"/>
+      </w:rPr>
+    </w:lvl>
+    <w:lvl w:ilvl="3" w:tentative="1">
+      <w:start w:val="1"/>
+      <w:numFmt w:val="bullet"/>
+      <w:lvlText w:val=""/>
+      <w:lvlJc w:val="left"/>
+      <w:pPr>
+        <w:tabs>
+          <w:tab w:val="num" w:pos="2880"/>
+        </w:tabs>
+        <w:ind w:left="2880" w:hanging="360"/>
+      </w:pPr>
+      <w:rPr>
+        <w:rFonts w:ascii="Wingdings" w:hAnsi="Wingdings" w:hint="default"/>
+        <w:sz w:val="20"/>
+      </w:rPr>
+    </w:lvl>
+    <w:lvl w:ilvl="4" w:tentative="1">
+      <w:start w:val="1"/>
+      <w:numFmt w:val="bullet"/>
+      <w:lvlText w:val=""/>
+      <w:lvlJc w:val="left"/>
+      <w:pPr>
+        <w:tabs>
+          <w:tab w:val="num" w:pos="3600"/>
+        </w:tabs>
+        <w:ind w:left="3600" w:hanging="360"/>
+      </w:pPr>
+      <w:rPr>
+        <w:rFonts w:ascii="Wingdings" w:hAnsi="Wingdings" w:hint="default"/>
+        <w:sz w:val="20"/>
+      </w:rPr>
+    </w:lvl>
+    <w:lvl w:ilvl="5" w:tentative="1">
+      <w:start w:val="1"/>
+      <w:numFmt w:val="bullet"/>
+      <w:lvlText w:val=""/>
+      <w:lvlJc w:val="left"/>
+      <w:pPr>
+        <w:tabs>
+          <w:tab w:val="num" w:pos="4320"/>
+        </w:tabs>
+        <w:ind w:left="4320" w:hanging="360"/>
+      </w:pPr>
+      <w:rPr>
+        <w:rFonts w:ascii="Wingdings" w:hAnsi="Wingdings" w:hint="default"/>
+        <w:sz w:val="20"/>
+      </w:rPr>
+    </w:lvl>
+    <w:lvl w:ilvl="6" w:tentative="1">
+      <w:start w:val="1"/>
+      <w:numFmt w:val="bullet"/>
+      <w:lvlText w:val=""/>
+      <w:lvlJc w:val="left"/>
+      <w:pPr>
+        <w:tabs>
+          <w:tab w:val="num" w:pos="5040"/>
+        </w:tabs>
+        <w:ind w:left="5040" w:hanging="360"/>
+      </w:pPr>
+      <w:rPr>
+        <w:rFonts w:ascii="Wingdings" w:hAnsi="Wingdings" w:hint="default"/>
+        <w:sz w:val="20"/>
+      </w:rPr>
+    </w:lvl>
+    <w:lvl w:ilvl="7" w:tentative="1">
+      <w:start w:val="1"/>
+      <w:numFmt w:val="bullet"/>
+      <w:lvlText w:val=""/>
+      <w:lvlJc w:val="left"/>
+      <w:pPr>
+        <w:tabs>
+          <w:tab w:val="num" w:pos="5760"/>
+        </w:tabs>
+        <w:ind w:left="5760" w:hanging="360"/>
+      </w:pPr>
+      <w:rPr>
+        <w:rFonts w:ascii="Wingdings" w:hAnsi="Wingdings" w:hint="default"/>
+        <w:sz w:val="20"/>
+      </w:rPr>
+    </w:lvl>
+    <w:lvl w:ilvl="8" w:tentative="1">
+      <w:start w:val="1"/>
+      <w:numFmt w:val="bullet"/>
+      <w:lvlText w:val=""/>
+      <w:lvlJc w:val="left"/>
+      <w:pPr>
+        <w:tabs>
+          <w:tab w:val="num" w:pos="6480"/>
+        </w:tabs>
+        <w:ind w:left="6480" w:hanging="360"/>
+      </w:pPr>
+      <w:rPr>
+        <w:rFonts w:ascii="Wingdings" w:hAnsi="Wingdings" w:hint="default"/>
+        <w:sz w:val="20"/>
+      </w:rPr>
+    </w:lvl>
+  </w:abstractNum>
   <w:abstractNum w:abstractNumId="28" w15:restartNumberingAfterBreak="0">
-    <w:nsid w:val="58190C30"/>
-    <w:multiLevelType w:val="multilevel"/>
-    <w:tmpl w:val="7BE45EF2"/>
-    <w:lvl w:ilvl="0">
-      <w:start w:val="1"/>
-      <w:numFmt w:val="bullet"/>
-      <w:lvlText w:val=""/>
-      <w:lvlJc w:val="left"/>
-      <w:pPr>
-        <w:tabs>
-          <w:tab w:val="num" w:pos="720"/>
-        </w:tabs>
-        <w:ind w:left="720" w:hanging="360"/>
-      </w:pPr>
-      <w:rPr>
-        <w:rFonts w:ascii="Symbol" w:hAnsi="Symbol" w:hint="default"/>
-        <w:sz w:val="20"/>
-      </w:rPr>
-    </w:lvl>
-    <w:lvl w:ilvl="1" w:tentative="1">
-      <w:start w:val="1"/>
-      <w:numFmt w:val="bullet"/>
-      <w:lvlText w:val="o"/>
-      <w:lvlJc w:val="left"/>
-      <w:pPr>
-        <w:tabs>
-          <w:tab w:val="num" w:pos="1440"/>
-        </w:tabs>
-        <w:ind w:left="1440" w:hanging="360"/>
-      </w:pPr>
-      <w:rPr>
-        <w:rFonts w:ascii="Courier New" w:hAnsi="Courier New" w:hint="default"/>
-        <w:sz w:val="20"/>
-      </w:rPr>
-    </w:lvl>
-    <w:lvl w:ilvl="2" w:tentative="1">
-      <w:start w:val="1"/>
-      <w:numFmt w:val="bullet"/>
-      <w:lvlText w:val=""/>
-      <w:lvlJc w:val="left"/>
-      <w:pPr>
-        <w:tabs>
-          <w:tab w:val="num" w:pos="2160"/>
-        </w:tabs>
-        <w:ind w:left="2160" w:hanging="360"/>
-      </w:pPr>
-      <w:rPr>
-        <w:rFonts w:ascii="Wingdings" w:hAnsi="Wingdings" w:hint="default"/>
-        <w:sz w:val="20"/>
-      </w:rPr>
-    </w:lvl>
-    <w:lvl w:ilvl="3" w:tentative="1">
-      <w:start w:val="1"/>
-      <w:numFmt w:val="bullet"/>
-      <w:lvlText w:val=""/>
-      <w:lvlJc w:val="left"/>
-      <w:pPr>
-        <w:tabs>
-          <w:tab w:val="num" w:pos="2880"/>
-        </w:tabs>
-        <w:ind w:left="2880" w:hanging="360"/>
-      </w:pPr>
-      <w:rPr>
-        <w:rFonts w:ascii="Wingdings" w:hAnsi="Wingdings" w:hint="default"/>
-        <w:sz w:val="20"/>
-      </w:rPr>
-    </w:lvl>
-    <w:lvl w:ilvl="4" w:tentative="1">
-      <w:start w:val="1"/>
-      <w:numFmt w:val="bullet"/>
-      <w:lvlText w:val=""/>
-      <w:lvlJc w:val="left"/>
-      <w:pPr>
-        <w:tabs>
-          <w:tab w:val="num" w:pos="3600"/>
-        </w:tabs>
-        <w:ind w:left="3600" w:hanging="360"/>
-      </w:pPr>
-      <w:rPr>
-        <w:rFonts w:ascii="Wingdings" w:hAnsi="Wingdings" w:hint="default"/>
-        <w:sz w:val="20"/>
-      </w:rPr>
-    </w:lvl>
-    <w:lvl w:ilvl="5" w:tentative="1">
-      <w:start w:val="1"/>
-      <w:numFmt w:val="bullet"/>
-      <w:lvlText w:val=""/>
-      <w:lvlJc w:val="left"/>
-      <w:pPr>
-        <w:tabs>
-          <w:tab w:val="num" w:pos="4320"/>
-        </w:tabs>
-        <w:ind w:left="4320" w:hanging="360"/>
-      </w:pPr>
-      <w:rPr>
-        <w:rFonts w:ascii="Wingdings" w:hAnsi="Wingdings" w:hint="default"/>
-        <w:sz w:val="20"/>
-      </w:rPr>
-    </w:lvl>
-    <w:lvl w:ilvl="6" w:tentative="1">
-      <w:start w:val="1"/>
-      <w:numFmt w:val="bullet"/>
-      <w:lvlText w:val=""/>
-      <w:lvlJc w:val="left"/>
-      <w:pPr>
-        <w:tabs>
-          <w:tab w:val="num" w:pos="5040"/>
-        </w:tabs>
-        <w:ind w:left="5040" w:hanging="360"/>
-      </w:pPr>
-      <w:rPr>
-        <w:rFonts w:ascii="Wingdings" w:hAnsi="Wingdings" w:hint="default"/>
-        <w:sz w:val="20"/>
-      </w:rPr>
-    </w:lvl>
-    <w:lvl w:ilvl="7" w:tentative="1">
-      <w:start w:val="1"/>
-      <w:numFmt w:val="bullet"/>
-      <w:lvlText w:val=""/>
-      <w:lvlJc w:val="left"/>
-      <w:pPr>
-        <w:tabs>
-          <w:tab w:val="num" w:pos="5760"/>
-        </w:tabs>
-        <w:ind w:left="5760" w:hanging="360"/>
-      </w:pPr>
-      <w:rPr>
-        <w:rFonts w:ascii="Wingdings" w:hAnsi="Wingdings" w:hint="default"/>
-        <w:sz w:val="20"/>
-      </w:rPr>
-    </w:lvl>
-    <w:lvl w:ilvl="8" w:tentative="1">
-      <w:start w:val="1"/>
-      <w:numFmt w:val="bullet"/>
-      <w:lvlText w:val=""/>
-      <w:lvlJc w:val="left"/>
-      <w:pPr>
-        <w:tabs>
-          <w:tab w:val="num" w:pos="6480"/>
-        </w:tabs>
-        <w:ind w:left="6480" w:hanging="360"/>
-      </w:pPr>
-      <w:rPr>
-        <w:rFonts w:ascii="Wingdings" w:hAnsi="Wingdings" w:hint="default"/>
-        <w:sz w:val="20"/>
-      </w:rPr>
-    </w:lvl>
-  </w:abstractNum>
-  <w:abstractNum w:abstractNumId="29" w15:restartNumberingAfterBreak="0">
-    <w:nsid w:val="59F67F48"/>
-    <w:multiLevelType w:val="multilevel"/>
-    <w:tmpl w:val="A7306078"/>
-    <w:lvl w:ilvl="0">
-      <w:start w:val="1"/>
-      <w:numFmt w:val="bullet"/>
-      <w:lvlText w:val=""/>
-      <w:lvlJc w:val="left"/>
-      <w:pPr>
-        <w:tabs>
-          <w:tab w:val="num" w:pos="720"/>
-        </w:tabs>
-        <w:ind w:left="720" w:hanging="360"/>
-      </w:pPr>
-      <w:rPr>
-        <w:rFonts w:ascii="Symbol" w:hAnsi="Symbol" w:hint="default"/>
-        <w:sz w:val="20"/>
-      </w:rPr>
-    </w:lvl>
-    <w:lvl w:ilvl="1" w:tentative="1">
-      <w:start w:val="1"/>
-      <w:numFmt w:val="bullet"/>
-      <w:lvlText w:val="o"/>
-      <w:lvlJc w:val="left"/>
-      <w:pPr>
-        <w:tabs>
-          <w:tab w:val="num" w:pos="1440"/>
-        </w:tabs>
-        <w:ind w:left="1440" w:hanging="360"/>
-      </w:pPr>
-      <w:rPr>
-        <w:rFonts w:ascii="Courier New" w:hAnsi="Courier New" w:hint="default"/>
-        <w:sz w:val="20"/>
-      </w:rPr>
-    </w:lvl>
-    <w:lvl w:ilvl="2" w:tentative="1">
-      <w:start w:val="1"/>
-      <w:numFmt w:val="bullet"/>
-      <w:lvlText w:val=""/>
-      <w:lvlJc w:val="left"/>
-      <w:pPr>
-        <w:tabs>
-          <w:tab w:val="num" w:pos="2160"/>
-        </w:tabs>
-        <w:ind w:left="2160" w:hanging="360"/>
-      </w:pPr>
-      <w:rPr>
-        <w:rFonts w:ascii="Wingdings" w:hAnsi="Wingdings" w:hint="default"/>
-        <w:sz w:val="20"/>
-      </w:rPr>
-    </w:lvl>
-    <w:lvl w:ilvl="3" w:tentative="1">
-      <w:start w:val="1"/>
-      <w:numFmt w:val="bullet"/>
-      <w:lvlText w:val=""/>
-      <w:lvlJc w:val="left"/>
-      <w:pPr>
-        <w:tabs>
-          <w:tab w:val="num" w:pos="2880"/>
-        </w:tabs>
-        <w:ind w:left="2880" w:hanging="360"/>
-      </w:pPr>
-      <w:rPr>
-        <w:rFonts w:ascii="Wingdings" w:hAnsi="Wingdings" w:hint="default"/>
-        <w:sz w:val="20"/>
-      </w:rPr>
-    </w:lvl>
-    <w:lvl w:ilvl="4" w:tentative="1">
-      <w:start w:val="1"/>
-      <w:numFmt w:val="bullet"/>
-      <w:lvlText w:val=""/>
-      <w:lvlJc w:val="left"/>
-      <w:pPr>
-        <w:tabs>
-          <w:tab w:val="num" w:pos="3600"/>
-        </w:tabs>
-        <w:ind w:left="3600" w:hanging="360"/>
-      </w:pPr>
-      <w:rPr>
-        <w:rFonts w:ascii="Wingdings" w:hAnsi="Wingdings" w:hint="default"/>
-        <w:sz w:val="20"/>
-      </w:rPr>
-    </w:lvl>
-    <w:lvl w:ilvl="5" w:tentative="1">
-      <w:start w:val="1"/>
-      <w:numFmt w:val="bullet"/>
-      <w:lvlText w:val=""/>
-      <w:lvlJc w:val="left"/>
-      <w:pPr>
-        <w:tabs>
-          <w:tab w:val="num" w:pos="4320"/>
-        </w:tabs>
-        <w:ind w:left="4320" w:hanging="360"/>
-      </w:pPr>
-      <w:rPr>
-        <w:rFonts w:ascii="Wingdings" w:hAnsi="Wingdings" w:hint="default"/>
-        <w:sz w:val="20"/>
-      </w:rPr>
-    </w:lvl>
-    <w:lvl w:ilvl="6" w:tentative="1">
-      <w:start w:val="1"/>
-      <w:numFmt w:val="bullet"/>
-      <w:lvlText w:val=""/>
-      <w:lvlJc w:val="left"/>
-      <w:pPr>
-        <w:tabs>
-          <w:tab w:val="num" w:pos="5040"/>
-        </w:tabs>
-        <w:ind w:left="5040" w:hanging="360"/>
-      </w:pPr>
-      <w:rPr>
-        <w:rFonts w:ascii="Wingdings" w:hAnsi="Wingdings" w:hint="default"/>
-        <w:sz w:val="20"/>
-      </w:rPr>
-    </w:lvl>
-    <w:lvl w:ilvl="7" w:tentative="1">
-      <w:start w:val="1"/>
-      <w:numFmt w:val="bullet"/>
-      <w:lvlText w:val=""/>
-      <w:lvlJc w:val="left"/>
-      <w:pPr>
-        <w:tabs>
-          <w:tab w:val="num" w:pos="5760"/>
-        </w:tabs>
-        <w:ind w:left="5760" w:hanging="360"/>
-      </w:pPr>
-      <w:rPr>
-        <w:rFonts w:ascii="Wingdings" w:hAnsi="Wingdings" w:hint="default"/>
-        <w:sz w:val="20"/>
-      </w:rPr>
-    </w:lvl>
-    <w:lvl w:ilvl="8" w:tentative="1">
-      <w:start w:val="1"/>
-      <w:numFmt w:val="bullet"/>
-      <w:lvlText w:val=""/>
-      <w:lvlJc w:val="left"/>
-      <w:pPr>
-        <w:tabs>
-          <w:tab w:val="num" w:pos="6480"/>
-        </w:tabs>
-        <w:ind w:left="6480" w:hanging="360"/>
-      </w:pPr>
-      <w:rPr>
-        <w:rFonts w:ascii="Wingdings" w:hAnsi="Wingdings" w:hint="default"/>
-        <w:sz w:val="20"/>
-      </w:rPr>
-    </w:lvl>
-  </w:abstractNum>
-  <w:abstractNum w:abstractNumId="30" w15:restartNumberingAfterBreak="0">
     <w:nsid w:val="6026665A"/>
     <w:multiLevelType w:val="multilevel"/>
     <w:tmpl w:val="B0D68716"/>
@@ -8045,10 +7739,308 @@
       </w:rPr>
     </w:lvl>
   </w:abstractNum>
-  <w:abstractNum w:abstractNumId="31" w15:restartNumberingAfterBreak="0">
+  <w:abstractNum w:abstractNumId="29" w15:restartNumberingAfterBreak="0">
     <w:nsid w:val="6168106F"/>
     <w:multiLevelType w:val="multilevel"/>
     <w:tmpl w:val="60C278DA"/>
+    <w:lvl w:ilvl="0">
+      <w:start w:val="1"/>
+      <w:numFmt w:val="bullet"/>
+      <w:lvlText w:val=""/>
+      <w:lvlJc w:val="left"/>
+      <w:pPr>
+        <w:tabs>
+          <w:tab w:val="num" w:pos="720"/>
+        </w:tabs>
+        <w:ind w:left="720" w:hanging="360"/>
+      </w:pPr>
+      <w:rPr>
+        <w:rFonts w:ascii="Symbol" w:hAnsi="Symbol" w:hint="default"/>
+        <w:sz w:val="20"/>
+      </w:rPr>
+    </w:lvl>
+    <w:lvl w:ilvl="1" w:tentative="1">
+      <w:start w:val="1"/>
+      <w:numFmt w:val="bullet"/>
+      <w:lvlText w:val="o"/>
+      <w:lvlJc w:val="left"/>
+      <w:pPr>
+        <w:tabs>
+          <w:tab w:val="num" w:pos="1440"/>
+        </w:tabs>
+        <w:ind w:left="1440" w:hanging="360"/>
+      </w:pPr>
+      <w:rPr>
+        <w:rFonts w:ascii="Courier New" w:hAnsi="Courier New" w:hint="default"/>
+        <w:sz w:val="20"/>
+      </w:rPr>
+    </w:lvl>
+    <w:lvl w:ilvl="2" w:tentative="1">
+      <w:start w:val="1"/>
+      <w:numFmt w:val="bullet"/>
+      <w:lvlText w:val=""/>
+      <w:lvlJc w:val="left"/>
+      <w:pPr>
+        <w:tabs>
+          <w:tab w:val="num" w:pos="2160"/>
+        </w:tabs>
+        <w:ind w:left="2160" w:hanging="360"/>
+      </w:pPr>
+      <w:rPr>
+        <w:rFonts w:ascii="Wingdings" w:hAnsi="Wingdings" w:hint="default"/>
+        <w:sz w:val="20"/>
+      </w:rPr>
+    </w:lvl>
+    <w:lvl w:ilvl="3" w:tentative="1">
+      <w:start w:val="1"/>
+      <w:numFmt w:val="bullet"/>
+      <w:lvlText w:val=""/>
+      <w:lvlJc w:val="left"/>
+      <w:pPr>
+        <w:tabs>
+          <w:tab w:val="num" w:pos="2880"/>
+        </w:tabs>
+        <w:ind w:left="2880" w:hanging="360"/>
+      </w:pPr>
+      <w:rPr>
+        <w:rFonts w:ascii="Wingdings" w:hAnsi="Wingdings" w:hint="default"/>
+        <w:sz w:val="20"/>
+      </w:rPr>
+    </w:lvl>
+    <w:lvl w:ilvl="4" w:tentative="1">
+      <w:start w:val="1"/>
+      <w:numFmt w:val="bullet"/>
+      <w:lvlText w:val=""/>
+      <w:lvlJc w:val="left"/>
+      <w:pPr>
+        <w:tabs>
+          <w:tab w:val="num" w:pos="3600"/>
+        </w:tabs>
+        <w:ind w:left="3600" w:hanging="360"/>
+      </w:pPr>
+      <w:rPr>
+        <w:rFonts w:ascii="Wingdings" w:hAnsi="Wingdings" w:hint="default"/>
+        <w:sz w:val="20"/>
+      </w:rPr>
+    </w:lvl>
+    <w:lvl w:ilvl="5" w:tentative="1">
+      <w:start w:val="1"/>
+      <w:numFmt w:val="bullet"/>
+      <w:lvlText w:val=""/>
+      <w:lvlJc w:val="left"/>
+      <w:pPr>
+        <w:tabs>
+          <w:tab w:val="num" w:pos="4320"/>
+        </w:tabs>
+        <w:ind w:left="4320" w:hanging="360"/>
+      </w:pPr>
+      <w:rPr>
+        <w:rFonts w:ascii="Wingdings" w:hAnsi="Wingdings" w:hint="default"/>
+        <w:sz w:val="20"/>
+      </w:rPr>
+    </w:lvl>
+    <w:lvl w:ilvl="6" w:tentative="1">
+      <w:start w:val="1"/>
+      <w:numFmt w:val="bullet"/>
+      <w:lvlText w:val=""/>
+      <w:lvlJc w:val="left"/>
+      <w:pPr>
+        <w:tabs>
+          <w:tab w:val="num" w:pos="5040"/>
+        </w:tabs>
+        <w:ind w:left="5040" w:hanging="360"/>
+      </w:pPr>
+      <w:rPr>
+        <w:rFonts w:ascii="Wingdings" w:hAnsi="Wingdings" w:hint="default"/>
+        <w:sz w:val="20"/>
+      </w:rPr>
+    </w:lvl>
+    <w:lvl w:ilvl="7" w:tentative="1">
+      <w:start w:val="1"/>
+      <w:numFmt w:val="bullet"/>
+      <w:lvlText w:val=""/>
+      <w:lvlJc w:val="left"/>
+      <w:pPr>
+        <w:tabs>
+          <w:tab w:val="num" w:pos="5760"/>
+        </w:tabs>
+        <w:ind w:left="5760" w:hanging="360"/>
+      </w:pPr>
+      <w:rPr>
+        <w:rFonts w:ascii="Wingdings" w:hAnsi="Wingdings" w:hint="default"/>
+        <w:sz w:val="20"/>
+      </w:rPr>
+    </w:lvl>
+    <w:lvl w:ilvl="8" w:tentative="1">
+      <w:start w:val="1"/>
+      <w:numFmt w:val="bullet"/>
+      <w:lvlText w:val=""/>
+      <w:lvlJc w:val="left"/>
+      <w:pPr>
+        <w:tabs>
+          <w:tab w:val="num" w:pos="6480"/>
+        </w:tabs>
+        <w:ind w:left="6480" w:hanging="360"/>
+      </w:pPr>
+      <w:rPr>
+        <w:rFonts w:ascii="Wingdings" w:hAnsi="Wingdings" w:hint="default"/>
+        <w:sz w:val="20"/>
+      </w:rPr>
+    </w:lvl>
+  </w:abstractNum>
+  <w:abstractNum w:abstractNumId="30" w15:restartNumberingAfterBreak="0">
+    <w:nsid w:val="644B4B78"/>
+    <w:multiLevelType w:val="multilevel"/>
+    <w:tmpl w:val="F6D27D3E"/>
+    <w:lvl w:ilvl="0">
+      <w:start w:val="1"/>
+      <w:numFmt w:val="bullet"/>
+      <w:lvlText w:val=""/>
+      <w:lvlJc w:val="left"/>
+      <w:pPr>
+        <w:tabs>
+          <w:tab w:val="num" w:pos="720"/>
+        </w:tabs>
+        <w:ind w:left="720" w:hanging="360"/>
+      </w:pPr>
+      <w:rPr>
+        <w:rFonts w:ascii="Symbol" w:hAnsi="Symbol" w:hint="default"/>
+        <w:sz w:val="20"/>
+      </w:rPr>
+    </w:lvl>
+    <w:lvl w:ilvl="1" w:tentative="1">
+      <w:start w:val="1"/>
+      <w:numFmt w:val="bullet"/>
+      <w:lvlText w:val="o"/>
+      <w:lvlJc w:val="left"/>
+      <w:pPr>
+        <w:tabs>
+          <w:tab w:val="num" w:pos="1440"/>
+        </w:tabs>
+        <w:ind w:left="1440" w:hanging="360"/>
+      </w:pPr>
+      <w:rPr>
+        <w:rFonts w:ascii="Courier New" w:hAnsi="Courier New" w:hint="default"/>
+        <w:sz w:val="20"/>
+      </w:rPr>
+    </w:lvl>
+    <w:lvl w:ilvl="2" w:tentative="1">
+      <w:start w:val="1"/>
+      <w:numFmt w:val="bullet"/>
+      <w:lvlText w:val=""/>
+      <w:lvlJc w:val="left"/>
+      <w:pPr>
+        <w:tabs>
+          <w:tab w:val="num" w:pos="2160"/>
+        </w:tabs>
+        <w:ind w:left="2160" w:hanging="360"/>
+      </w:pPr>
+      <w:rPr>
+        <w:rFonts w:ascii="Wingdings" w:hAnsi="Wingdings" w:hint="default"/>
+        <w:sz w:val="20"/>
+      </w:rPr>
+    </w:lvl>
+    <w:lvl w:ilvl="3" w:tentative="1">
+      <w:start w:val="1"/>
+      <w:numFmt w:val="bullet"/>
+      <w:lvlText w:val=""/>
+      <w:lvlJc w:val="left"/>
+      <w:pPr>
+        <w:tabs>
+          <w:tab w:val="num" w:pos="2880"/>
+        </w:tabs>
+        <w:ind w:left="2880" w:hanging="360"/>
+      </w:pPr>
+      <w:rPr>
+        <w:rFonts w:ascii="Wingdings" w:hAnsi="Wingdings" w:hint="default"/>
+        <w:sz w:val="20"/>
+      </w:rPr>
+    </w:lvl>
+    <w:lvl w:ilvl="4" w:tentative="1">
+      <w:start w:val="1"/>
+      <w:numFmt w:val="bullet"/>
+      <w:lvlText w:val=""/>
+      <w:lvlJc w:val="left"/>
+      <w:pPr>
+        <w:tabs>
+          <w:tab w:val="num" w:pos="3600"/>
+        </w:tabs>
+        <w:ind w:left="3600" w:hanging="360"/>
+      </w:pPr>
+      <w:rPr>
+        <w:rFonts w:ascii="Wingdings" w:hAnsi="Wingdings" w:hint="default"/>
+        <w:sz w:val="20"/>
+      </w:rPr>
+    </w:lvl>
+    <w:lvl w:ilvl="5" w:tentative="1">
+      <w:start w:val="1"/>
+      <w:numFmt w:val="bullet"/>
+      <w:lvlText w:val=""/>
+      <w:lvlJc w:val="left"/>
+      <w:pPr>
+        <w:tabs>
+          <w:tab w:val="num" w:pos="4320"/>
+        </w:tabs>
+        <w:ind w:left="4320" w:hanging="360"/>
+      </w:pPr>
+      <w:rPr>
+        <w:rFonts w:ascii="Wingdings" w:hAnsi="Wingdings" w:hint="default"/>
+        <w:sz w:val="20"/>
+      </w:rPr>
+    </w:lvl>
+    <w:lvl w:ilvl="6" w:tentative="1">
+      <w:start w:val="1"/>
+      <w:numFmt w:val="bullet"/>
+      <w:lvlText w:val=""/>
+      <w:lvlJc w:val="left"/>
+      <w:pPr>
+        <w:tabs>
+          <w:tab w:val="num" w:pos="5040"/>
+        </w:tabs>
+        <w:ind w:left="5040" w:hanging="360"/>
+      </w:pPr>
+      <w:rPr>
+        <w:rFonts w:ascii="Wingdings" w:hAnsi="Wingdings" w:hint="default"/>
+        <w:sz w:val="20"/>
+      </w:rPr>
+    </w:lvl>
+    <w:lvl w:ilvl="7" w:tentative="1">
+      <w:start w:val="1"/>
+      <w:numFmt w:val="bullet"/>
+      <w:lvlText w:val=""/>
+      <w:lvlJc w:val="left"/>
+      <w:pPr>
+        <w:tabs>
+          <w:tab w:val="num" w:pos="5760"/>
+        </w:tabs>
+        <w:ind w:left="5760" w:hanging="360"/>
+      </w:pPr>
+      <w:rPr>
+        <w:rFonts w:ascii="Wingdings" w:hAnsi="Wingdings" w:hint="default"/>
+        <w:sz w:val="20"/>
+      </w:rPr>
+    </w:lvl>
+    <w:lvl w:ilvl="8" w:tentative="1">
+      <w:start w:val="1"/>
+      <w:numFmt w:val="bullet"/>
+      <w:lvlText w:val=""/>
+      <w:lvlJc w:val="left"/>
+      <w:pPr>
+        <w:tabs>
+          <w:tab w:val="num" w:pos="6480"/>
+        </w:tabs>
+        <w:ind w:left="6480" w:hanging="360"/>
+      </w:pPr>
+      <w:rPr>
+        <w:rFonts w:ascii="Wingdings" w:hAnsi="Wingdings" w:hint="default"/>
+        <w:sz w:val="20"/>
+      </w:rPr>
+    </w:lvl>
+  </w:abstractNum>
+  <w:abstractNum w:abstractNumId="31" w15:restartNumberingAfterBreak="0">
+    <w:nsid w:val="64530EF9"/>
+    <w:multiLevelType w:val="multilevel"/>
+    <w:tmpl w:val="34F4F124"/>
     <w:lvl w:ilvl="0">
       <w:start w:val="1"/>
       <w:numFmt w:val="bullet"/>
@@ -8344,9 +8336,9 @@
     </w:lvl>
   </w:abstractNum>
   <w:abstractNum w:abstractNumId="33" w15:restartNumberingAfterBreak="0">
-    <w:nsid w:val="66DF4FC4"/>
+    <w:nsid w:val="65B3486C"/>
     <w:multiLevelType w:val="multilevel"/>
-    <w:tmpl w:val="9D4E6256"/>
+    <w:tmpl w:val="4C48F048"/>
     <w:lvl w:ilvl="0">
       <w:start w:val="1"/>
       <w:numFmt w:val="bullet"/>
@@ -8493,155 +8485,6 @@
     </w:lvl>
   </w:abstractNum>
   <w:abstractNum w:abstractNumId="34" w15:restartNumberingAfterBreak="0">
-    <w:nsid w:val="66E24570"/>
-    <w:multiLevelType w:val="multilevel"/>
-    <w:tmpl w:val="3B5A5D4E"/>
-    <w:lvl w:ilvl="0">
-      <w:start w:val="1"/>
-      <w:numFmt w:val="bullet"/>
-      <w:lvlText w:val=""/>
-      <w:lvlJc w:val="left"/>
-      <w:pPr>
-        <w:tabs>
-          <w:tab w:val="num" w:pos="720"/>
-        </w:tabs>
-        <w:ind w:left="720" w:hanging="360"/>
-      </w:pPr>
-      <w:rPr>
-        <w:rFonts w:ascii="Symbol" w:hAnsi="Symbol" w:hint="default"/>
-        <w:sz w:val="20"/>
-      </w:rPr>
-    </w:lvl>
-    <w:lvl w:ilvl="1" w:tentative="1">
-      <w:start w:val="1"/>
-      <w:numFmt w:val="bullet"/>
-      <w:lvlText w:val="o"/>
-      <w:lvlJc w:val="left"/>
-      <w:pPr>
-        <w:tabs>
-          <w:tab w:val="num" w:pos="1440"/>
-        </w:tabs>
-        <w:ind w:left="1440" w:hanging="360"/>
-      </w:pPr>
-      <w:rPr>
-        <w:rFonts w:ascii="Courier New" w:hAnsi="Courier New" w:hint="default"/>
-        <w:sz w:val="20"/>
-      </w:rPr>
-    </w:lvl>
-    <w:lvl w:ilvl="2" w:tentative="1">
-      <w:start w:val="1"/>
-      <w:numFmt w:val="bullet"/>
-      <w:lvlText w:val=""/>
-      <w:lvlJc w:val="left"/>
-      <w:pPr>
-        <w:tabs>
-          <w:tab w:val="num" w:pos="2160"/>
-        </w:tabs>
-        <w:ind w:left="2160" w:hanging="360"/>
-      </w:pPr>
-      <w:rPr>
-        <w:rFonts w:ascii="Wingdings" w:hAnsi="Wingdings" w:hint="default"/>
-        <w:sz w:val="20"/>
-      </w:rPr>
-    </w:lvl>
-    <w:lvl w:ilvl="3" w:tentative="1">
-      <w:start w:val="1"/>
-      <w:numFmt w:val="bullet"/>
-      <w:lvlText w:val=""/>
-      <w:lvlJc w:val="left"/>
-      <w:pPr>
-        <w:tabs>
-          <w:tab w:val="num" w:pos="2880"/>
-        </w:tabs>
-        <w:ind w:left="2880" w:hanging="360"/>
-      </w:pPr>
-      <w:rPr>
-        <w:rFonts w:ascii="Wingdings" w:hAnsi="Wingdings" w:hint="default"/>
-        <w:sz w:val="20"/>
-      </w:rPr>
-    </w:lvl>
-    <w:lvl w:ilvl="4" w:tentative="1">
-      <w:start w:val="1"/>
-      <w:numFmt w:val="bullet"/>
-      <w:lvlText w:val=""/>
-      <w:lvlJc w:val="left"/>
-      <w:pPr>
-        <w:tabs>
-          <w:tab w:val="num" w:pos="3600"/>
-        </w:tabs>
-        <w:ind w:left="3600" w:hanging="360"/>
-      </w:pPr>
-      <w:rPr>
-        <w:rFonts w:ascii="Wingdings" w:hAnsi="Wingdings" w:hint="default"/>
-        <w:sz w:val="20"/>
-      </w:rPr>
-    </w:lvl>
-    <w:lvl w:ilvl="5" w:tentative="1">
-      <w:start w:val="1"/>
-      <w:numFmt w:val="bullet"/>
-      <w:lvlText w:val=""/>
-      <w:lvlJc w:val="left"/>
-      <w:pPr>
-        <w:tabs>
-          <w:tab w:val="num" w:pos="4320"/>
-        </w:tabs>
-        <w:ind w:left="4320" w:hanging="360"/>
-      </w:pPr>
-      <w:rPr>
-        <w:rFonts w:ascii="Wingdings" w:hAnsi="Wingdings" w:hint="default"/>
-        <w:sz w:val="20"/>
-      </w:rPr>
-    </w:lvl>
-    <w:lvl w:ilvl="6" w:tentative="1">
-      <w:start w:val="1"/>
-      <w:numFmt w:val="bullet"/>
-      <w:lvlText w:val=""/>
-      <w:lvlJc w:val="left"/>
-      <w:pPr>
-        <w:tabs>
-          <w:tab w:val="num" w:pos="5040"/>
-        </w:tabs>
-        <w:ind w:left="5040" w:hanging="360"/>
-      </w:pPr>
-      <w:rPr>
-        <w:rFonts w:ascii="Wingdings" w:hAnsi="Wingdings" w:hint="default"/>
-        <w:sz w:val="20"/>
-      </w:rPr>
-    </w:lvl>
-    <w:lvl w:ilvl="7" w:tentative="1">
-      <w:start w:val="1"/>
-      <w:numFmt w:val="bullet"/>
-      <w:lvlText w:val=""/>
-      <w:lvlJc w:val="left"/>
-      <w:pPr>
-        <w:tabs>
-          <w:tab w:val="num" w:pos="5760"/>
-        </w:tabs>
-        <w:ind w:left="5760" w:hanging="360"/>
-      </w:pPr>
-      <w:rPr>
-        <w:rFonts w:ascii="Wingdings" w:hAnsi="Wingdings" w:hint="default"/>
-        <w:sz w:val="20"/>
-      </w:rPr>
-    </w:lvl>
-    <w:lvl w:ilvl="8" w:tentative="1">
-      <w:start w:val="1"/>
-      <w:numFmt w:val="bullet"/>
-      <w:lvlText w:val=""/>
-      <w:lvlJc w:val="left"/>
-      <w:pPr>
-        <w:tabs>
-          <w:tab w:val="num" w:pos="6480"/>
-        </w:tabs>
-        <w:ind w:left="6480" w:hanging="360"/>
-      </w:pPr>
-      <w:rPr>
-        <w:rFonts w:ascii="Wingdings" w:hAnsi="Wingdings" w:hint="default"/>
-        <w:sz w:val="20"/>
-      </w:rPr>
-    </w:lvl>
-  </w:abstractNum>
-  <w:abstractNum w:abstractNumId="35" w15:restartNumberingAfterBreak="0">
     <w:nsid w:val="69413C26"/>
     <w:multiLevelType w:val="multilevel"/>
     <w:tmpl w:val="9DF44540"/>
@@ -8790,7 +8633,305 @@
       </w:rPr>
     </w:lvl>
   </w:abstractNum>
+  <w:abstractNum w:abstractNumId="35" w15:restartNumberingAfterBreak="0">
+    <w:nsid w:val="69787AE4"/>
+    <w:multiLevelType w:val="multilevel"/>
+    <w:tmpl w:val="8A38F508"/>
+    <w:lvl w:ilvl="0">
+      <w:start w:val="1"/>
+      <w:numFmt w:val="bullet"/>
+      <w:lvlText w:val=""/>
+      <w:lvlJc w:val="left"/>
+      <w:pPr>
+        <w:tabs>
+          <w:tab w:val="num" w:pos="720"/>
+        </w:tabs>
+        <w:ind w:left="720" w:hanging="360"/>
+      </w:pPr>
+      <w:rPr>
+        <w:rFonts w:ascii="Symbol" w:hAnsi="Symbol" w:hint="default"/>
+        <w:sz w:val="20"/>
+      </w:rPr>
+    </w:lvl>
+    <w:lvl w:ilvl="1" w:tentative="1">
+      <w:start w:val="1"/>
+      <w:numFmt w:val="bullet"/>
+      <w:lvlText w:val="o"/>
+      <w:lvlJc w:val="left"/>
+      <w:pPr>
+        <w:tabs>
+          <w:tab w:val="num" w:pos="1440"/>
+        </w:tabs>
+        <w:ind w:left="1440" w:hanging="360"/>
+      </w:pPr>
+      <w:rPr>
+        <w:rFonts w:ascii="Courier New" w:hAnsi="Courier New" w:hint="default"/>
+        <w:sz w:val="20"/>
+      </w:rPr>
+    </w:lvl>
+    <w:lvl w:ilvl="2" w:tentative="1">
+      <w:start w:val="1"/>
+      <w:numFmt w:val="bullet"/>
+      <w:lvlText w:val=""/>
+      <w:lvlJc w:val="left"/>
+      <w:pPr>
+        <w:tabs>
+          <w:tab w:val="num" w:pos="2160"/>
+        </w:tabs>
+        <w:ind w:left="2160" w:hanging="360"/>
+      </w:pPr>
+      <w:rPr>
+        <w:rFonts w:ascii="Wingdings" w:hAnsi="Wingdings" w:hint="default"/>
+        <w:sz w:val="20"/>
+      </w:rPr>
+    </w:lvl>
+    <w:lvl w:ilvl="3" w:tentative="1">
+      <w:start w:val="1"/>
+      <w:numFmt w:val="bullet"/>
+      <w:lvlText w:val=""/>
+      <w:lvlJc w:val="left"/>
+      <w:pPr>
+        <w:tabs>
+          <w:tab w:val="num" w:pos="2880"/>
+        </w:tabs>
+        <w:ind w:left="2880" w:hanging="360"/>
+      </w:pPr>
+      <w:rPr>
+        <w:rFonts w:ascii="Wingdings" w:hAnsi="Wingdings" w:hint="default"/>
+        <w:sz w:val="20"/>
+      </w:rPr>
+    </w:lvl>
+    <w:lvl w:ilvl="4" w:tentative="1">
+      <w:start w:val="1"/>
+      <w:numFmt w:val="bullet"/>
+      <w:lvlText w:val=""/>
+      <w:lvlJc w:val="left"/>
+      <w:pPr>
+        <w:tabs>
+          <w:tab w:val="num" w:pos="3600"/>
+        </w:tabs>
+        <w:ind w:left="3600" w:hanging="360"/>
+      </w:pPr>
+      <w:rPr>
+        <w:rFonts w:ascii="Wingdings" w:hAnsi="Wingdings" w:hint="default"/>
+        <w:sz w:val="20"/>
+      </w:rPr>
+    </w:lvl>
+    <w:lvl w:ilvl="5" w:tentative="1">
+      <w:start w:val="1"/>
+      <w:numFmt w:val="bullet"/>
+      <w:lvlText w:val=""/>
+      <w:lvlJc w:val="left"/>
+      <w:pPr>
+        <w:tabs>
+          <w:tab w:val="num" w:pos="4320"/>
+        </w:tabs>
+        <w:ind w:left="4320" w:hanging="360"/>
+      </w:pPr>
+      <w:rPr>
+        <w:rFonts w:ascii="Wingdings" w:hAnsi="Wingdings" w:hint="default"/>
+        <w:sz w:val="20"/>
+      </w:rPr>
+    </w:lvl>
+    <w:lvl w:ilvl="6" w:tentative="1">
+      <w:start w:val="1"/>
+      <w:numFmt w:val="bullet"/>
+      <w:lvlText w:val=""/>
+      <w:lvlJc w:val="left"/>
+      <w:pPr>
+        <w:tabs>
+          <w:tab w:val="num" w:pos="5040"/>
+        </w:tabs>
+        <w:ind w:left="5040" w:hanging="360"/>
+      </w:pPr>
+      <w:rPr>
+        <w:rFonts w:ascii="Wingdings" w:hAnsi="Wingdings" w:hint="default"/>
+        <w:sz w:val="20"/>
+      </w:rPr>
+    </w:lvl>
+    <w:lvl w:ilvl="7" w:tentative="1">
+      <w:start w:val="1"/>
+      <w:numFmt w:val="bullet"/>
+      <w:lvlText w:val=""/>
+      <w:lvlJc w:val="left"/>
+      <w:pPr>
+        <w:tabs>
+          <w:tab w:val="num" w:pos="5760"/>
+        </w:tabs>
+        <w:ind w:left="5760" w:hanging="360"/>
+      </w:pPr>
+      <w:rPr>
+        <w:rFonts w:ascii="Wingdings" w:hAnsi="Wingdings" w:hint="default"/>
+        <w:sz w:val="20"/>
+      </w:rPr>
+    </w:lvl>
+    <w:lvl w:ilvl="8" w:tentative="1">
+      <w:start w:val="1"/>
+      <w:numFmt w:val="bullet"/>
+      <w:lvlText w:val=""/>
+      <w:lvlJc w:val="left"/>
+      <w:pPr>
+        <w:tabs>
+          <w:tab w:val="num" w:pos="6480"/>
+        </w:tabs>
+        <w:ind w:left="6480" w:hanging="360"/>
+      </w:pPr>
+      <w:rPr>
+        <w:rFonts w:ascii="Wingdings" w:hAnsi="Wingdings" w:hint="default"/>
+        <w:sz w:val="20"/>
+      </w:rPr>
+    </w:lvl>
+  </w:abstractNum>
   <w:abstractNum w:abstractNumId="36" w15:restartNumberingAfterBreak="0">
+    <w:nsid w:val="6B48758F"/>
+    <w:multiLevelType w:val="multilevel"/>
+    <w:tmpl w:val="9F16A5B6"/>
+    <w:lvl w:ilvl="0">
+      <w:start w:val="1"/>
+      <w:numFmt w:val="bullet"/>
+      <w:lvlText w:val=""/>
+      <w:lvlJc w:val="left"/>
+      <w:pPr>
+        <w:tabs>
+          <w:tab w:val="num" w:pos="720"/>
+        </w:tabs>
+        <w:ind w:left="720" w:hanging="360"/>
+      </w:pPr>
+      <w:rPr>
+        <w:rFonts w:ascii="Symbol" w:hAnsi="Symbol" w:hint="default"/>
+        <w:sz w:val="20"/>
+      </w:rPr>
+    </w:lvl>
+    <w:lvl w:ilvl="1" w:tentative="1">
+      <w:start w:val="1"/>
+      <w:numFmt w:val="bullet"/>
+      <w:lvlText w:val="o"/>
+      <w:lvlJc w:val="left"/>
+      <w:pPr>
+        <w:tabs>
+          <w:tab w:val="num" w:pos="1440"/>
+        </w:tabs>
+        <w:ind w:left="1440" w:hanging="360"/>
+      </w:pPr>
+      <w:rPr>
+        <w:rFonts w:ascii="Courier New" w:hAnsi="Courier New" w:hint="default"/>
+        <w:sz w:val="20"/>
+      </w:rPr>
+    </w:lvl>
+    <w:lvl w:ilvl="2" w:tentative="1">
+      <w:start w:val="1"/>
+      <w:numFmt w:val="bullet"/>
+      <w:lvlText w:val=""/>
+      <w:lvlJc w:val="left"/>
+      <w:pPr>
+        <w:tabs>
+          <w:tab w:val="num" w:pos="2160"/>
+        </w:tabs>
+        <w:ind w:left="2160" w:hanging="360"/>
+      </w:pPr>
+      <w:rPr>
+        <w:rFonts w:ascii="Wingdings" w:hAnsi="Wingdings" w:hint="default"/>
+        <w:sz w:val="20"/>
+      </w:rPr>
+    </w:lvl>
+    <w:lvl w:ilvl="3" w:tentative="1">
+      <w:start w:val="1"/>
+      <w:numFmt w:val="bullet"/>
+      <w:lvlText w:val=""/>
+      <w:lvlJc w:val="left"/>
+      <w:pPr>
+        <w:tabs>
+          <w:tab w:val="num" w:pos="2880"/>
+        </w:tabs>
+        <w:ind w:left="2880" w:hanging="360"/>
+      </w:pPr>
+      <w:rPr>
+        <w:rFonts w:ascii="Wingdings" w:hAnsi="Wingdings" w:hint="default"/>
+        <w:sz w:val="20"/>
+      </w:rPr>
+    </w:lvl>
+    <w:lvl w:ilvl="4" w:tentative="1">
+      <w:start w:val="1"/>
+      <w:numFmt w:val="bullet"/>
+      <w:lvlText w:val=""/>
+      <w:lvlJc w:val="left"/>
+      <w:pPr>
+        <w:tabs>
+          <w:tab w:val="num" w:pos="3600"/>
+        </w:tabs>
+        <w:ind w:left="3600" w:hanging="360"/>
+      </w:pPr>
+      <w:rPr>
+        <w:rFonts w:ascii="Wingdings" w:hAnsi="Wingdings" w:hint="default"/>
+        <w:sz w:val="20"/>
+      </w:rPr>
+    </w:lvl>
+    <w:lvl w:ilvl="5" w:tentative="1">
+      <w:start w:val="1"/>
+      <w:numFmt w:val="bullet"/>
+      <w:lvlText w:val=""/>
+      <w:lvlJc w:val="left"/>
+      <w:pPr>
+        <w:tabs>
+          <w:tab w:val="num" w:pos="4320"/>
+        </w:tabs>
+        <w:ind w:left="4320" w:hanging="360"/>
+      </w:pPr>
+      <w:rPr>
+        <w:rFonts w:ascii="Wingdings" w:hAnsi="Wingdings" w:hint="default"/>
+        <w:sz w:val="20"/>
+      </w:rPr>
+    </w:lvl>
+    <w:lvl w:ilvl="6" w:tentative="1">
+      <w:start w:val="1"/>
+      <w:numFmt w:val="bullet"/>
+      <w:lvlText w:val=""/>
+      <w:lvlJc w:val="left"/>
+      <w:pPr>
+        <w:tabs>
+          <w:tab w:val="num" w:pos="5040"/>
+        </w:tabs>
+        <w:ind w:left="5040" w:hanging="360"/>
+      </w:pPr>
+      <w:rPr>
+        <w:rFonts w:ascii="Wingdings" w:hAnsi="Wingdings" w:hint="default"/>
+        <w:sz w:val="20"/>
+      </w:rPr>
+    </w:lvl>
+    <w:lvl w:ilvl="7" w:tentative="1">
+      <w:start w:val="1"/>
+      <w:numFmt w:val="bullet"/>
+      <w:lvlText w:val=""/>
+      <w:lvlJc w:val="left"/>
+      <w:pPr>
+        <w:tabs>
+          <w:tab w:val="num" w:pos="5760"/>
+        </w:tabs>
+        <w:ind w:left="5760" w:hanging="360"/>
+      </w:pPr>
+      <w:rPr>
+        <w:rFonts w:ascii="Wingdings" w:hAnsi="Wingdings" w:hint="default"/>
+        <w:sz w:val="20"/>
+      </w:rPr>
+    </w:lvl>
+    <w:lvl w:ilvl="8" w:tentative="1">
+      <w:start w:val="1"/>
+      <w:numFmt w:val="bullet"/>
+      <w:lvlText w:val=""/>
+      <w:lvlJc w:val="left"/>
+      <w:pPr>
+        <w:tabs>
+          <w:tab w:val="num" w:pos="6480"/>
+        </w:tabs>
+        <w:ind w:left="6480" w:hanging="360"/>
+      </w:pPr>
+      <w:rPr>
+        <w:rFonts w:ascii="Wingdings" w:hAnsi="Wingdings" w:hint="default"/>
+        <w:sz w:val="20"/>
+      </w:rPr>
+    </w:lvl>
+  </w:abstractNum>
+  <w:abstractNum w:abstractNumId="37" w15:restartNumberingAfterBreak="0">
     <w:nsid w:val="6BB67B70"/>
     <w:multiLevelType w:val="multilevel"/>
     <w:tmpl w:val="8B42DFCA"/>
@@ -8939,10 +9080,10 @@
       </w:rPr>
     </w:lvl>
   </w:abstractNum>
-  <w:abstractNum w:abstractNumId="37" w15:restartNumberingAfterBreak="0">
-    <w:nsid w:val="6EDD5DD0"/>
+  <w:abstractNum w:abstractNumId="38" w15:restartNumberingAfterBreak="0">
+    <w:nsid w:val="771E7EF7"/>
     <w:multiLevelType w:val="multilevel"/>
-    <w:tmpl w:val="8D686DCC"/>
+    <w:tmpl w:val="4A88D234"/>
     <w:lvl w:ilvl="0">
       <w:start w:val="1"/>
       <w:numFmt w:val="bullet"/>
@@ -9085,388 +9226,311 @@
       <w:rPr>
         <w:rFonts w:ascii="Wingdings" w:hAnsi="Wingdings" w:hint="default"/>
         <w:sz w:val="20"/>
-      </w:rPr>
-    </w:lvl>
-  </w:abstractNum>
-  <w:abstractNum w:abstractNumId="38" w15:restartNumberingAfterBreak="0">
-    <w:nsid w:val="74900C5C"/>
-    <w:multiLevelType w:val="hybridMultilevel"/>
-    <w:tmpl w:val="967A2CD6"/>
-    <w:lvl w:ilvl="0" w:tplc="04190001">
-      <w:start w:val="1"/>
-      <w:numFmt w:val="bullet"/>
-      <w:lvlText w:val=""/>
-      <w:lvlJc w:val="left"/>
-      <w:pPr>
-        <w:ind w:left="1800" w:hanging="360"/>
-      </w:pPr>
-      <w:rPr>
-        <w:rFonts w:ascii="Symbol" w:hAnsi="Symbol" w:hint="default"/>
-      </w:rPr>
-    </w:lvl>
-    <w:lvl w:ilvl="1" w:tplc="04190003" w:tentative="1">
-      <w:start w:val="1"/>
-      <w:numFmt w:val="bullet"/>
-      <w:lvlText w:val="o"/>
-      <w:lvlJc w:val="left"/>
-      <w:pPr>
-        <w:ind w:left="2520" w:hanging="360"/>
-      </w:pPr>
-      <w:rPr>
-        <w:rFonts w:ascii="Courier New" w:hAnsi="Courier New" w:cs="Courier New" w:hint="default"/>
-      </w:rPr>
-    </w:lvl>
-    <w:lvl w:ilvl="2" w:tplc="04190005" w:tentative="1">
-      <w:start w:val="1"/>
-      <w:numFmt w:val="bullet"/>
-      <w:lvlText w:val=""/>
-      <w:lvlJc w:val="left"/>
-      <w:pPr>
-        <w:ind w:left="3240" w:hanging="360"/>
-      </w:pPr>
-      <w:rPr>
-        <w:rFonts w:ascii="Wingdings" w:hAnsi="Wingdings" w:hint="default"/>
-      </w:rPr>
-    </w:lvl>
-    <w:lvl w:ilvl="3" w:tplc="04190001" w:tentative="1">
-      <w:start w:val="1"/>
-      <w:numFmt w:val="bullet"/>
-      <w:lvlText w:val=""/>
-      <w:lvlJc w:val="left"/>
-      <w:pPr>
-        <w:ind w:left="3960" w:hanging="360"/>
-      </w:pPr>
-      <w:rPr>
-        <w:rFonts w:ascii="Symbol" w:hAnsi="Symbol" w:hint="default"/>
-      </w:rPr>
-    </w:lvl>
-    <w:lvl w:ilvl="4" w:tplc="04190003" w:tentative="1">
-      <w:start w:val="1"/>
-      <w:numFmt w:val="bullet"/>
-      <w:lvlText w:val="o"/>
-      <w:lvlJc w:val="left"/>
-      <w:pPr>
-        <w:ind w:left="4680" w:hanging="360"/>
-      </w:pPr>
-      <w:rPr>
-        <w:rFonts w:ascii="Courier New" w:hAnsi="Courier New" w:cs="Courier New" w:hint="default"/>
-      </w:rPr>
-    </w:lvl>
-    <w:lvl w:ilvl="5" w:tplc="04190005" w:tentative="1">
-      <w:start w:val="1"/>
-      <w:numFmt w:val="bullet"/>
-      <w:lvlText w:val=""/>
-      <w:lvlJc w:val="left"/>
-      <w:pPr>
-        <w:ind w:left="5400" w:hanging="360"/>
-      </w:pPr>
-      <w:rPr>
-        <w:rFonts w:ascii="Wingdings" w:hAnsi="Wingdings" w:hint="default"/>
-      </w:rPr>
-    </w:lvl>
-    <w:lvl w:ilvl="6" w:tplc="04190001" w:tentative="1">
-      <w:start w:val="1"/>
-      <w:numFmt w:val="bullet"/>
-      <w:lvlText w:val=""/>
-      <w:lvlJc w:val="left"/>
-      <w:pPr>
-        <w:ind w:left="6120" w:hanging="360"/>
-      </w:pPr>
-      <w:rPr>
-        <w:rFonts w:ascii="Symbol" w:hAnsi="Symbol" w:hint="default"/>
-      </w:rPr>
-    </w:lvl>
-    <w:lvl w:ilvl="7" w:tplc="04190003" w:tentative="1">
-      <w:start w:val="1"/>
-      <w:numFmt w:val="bullet"/>
-      <w:lvlText w:val="o"/>
-      <w:lvlJc w:val="left"/>
-      <w:pPr>
-        <w:ind w:left="6840" w:hanging="360"/>
-      </w:pPr>
-      <w:rPr>
-        <w:rFonts w:ascii="Courier New" w:hAnsi="Courier New" w:cs="Courier New" w:hint="default"/>
-      </w:rPr>
-    </w:lvl>
-    <w:lvl w:ilvl="8" w:tplc="04190005" w:tentative="1">
-      <w:start w:val="1"/>
-      <w:numFmt w:val="bullet"/>
-      <w:lvlText w:val=""/>
-      <w:lvlJc w:val="left"/>
-      <w:pPr>
-        <w:ind w:left="7560" w:hanging="360"/>
-      </w:pPr>
-      <w:rPr>
-        <w:rFonts w:ascii="Wingdings" w:hAnsi="Wingdings" w:hint="default"/>
       </w:rPr>
     </w:lvl>
   </w:abstractNum>
   <w:abstractNum w:abstractNumId="39" w15:restartNumberingAfterBreak="0">
-    <w:nsid w:val="75576342"/>
-    <w:multiLevelType w:val="hybridMultilevel"/>
-    <w:tmpl w:val="42E4B806"/>
-    <w:lvl w:ilvl="0" w:tplc="04190001">
+    <w:nsid w:val="77D32429"/>
+    <w:multiLevelType w:val="multilevel"/>
+    <w:tmpl w:val="CC044656"/>
+    <w:lvl w:ilvl="0">
       <w:start w:val="1"/>
       <w:numFmt w:val="bullet"/>
       <w:lvlText w:val=""/>
       <w:lvlJc w:val="left"/>
       <w:pPr>
+        <w:tabs>
+          <w:tab w:val="num" w:pos="720"/>
+        </w:tabs>
+        <w:ind w:left="720" w:hanging="360"/>
+      </w:pPr>
+      <w:rPr>
+        <w:rFonts w:ascii="Symbol" w:hAnsi="Symbol" w:hint="default"/>
+        <w:sz w:val="20"/>
+      </w:rPr>
+    </w:lvl>
+    <w:lvl w:ilvl="1" w:tentative="1">
+      <w:start w:val="1"/>
+      <w:numFmt w:val="bullet"/>
+      <w:lvlText w:val="o"/>
+      <w:lvlJc w:val="left"/>
+      <w:pPr>
+        <w:tabs>
+          <w:tab w:val="num" w:pos="1440"/>
+        </w:tabs>
         <w:ind w:left="1440" w:hanging="360"/>
       </w:pPr>
       <w:rPr>
-        <w:rFonts w:ascii="Symbol" w:hAnsi="Symbol" w:hint="default"/>
-      </w:rPr>
-    </w:lvl>
-    <w:lvl w:ilvl="1" w:tplc="04190003" w:tentative="1">
-      <w:start w:val="1"/>
-      <w:numFmt w:val="bullet"/>
-      <w:lvlText w:val="o"/>
-      <w:lvlJc w:val="left"/>
-      <w:pPr>
+        <w:rFonts w:ascii="Courier New" w:hAnsi="Courier New" w:hint="default"/>
+        <w:sz w:val="20"/>
+      </w:rPr>
+    </w:lvl>
+    <w:lvl w:ilvl="2" w:tentative="1">
+      <w:start w:val="1"/>
+      <w:numFmt w:val="bullet"/>
+      <w:lvlText w:val=""/>
+      <w:lvlJc w:val="left"/>
+      <w:pPr>
+        <w:tabs>
+          <w:tab w:val="num" w:pos="2160"/>
+        </w:tabs>
         <w:ind w:left="2160" w:hanging="360"/>
       </w:pPr>
       <w:rPr>
-        <w:rFonts w:ascii="Courier New" w:hAnsi="Courier New" w:cs="Courier New" w:hint="default"/>
-      </w:rPr>
-    </w:lvl>
-    <w:lvl w:ilvl="2" w:tplc="04190005" w:tentative="1">
-      <w:start w:val="1"/>
-      <w:numFmt w:val="bullet"/>
-      <w:lvlText w:val=""/>
-      <w:lvlJc w:val="left"/>
-      <w:pPr>
+        <w:rFonts w:ascii="Wingdings" w:hAnsi="Wingdings" w:hint="default"/>
+        <w:sz w:val="20"/>
+      </w:rPr>
+    </w:lvl>
+    <w:lvl w:ilvl="3" w:tentative="1">
+      <w:start w:val="1"/>
+      <w:numFmt w:val="bullet"/>
+      <w:lvlText w:val=""/>
+      <w:lvlJc w:val="left"/>
+      <w:pPr>
+        <w:tabs>
+          <w:tab w:val="num" w:pos="2880"/>
+        </w:tabs>
         <w:ind w:left="2880" w:hanging="360"/>
       </w:pPr>
       <w:rPr>
         <w:rFonts w:ascii="Wingdings" w:hAnsi="Wingdings" w:hint="default"/>
-      </w:rPr>
-    </w:lvl>
-    <w:lvl w:ilvl="3" w:tplc="04190001" w:tentative="1">
-      <w:start w:val="1"/>
-      <w:numFmt w:val="bullet"/>
-      <w:lvlText w:val=""/>
-      <w:lvlJc w:val="left"/>
-      <w:pPr>
+        <w:sz w:val="20"/>
+      </w:rPr>
+    </w:lvl>
+    <w:lvl w:ilvl="4" w:tentative="1">
+      <w:start w:val="1"/>
+      <w:numFmt w:val="bullet"/>
+      <w:lvlText w:val=""/>
+      <w:lvlJc w:val="left"/>
+      <w:pPr>
+        <w:tabs>
+          <w:tab w:val="num" w:pos="3600"/>
+        </w:tabs>
         <w:ind w:left="3600" w:hanging="360"/>
       </w:pPr>
       <w:rPr>
-        <w:rFonts w:ascii="Symbol" w:hAnsi="Symbol" w:hint="default"/>
-      </w:rPr>
-    </w:lvl>
-    <w:lvl w:ilvl="4" w:tplc="04190003" w:tentative="1">
-      <w:start w:val="1"/>
-      <w:numFmt w:val="bullet"/>
-      <w:lvlText w:val="o"/>
-      <w:lvlJc w:val="left"/>
-      <w:pPr>
+        <w:rFonts w:ascii="Wingdings" w:hAnsi="Wingdings" w:hint="default"/>
+        <w:sz w:val="20"/>
+      </w:rPr>
+    </w:lvl>
+    <w:lvl w:ilvl="5" w:tentative="1">
+      <w:start w:val="1"/>
+      <w:numFmt w:val="bullet"/>
+      <w:lvlText w:val=""/>
+      <w:lvlJc w:val="left"/>
+      <w:pPr>
+        <w:tabs>
+          <w:tab w:val="num" w:pos="4320"/>
+        </w:tabs>
         <w:ind w:left="4320" w:hanging="360"/>
       </w:pPr>
       <w:rPr>
-        <w:rFonts w:ascii="Courier New" w:hAnsi="Courier New" w:cs="Courier New" w:hint="default"/>
-      </w:rPr>
-    </w:lvl>
-    <w:lvl w:ilvl="5" w:tplc="04190005" w:tentative="1">
-      <w:start w:val="1"/>
-      <w:numFmt w:val="bullet"/>
-      <w:lvlText w:val=""/>
-      <w:lvlJc w:val="left"/>
-      <w:pPr>
+        <w:rFonts w:ascii="Wingdings" w:hAnsi="Wingdings" w:hint="default"/>
+        <w:sz w:val="20"/>
+      </w:rPr>
+    </w:lvl>
+    <w:lvl w:ilvl="6" w:tentative="1">
+      <w:start w:val="1"/>
+      <w:numFmt w:val="bullet"/>
+      <w:lvlText w:val=""/>
+      <w:lvlJc w:val="left"/>
+      <w:pPr>
+        <w:tabs>
+          <w:tab w:val="num" w:pos="5040"/>
+        </w:tabs>
         <w:ind w:left="5040" w:hanging="360"/>
       </w:pPr>
       <w:rPr>
         <w:rFonts w:ascii="Wingdings" w:hAnsi="Wingdings" w:hint="default"/>
-      </w:rPr>
-    </w:lvl>
-    <w:lvl w:ilvl="6" w:tplc="04190001" w:tentative="1">
-      <w:start w:val="1"/>
-      <w:numFmt w:val="bullet"/>
-      <w:lvlText w:val=""/>
-      <w:lvlJc w:val="left"/>
-      <w:pPr>
+        <w:sz w:val="20"/>
+      </w:rPr>
+    </w:lvl>
+    <w:lvl w:ilvl="7" w:tentative="1">
+      <w:start w:val="1"/>
+      <w:numFmt w:val="bullet"/>
+      <w:lvlText w:val=""/>
+      <w:lvlJc w:val="left"/>
+      <w:pPr>
+        <w:tabs>
+          <w:tab w:val="num" w:pos="5760"/>
+        </w:tabs>
         <w:ind w:left="5760" w:hanging="360"/>
       </w:pPr>
       <w:rPr>
-        <w:rFonts w:ascii="Symbol" w:hAnsi="Symbol" w:hint="default"/>
-      </w:rPr>
-    </w:lvl>
-    <w:lvl w:ilvl="7" w:tplc="04190003" w:tentative="1">
-      <w:start w:val="1"/>
-      <w:numFmt w:val="bullet"/>
-      <w:lvlText w:val="o"/>
-      <w:lvlJc w:val="left"/>
-      <w:pPr>
+        <w:rFonts w:ascii="Wingdings" w:hAnsi="Wingdings" w:hint="default"/>
+        <w:sz w:val="20"/>
+      </w:rPr>
+    </w:lvl>
+    <w:lvl w:ilvl="8" w:tentative="1">
+      <w:start w:val="1"/>
+      <w:numFmt w:val="bullet"/>
+      <w:lvlText w:val=""/>
+      <w:lvlJc w:val="left"/>
+      <w:pPr>
+        <w:tabs>
+          <w:tab w:val="num" w:pos="6480"/>
+        </w:tabs>
         <w:ind w:left="6480" w:hanging="360"/>
       </w:pPr>
       <w:rPr>
-        <w:rFonts w:ascii="Courier New" w:hAnsi="Courier New" w:cs="Courier New" w:hint="default"/>
-      </w:rPr>
-    </w:lvl>
-    <w:lvl w:ilvl="8" w:tplc="04190005" w:tentative="1">
-      <w:start w:val="1"/>
-      <w:numFmt w:val="bullet"/>
-      <w:lvlText w:val=""/>
-      <w:lvlJc w:val="left"/>
-      <w:pPr>
-        <w:ind w:left="7200" w:hanging="360"/>
-      </w:pPr>
-      <w:rPr>
-        <w:rFonts w:ascii="Wingdings" w:hAnsi="Wingdings" w:hint="default"/>
+        <w:rFonts w:ascii="Wingdings" w:hAnsi="Wingdings" w:hint="default"/>
+        <w:sz w:val="20"/>
       </w:rPr>
     </w:lvl>
   </w:abstractNum>
   <w:abstractNum w:abstractNumId="40" w15:restartNumberingAfterBreak="0">
-    <w:nsid w:val="7AF31249"/>
-    <w:multiLevelType w:val="multilevel"/>
-    <w:tmpl w:val="3E70D38E"/>
-    <w:lvl w:ilvl="0">
-      <w:start w:val="1"/>
-      <w:numFmt w:val="bullet"/>
-      <w:lvlText w:val=""/>
-      <w:lvlJc w:val="left"/>
-      <w:pPr>
-        <w:tabs>
-          <w:tab w:val="num" w:pos="720"/>
-        </w:tabs>
-        <w:ind w:left="720" w:hanging="360"/>
-      </w:pPr>
-      <w:rPr>
-        <w:rFonts w:ascii="Symbol" w:hAnsi="Symbol" w:hint="default"/>
-        <w:sz w:val="20"/>
-      </w:rPr>
-    </w:lvl>
-    <w:lvl w:ilvl="1" w:tentative="1">
-      <w:start w:val="1"/>
-      <w:numFmt w:val="bullet"/>
-      <w:lvlText w:val="o"/>
-      <w:lvlJc w:val="left"/>
-      <w:pPr>
-        <w:tabs>
-          <w:tab w:val="num" w:pos="1440"/>
-        </w:tabs>
-        <w:ind w:left="1440" w:hanging="360"/>
-      </w:pPr>
-      <w:rPr>
-        <w:rFonts w:ascii="Courier New" w:hAnsi="Courier New" w:hint="default"/>
-        <w:sz w:val="20"/>
-      </w:rPr>
-    </w:lvl>
-    <w:lvl w:ilvl="2" w:tentative="1">
-      <w:start w:val="1"/>
-      <w:numFmt w:val="bullet"/>
-      <w:lvlText w:val=""/>
-      <w:lvlJc w:val="left"/>
-      <w:pPr>
-        <w:tabs>
-          <w:tab w:val="num" w:pos="2160"/>
-        </w:tabs>
-        <w:ind w:left="2160" w:hanging="360"/>
-      </w:pPr>
-      <w:rPr>
-        <w:rFonts w:ascii="Wingdings" w:hAnsi="Wingdings" w:hint="default"/>
-        <w:sz w:val="20"/>
-      </w:rPr>
-    </w:lvl>
-    <w:lvl w:ilvl="3" w:tentative="1">
-      <w:start w:val="1"/>
-      <w:numFmt w:val="bullet"/>
-      <w:lvlText w:val=""/>
-      <w:lvlJc w:val="left"/>
-      <w:pPr>
-        <w:tabs>
-          <w:tab w:val="num" w:pos="2880"/>
-        </w:tabs>
-        <w:ind w:left="2880" w:hanging="360"/>
-      </w:pPr>
-      <w:rPr>
-        <w:rFonts w:ascii="Wingdings" w:hAnsi="Wingdings" w:hint="default"/>
-        <w:sz w:val="20"/>
-      </w:rPr>
-    </w:lvl>
-    <w:lvl w:ilvl="4" w:tentative="1">
-      <w:start w:val="1"/>
-      <w:numFmt w:val="bullet"/>
-      <w:lvlText w:val=""/>
-      <w:lvlJc w:val="left"/>
-      <w:pPr>
-        <w:tabs>
-          <w:tab w:val="num" w:pos="3600"/>
-        </w:tabs>
-        <w:ind w:left="3600" w:hanging="360"/>
-      </w:pPr>
-      <w:rPr>
-        <w:rFonts w:ascii="Wingdings" w:hAnsi="Wingdings" w:hint="default"/>
-        <w:sz w:val="20"/>
-      </w:rPr>
-    </w:lvl>
-    <w:lvl w:ilvl="5" w:tentative="1">
-      <w:start w:val="1"/>
-      <w:numFmt w:val="bullet"/>
-      <w:lvlText w:val=""/>
-      <w:lvlJc w:val="left"/>
-      <w:pPr>
-        <w:tabs>
-          <w:tab w:val="num" w:pos="4320"/>
-        </w:tabs>
-        <w:ind w:left="4320" w:hanging="360"/>
-      </w:pPr>
-      <w:rPr>
-        <w:rFonts w:ascii="Wingdings" w:hAnsi="Wingdings" w:hint="default"/>
-        <w:sz w:val="20"/>
-      </w:rPr>
-    </w:lvl>
-    <w:lvl w:ilvl="6" w:tentative="1">
-      <w:start w:val="1"/>
-      <w:numFmt w:val="bullet"/>
-      <w:lvlText w:val=""/>
-      <w:lvlJc w:val="left"/>
-      <w:pPr>
-        <w:tabs>
-          <w:tab w:val="num" w:pos="5040"/>
-        </w:tabs>
-        <w:ind w:left="5040" w:hanging="360"/>
-      </w:pPr>
-      <w:rPr>
-        <w:rFonts w:ascii="Wingdings" w:hAnsi="Wingdings" w:hint="default"/>
-        <w:sz w:val="20"/>
-      </w:rPr>
-    </w:lvl>
-    <w:lvl w:ilvl="7" w:tentative="1">
-      <w:start w:val="1"/>
-      <w:numFmt w:val="bullet"/>
-      <w:lvlText w:val=""/>
-      <w:lvlJc w:val="left"/>
-      <w:pPr>
-        <w:tabs>
-          <w:tab w:val="num" w:pos="5760"/>
-        </w:tabs>
-        <w:ind w:left="5760" w:hanging="360"/>
-      </w:pPr>
-      <w:rPr>
-        <w:rFonts w:ascii="Wingdings" w:hAnsi="Wingdings" w:hint="default"/>
-        <w:sz w:val="20"/>
-      </w:rPr>
-    </w:lvl>
-    <w:lvl w:ilvl="8" w:tentative="1">
-      <w:start w:val="1"/>
-      <w:numFmt w:val="bullet"/>
-      <w:lvlText w:val=""/>
-      <w:lvlJc w:val="left"/>
-      <w:pPr>
-        <w:tabs>
-          <w:tab w:val="num" w:pos="6480"/>
-        </w:tabs>
-        <w:ind w:left="6480" w:hanging="360"/>
-      </w:pPr>
-      <w:rPr>
-        <w:rFonts w:ascii="Wingdings" w:hAnsi="Wingdings" w:hint="default"/>
-        <w:sz w:val="20"/>
-      </w:rPr>
-    </w:lvl>
-  </w:abstractNum>
-  <w:abstractNum w:abstractNumId="41" w15:restartNumberingAfterBreak="0">
     <w:nsid w:val="7B7B7532"/>
     <w:multiLevelType w:val="multilevel"/>
     <w:tmpl w:val="B64856C2"/>
+    <w:lvl w:ilvl="0">
+      <w:start w:val="1"/>
+      <w:numFmt w:val="bullet"/>
+      <w:lvlText w:val=""/>
+      <w:lvlJc w:val="left"/>
+      <w:pPr>
+        <w:tabs>
+          <w:tab w:val="num" w:pos="720"/>
+        </w:tabs>
+        <w:ind w:left="720" w:hanging="360"/>
+      </w:pPr>
+      <w:rPr>
+        <w:rFonts w:ascii="Symbol" w:hAnsi="Symbol" w:hint="default"/>
+        <w:sz w:val="20"/>
+      </w:rPr>
+    </w:lvl>
+    <w:lvl w:ilvl="1" w:tentative="1">
+      <w:start w:val="1"/>
+      <w:numFmt w:val="bullet"/>
+      <w:lvlText w:val="o"/>
+      <w:lvlJc w:val="left"/>
+      <w:pPr>
+        <w:tabs>
+          <w:tab w:val="num" w:pos="1440"/>
+        </w:tabs>
+        <w:ind w:left="1440" w:hanging="360"/>
+      </w:pPr>
+      <w:rPr>
+        <w:rFonts w:ascii="Courier New" w:hAnsi="Courier New" w:hint="default"/>
+        <w:sz w:val="20"/>
+      </w:rPr>
+    </w:lvl>
+    <w:lvl w:ilvl="2" w:tentative="1">
+      <w:start w:val="1"/>
+      <w:numFmt w:val="bullet"/>
+      <w:lvlText w:val=""/>
+      <w:lvlJc w:val="left"/>
+      <w:pPr>
+        <w:tabs>
+          <w:tab w:val="num" w:pos="2160"/>
+        </w:tabs>
+        <w:ind w:left="2160" w:hanging="360"/>
+      </w:pPr>
+      <w:rPr>
+        <w:rFonts w:ascii="Wingdings" w:hAnsi="Wingdings" w:hint="default"/>
+        <w:sz w:val="20"/>
+      </w:rPr>
+    </w:lvl>
+    <w:lvl w:ilvl="3" w:tentative="1">
+      <w:start w:val="1"/>
+      <w:numFmt w:val="bullet"/>
+      <w:lvlText w:val=""/>
+      <w:lvlJc w:val="left"/>
+      <w:pPr>
+        <w:tabs>
+          <w:tab w:val="num" w:pos="2880"/>
+        </w:tabs>
+        <w:ind w:left="2880" w:hanging="360"/>
+      </w:pPr>
+      <w:rPr>
+        <w:rFonts w:ascii="Wingdings" w:hAnsi="Wingdings" w:hint="default"/>
+        <w:sz w:val="20"/>
+      </w:rPr>
+    </w:lvl>
+    <w:lvl w:ilvl="4" w:tentative="1">
+      <w:start w:val="1"/>
+      <w:numFmt w:val="bullet"/>
+      <w:lvlText w:val=""/>
+      <w:lvlJc w:val="left"/>
+      <w:pPr>
+        <w:tabs>
+          <w:tab w:val="num" w:pos="3600"/>
+        </w:tabs>
+        <w:ind w:left="3600" w:hanging="360"/>
+      </w:pPr>
+      <w:rPr>
+        <w:rFonts w:ascii="Wingdings" w:hAnsi="Wingdings" w:hint="default"/>
+        <w:sz w:val="20"/>
+      </w:rPr>
+    </w:lvl>
+    <w:lvl w:ilvl="5" w:tentative="1">
+      <w:start w:val="1"/>
+      <w:numFmt w:val="bullet"/>
+      <w:lvlText w:val=""/>
+      <w:lvlJc w:val="left"/>
+      <w:pPr>
+        <w:tabs>
+          <w:tab w:val="num" w:pos="4320"/>
+        </w:tabs>
+        <w:ind w:left="4320" w:hanging="360"/>
+      </w:pPr>
+      <w:rPr>
+        <w:rFonts w:ascii="Wingdings" w:hAnsi="Wingdings" w:hint="default"/>
+        <w:sz w:val="20"/>
+      </w:rPr>
+    </w:lvl>
+    <w:lvl w:ilvl="6" w:tentative="1">
+      <w:start w:val="1"/>
+      <w:numFmt w:val="bullet"/>
+      <w:lvlText w:val=""/>
+      <w:lvlJc w:val="left"/>
+      <w:pPr>
+        <w:tabs>
+          <w:tab w:val="num" w:pos="5040"/>
+        </w:tabs>
+        <w:ind w:left="5040" w:hanging="360"/>
+      </w:pPr>
+      <w:rPr>
+        <w:rFonts w:ascii="Wingdings" w:hAnsi="Wingdings" w:hint="default"/>
+        <w:sz w:val="20"/>
+      </w:rPr>
+    </w:lvl>
+    <w:lvl w:ilvl="7" w:tentative="1">
+      <w:start w:val="1"/>
+      <w:numFmt w:val="bullet"/>
+      <w:lvlText w:val=""/>
+      <w:lvlJc w:val="left"/>
+      <w:pPr>
+        <w:tabs>
+          <w:tab w:val="num" w:pos="5760"/>
+        </w:tabs>
+        <w:ind w:left="5760" w:hanging="360"/>
+      </w:pPr>
+      <w:rPr>
+        <w:rFonts w:ascii="Wingdings" w:hAnsi="Wingdings" w:hint="default"/>
+        <w:sz w:val="20"/>
+      </w:rPr>
+    </w:lvl>
+    <w:lvl w:ilvl="8" w:tentative="1">
+      <w:start w:val="1"/>
+      <w:numFmt w:val="bullet"/>
+      <w:lvlText w:val=""/>
+      <w:lvlJc w:val="left"/>
+      <w:pPr>
+        <w:tabs>
+          <w:tab w:val="num" w:pos="6480"/>
+        </w:tabs>
+        <w:ind w:left="6480" w:hanging="360"/>
+      </w:pPr>
+      <w:rPr>
+        <w:rFonts w:ascii="Wingdings" w:hAnsi="Wingdings" w:hint="default"/>
+        <w:sz w:val="20"/>
+      </w:rPr>
+    </w:lvl>
+  </w:abstractNum>
+  <w:abstractNum w:abstractNumId="41" w15:restartNumberingAfterBreak="0">
+    <w:nsid w:val="7E491485"/>
+    <w:multiLevelType w:val="multilevel"/>
+    <w:tmpl w:val="AAB424E8"/>
     <w:lvl w:ilvl="0">
       <w:start w:val="1"/>
       <w:numFmt w:val="bullet"/>
@@ -9616,128 +9680,129 @@
     <w:abstractNumId w:val="32"/>
   </w:num>
   <w:num w:numId="2">
+    <w:abstractNumId w:val="4"/>
+  </w:num>
+  <w:num w:numId="3">
+    <w:abstractNumId w:val="25"/>
+  </w:num>
+  <w:num w:numId="4">
+    <w:abstractNumId w:val="1"/>
+  </w:num>
+  <w:num w:numId="5">
+    <w:abstractNumId w:val="6"/>
+  </w:num>
+  <w:num w:numId="6">
+    <w:abstractNumId w:val="40"/>
+  </w:num>
+  <w:num w:numId="7">
+    <w:abstractNumId w:val="24"/>
+  </w:num>
+  <w:num w:numId="8">
+    <w:abstractNumId w:val="11"/>
+  </w:num>
+  <w:num w:numId="9">
+    <w:abstractNumId w:val="20"/>
+  </w:num>
+  <w:num w:numId="10">
+    <w:abstractNumId w:val="21"/>
+  </w:num>
+  <w:num w:numId="11">
+    <w:abstractNumId w:val="17"/>
+  </w:num>
+  <w:num w:numId="12">
+    <w:abstractNumId w:val="12"/>
+  </w:num>
+  <w:num w:numId="13">
+    <w:abstractNumId w:val="29"/>
+  </w:num>
+  <w:num w:numId="14">
+    <w:abstractNumId w:val="34"/>
+  </w:num>
+  <w:num w:numId="15">
+    <w:abstractNumId w:val="5"/>
+  </w:num>
+  <w:num w:numId="16">
+    <w:abstractNumId w:val="10"/>
+  </w:num>
+  <w:num w:numId="17">
+    <w:abstractNumId w:val="8"/>
+  </w:num>
+  <w:num w:numId="18">
+    <w:abstractNumId w:val="28"/>
+  </w:num>
+  <w:num w:numId="19">
+    <w:abstractNumId w:val="37"/>
+  </w:num>
+  <w:num w:numId="20">
+    <w:abstractNumId w:val="14"/>
+  </w:num>
+  <w:num w:numId="21">
+    <w:abstractNumId w:val="0"/>
+  </w:num>
+  <w:num w:numId="22">
+    <w:abstractNumId w:val="26"/>
+  </w:num>
+  <w:num w:numId="23">
+    <w:abstractNumId w:val="39"/>
+  </w:num>
+  <w:num w:numId="24">
+    <w:abstractNumId w:val="35"/>
+  </w:num>
+  <w:num w:numId="25">
+    <w:abstractNumId w:val="36"/>
+  </w:num>
+  <w:num w:numId="26">
+    <w:abstractNumId w:val="27"/>
+  </w:num>
+  <w:num w:numId="27">
+    <w:abstractNumId w:val="31"/>
+  </w:num>
+  <w:num w:numId="28">
+    <w:abstractNumId w:val="19"/>
+  </w:num>
+  <w:num w:numId="29">
+    <w:abstractNumId w:val="22"/>
+  </w:num>
+  <w:num w:numId="30">
+    <w:abstractNumId w:val="18"/>
+  </w:num>
+  <w:num w:numId="31">
+    <w:abstractNumId w:val="41"/>
+  </w:num>
+  <w:num w:numId="32">
+    <w:abstractNumId w:val="23"/>
+  </w:num>
+  <w:num w:numId="33">
+    <w:abstractNumId w:val="9"/>
+  </w:num>
+  <w:num w:numId="34">
+    <w:abstractNumId w:val="3"/>
+  </w:num>
+  <w:num w:numId="35">
+    <w:abstractNumId w:val="33"/>
+  </w:num>
+  <w:num w:numId="36">
+    <w:abstractNumId w:val="13"/>
+  </w:num>
+  <w:num w:numId="37">
+    <w:abstractNumId w:val="2"/>
+  </w:num>
+  <w:num w:numId="38">
     <w:abstractNumId w:val="16"/>
   </w:num>
-  <w:num w:numId="3">
-    <w:abstractNumId w:val="3"/>
+  <w:num w:numId="39">
+    <w:abstractNumId w:val="38"/>
   </w:num>
-  <w:num w:numId="4">
-    <w:abstractNumId w:val="27"/>
+  <w:num w:numId="40">
+    <w:abstractNumId w:val="30"/>
   </w:num>
-  <w:num w:numId="5">
-    <w:abstractNumId w:val="19"/>
+  <w:num w:numId="41">
+    <w:abstractNumId w:val="7"/>
   </w:num>
-  <w:num w:numId="6">
-    <w:abstractNumId w:val="33"/>
-  </w:num>
-  <w:num w:numId="7">
-    <w:abstractNumId w:val="0"/>
-  </w:num>
-  <w:num w:numId="8">
-    <w:abstractNumId w:val="6"/>
-  </w:num>
-  <w:num w:numId="9">
-    <w:abstractNumId w:val="41"/>
-  </w:num>
-  <w:num w:numId="10">
-    <w:abstractNumId w:val="26"/>
-  </w:num>
-  <w:num w:numId="11">
-    <w:abstractNumId w:val="34"/>
-  </w:num>
-  <w:num w:numId="12">
-    <w:abstractNumId w:val="2"/>
-  </w:num>
-  <w:num w:numId="13">
-    <w:abstractNumId w:val="40"/>
-  </w:num>
-  <w:num w:numId="14">
-    <w:abstractNumId w:val="22"/>
-  </w:num>
-  <w:num w:numId="15">
-    <w:abstractNumId w:val="37"/>
-  </w:num>
-  <w:num w:numId="16">
-    <w:abstractNumId w:val="28"/>
-  </w:num>
-  <w:num w:numId="17">
-    <w:abstractNumId w:val="29"/>
-  </w:num>
-  <w:num w:numId="18">
-    <w:abstractNumId w:val="5"/>
-  </w:num>
-  <w:num w:numId="19">
+  <w:num w:numId="42">
     <w:abstractNumId w:val="15"/>
   </w:num>
-  <w:num w:numId="20">
-    <w:abstractNumId w:val="10"/>
-  </w:num>
-  <w:num w:numId="21">
-    <w:abstractNumId w:val="25"/>
-  </w:num>
-  <w:num w:numId="22">
-    <w:abstractNumId w:val="12"/>
-  </w:num>
-  <w:num w:numId="23">
-    <w:abstractNumId w:val="23"/>
-  </w:num>
-  <w:num w:numId="24">
-    <w:abstractNumId w:val="14"/>
-  </w:num>
-  <w:num w:numId="25">
-    <w:abstractNumId w:val="21"/>
-  </w:num>
-  <w:num w:numId="26">
-    <w:abstractNumId w:val="17"/>
-  </w:num>
-  <w:num w:numId="27">
-    <w:abstractNumId w:val="38"/>
-  </w:num>
-  <w:num w:numId="28">
-    <w:abstractNumId w:val="18"/>
-  </w:num>
-  <w:num w:numId="29">
-    <w:abstractNumId w:val="39"/>
-  </w:num>
-  <w:num w:numId="30">
-    <w:abstractNumId w:val="24"/>
-  </w:num>
-  <w:num w:numId="31">
-    <w:abstractNumId w:val="20"/>
-  </w:num>
-  <w:num w:numId="32">
-    <w:abstractNumId w:val="8"/>
-  </w:num>
-  <w:num w:numId="33">
-    <w:abstractNumId w:val="1"/>
-  </w:num>
-  <w:num w:numId="34">
-    <w:abstractNumId w:val="13"/>
-  </w:num>
-  <w:num w:numId="35">
-    <w:abstractNumId w:val="9"/>
-  </w:num>
-  <w:num w:numId="36">
-    <w:abstractNumId w:val="31"/>
-  </w:num>
-  <w:num w:numId="37">
-    <w:abstractNumId w:val="35"/>
-  </w:num>
-  <w:num w:numId="38">
-    <w:abstractNumId w:val="4"/>
-  </w:num>
-  <w:num w:numId="39">
-    <w:abstractNumId w:val="11"/>
-  </w:num>
-  <w:num w:numId="40">
-    <w:abstractNumId w:val="7"/>
-  </w:num>
-  <w:num w:numId="41">
-    <w:abstractNumId w:val="30"/>
-  </w:num>
-  <w:num w:numId="42">
-    <w:abstractNumId w:val="36"/>
-  </w:num>
+  <w:numIdMacAtCleanup w:val="42"/>
 </w:numbering>
 </file>
 
